--- a/Dobrytsia-Yurii/fomc/FOMC_Tonindex_Dobrytsia_30518764_Voll.docx
+++ b/Dobrytsia-Yurii/fomc/FOMC_Tonindex_Dobrytsia_30518764_Voll.docx
@@ -311,7 +311,7 @@
         <w:pStyle w:val="Heading1"/>
         <w:rPr/>
       </w:pPr>
-      <w:bookmarkStart w:id="0" w:name="__RefHeading___Toc3467_2356958593"/>
+      <w:bookmarkStart w:id="0" w:name="__RefHeading___Toc5298_1808196097"/>
       <w:bookmarkEnd w:id="0"/>
       <w:r>
         <w:rPr/>
@@ -335,7 +335,7 @@
       </w:pPr>
       <w:r>
         <w:rPr/>
-        <w:t>Diese Arbeit untersucht, ob sich der geldpolitische Ton der US-Notenbank automatisch erkennen lässt und ob er Zinsänderungen ankündigt. Grundlage sind 2.480 von Hand bewertete Sätze aus dem Datensatz von Shah et al. (2023) und 214 Statements der Jahre 2000 bis 2025. Verglichen werden die Mehrheitsklasse, TF-IDF mit logistischer Regression und ein feinabgestimmtes RoBERTa-base. RoBERTa erreicht auf der Testmenge einen gewichteten F1 von 0,716 und liegt damit etwa auf dem Niveau der Veröffentlichung, TF-IDF kommt auf 0,598. Aus den Vorhersagen entsteht ein Ton-Index je Statement. Er folgt den Zinszyklen, hängt aber am stärksten mit den Zinsänderungen der vergangenen 6 Monate zusammen (0,587). Nach vorn ist der Zusammenhang schwach, und bei der Richtung der folgenden Monate schlägt der Index eine einfache Trendregel nicht. Die Statements erklären also vor allem, was die Notenbank gerade tut.</w:t>
+        <w:t>Diese Arbeit untersucht, ob sich der geldpolitische Ton der US-Notenbank automatisch erkennen lässt und ob er Zinsänderungen ankündigt. Grundlage sind 2.480 von Hand bewertete Sätze aus dem Datensatz von Shah et al. (2023) und 214 Statements der Jahre 2000 bis 2025. Verglichen werden die Mehrheitsklasse, TF-IDF mit logistischer Regression und ein feinabgestimmtes RoBERTa-base. RoBERTa erreicht auf der Testmenge einen gewichteten F1 von 0,716 und liegt damit auf dem Niveau der Veröffentlichung, TF-IDF kommt auf 0,598. Aus den Vorhersagen entsteht ein Ton-Index je Statement. Er folgt den Zinszyklen, hängt am stärksten mit den Zinsänderungen der vergangenen 6 Monate zusammen (0,587). Nach vorn ist der Zusammenhang schwach, bei der Richtung der folgenden Monate schlägt der Index eine einfache Trendregel nicht, die Statements erklären also vor allem, was die Notenbank gerade tut.</w:t>
       </w:r>
     </w:p>
     <w:p>
@@ -343,7 +343,7 @@
         <w:pStyle w:val="Heading1"/>
         <w:rPr/>
       </w:pPr>
-      <w:bookmarkStart w:id="1" w:name="__RefHeading___Toc3469_2356958593"/>
+      <w:bookmarkStart w:id="1" w:name="__RefHeading___Toc5300_1808196097"/>
       <w:bookmarkEnd w:id="1"/>
       <w:r>
         <w:rPr/>
@@ -358,6 +358,16 @@
       <w:r>
         <w:rPr/>
         <w:t>Ich erkläre hiermit, dass ich die vorliegende Arbeit selbstständig verfasst und dabei keine anderen als die angegebenen Hilfsmittel benutzt habe. Sämtliche Stellen der Arbeit, die im Wortlaut oder dem Sinn nach Werken anderer Autoren entnommen sind, habe ich als solche kenntlich gemacht. Die Arbeit wurde bisher weder gesamt noch in Teilen einer anderen Prüfungsbehörde vorgelegt und auch noch nicht veröffentlicht.</w:t>
+      </w:r>
+    </w:p>
+    <w:p>
+      <w:pPr>
+        <w:pStyle w:val="Normal"/>
+        <w:rPr/>
+      </w:pPr>
+      <w:r>
+        <w:rPr/>
+        <w:t>Für die Codegenerierung und die Formulierung einzelner deutscher Sätze wurden KI-Werkzeuge eingesetzt.</w:t>
       </w:r>
     </w:p>
     <w:p>
@@ -423,7 +433,7 @@
         <w:pStyle w:val="Heading1"/>
         <w:rPr/>
       </w:pPr>
-      <w:bookmarkStart w:id="2" w:name="__RefHeading___Toc3471_2356958593"/>
+      <w:bookmarkStart w:id="2" w:name="__RefHeading___Toc5302_1808196097"/>
       <w:bookmarkEnd w:id="2"/>
       <w:r>
         <w:rPr/>
@@ -464,7 +474,7 @@
             </w:rPr>
             <w:fldChar w:fldCharType="separate"/>
           </w:r>
-          <w:hyperlink w:anchor="__RefHeading___Toc3467_2356958593">
+          <w:hyperlink w:anchor="__RefHeading___Toc5298_1808196097">
             <w:r>
               <w:rPr>
                 <w:webHidden/>
@@ -485,7 +495,7 @@
             </w:tabs>
             <w:rPr/>
           </w:pPr>
-          <w:hyperlink w:anchor="__RefHeading___Toc3469_2356958593">
+          <w:hyperlink w:anchor="__RefHeading___Toc5300_1808196097">
             <w:r>
               <w:rPr>
                 <w:webHidden/>
@@ -506,7 +516,7 @@
             </w:tabs>
             <w:rPr/>
           </w:pPr>
-          <w:hyperlink w:anchor="__RefHeading___Toc3471_2356958593">
+          <w:hyperlink w:anchor="__RefHeading___Toc5302_1808196097">
             <w:r>
               <w:rPr>
                 <w:webHidden/>
@@ -527,13 +537,13 @@
             </w:tabs>
             <w:rPr/>
           </w:pPr>
-          <w:hyperlink w:anchor="__RefHeading___Toc3473_2356958593">
+          <w:hyperlink w:anchor="__RefHeading___Toc5304_1808196097">
             <w:r>
               <w:rPr>
                 <w:webHidden/>
                 <w:rStyle w:val="IndexLink"/>
               </w:rPr>
-              <w:t>1 Problemstellung und Daten</w:t>
+              <w:t>1 Einleitung</w:t>
               <w:tab/>
               <w:t>1</w:t>
             </w:r>
@@ -548,7 +558,7 @@
             </w:tabs>
             <w:rPr/>
           </w:pPr>
-          <w:hyperlink w:anchor="__RefHeading___Toc3475_2356958593">
+          <w:hyperlink w:anchor="__RefHeading___Toc5306_1808196097">
             <w:r>
               <w:rPr>
                 <w:webHidden/>
@@ -569,7 +579,7 @@
             </w:tabs>
             <w:rPr/>
           </w:pPr>
-          <w:hyperlink w:anchor="__RefHeading___Toc3477_2356958593">
+          <w:hyperlink w:anchor="__RefHeading___Toc5308_1808196097">
             <w:r>
               <w:rPr>
                 <w:webHidden/>
@@ -590,7 +600,7 @@
             </w:tabs>
             <w:rPr/>
           </w:pPr>
-          <w:hyperlink w:anchor="__RefHeading___Toc3479_2356958593">
+          <w:hyperlink w:anchor="__RefHeading___Toc5310_1808196097">
             <w:r>
               <w:rPr>
                 <w:webHidden/>
@@ -598,7 +608,7 @@
               </w:rPr>
               <w:t>2 Stand der Technik</w:t>
               <w:tab/>
-              <w:t>4</w:t>
+              <w:t>5</w:t>
             </w:r>
           </w:hyperlink>
         </w:p>
@@ -611,55 +621,13 @@
             </w:tabs>
             <w:rPr/>
           </w:pPr>
-          <w:hyperlink w:anchor="__RefHeading___Toc3481_2356958593">
+          <w:hyperlink w:anchor="__RefHeading___Toc5312_1808196097">
             <w:r>
               <w:rPr>
                 <w:webHidden/>
                 <w:rStyle w:val="IndexLink"/>
               </w:rPr>
               <w:t>3 Lösung und Evaluation</w:t>
-              <w:tab/>
-              <w:t>5</w:t>
-            </w:r>
-          </w:hyperlink>
-        </w:p>
-        <w:p>
-          <w:pPr>
-            <w:pStyle w:val="TOC2"/>
-            <w:tabs>
-              <w:tab w:val="clear" w:pos="720"/>
-              <w:tab w:val="right" w:pos="8220" w:leader="dot"/>
-            </w:tabs>
-            <w:rPr/>
-          </w:pPr>
-          <w:hyperlink w:anchor="__RefHeading___Toc3483_2356958593">
-            <w:r>
-              <w:rPr>
-                <w:webHidden/>
-                <w:rStyle w:val="IndexLink"/>
-              </w:rPr>
-              <w:t>3.1 Vorgehen und Bewertungsmaße</w:t>
-              <w:tab/>
-              <w:t>5</w:t>
-            </w:r>
-          </w:hyperlink>
-        </w:p>
-        <w:p>
-          <w:pPr>
-            <w:pStyle w:val="TOC2"/>
-            <w:tabs>
-              <w:tab w:val="clear" w:pos="720"/>
-              <w:tab w:val="right" w:pos="8220" w:leader="dot"/>
-            </w:tabs>
-            <w:rPr/>
-          </w:pPr>
-          <w:hyperlink w:anchor="__RefHeading___Toc3485_2356958593">
-            <w:r>
-              <w:rPr>
-                <w:webHidden/>
-                <w:rStyle w:val="IndexLink"/>
-              </w:rPr>
-              <w:t>3.2 Mehrheitsklasse</w:t>
               <w:tab/>
               <w:t>6</w:t>
             </w:r>
@@ -674,13 +642,34 @@
             </w:tabs>
             <w:rPr/>
           </w:pPr>
-          <w:hyperlink w:anchor="__RefHeading___Toc3487_2356958593">
+          <w:hyperlink w:anchor="__RefHeading___Toc5314_1808196097">
             <w:r>
               <w:rPr>
                 <w:webHidden/>
                 <w:rStyle w:val="IndexLink"/>
               </w:rPr>
-              <w:t>3.3 TF-IDF mit logistischer Regression</w:t>
+              <w:t>3.1 Vorgehen und Bewertungsmaße</w:t>
+              <w:tab/>
+              <w:t>6</w:t>
+            </w:r>
+          </w:hyperlink>
+        </w:p>
+        <w:p>
+          <w:pPr>
+            <w:pStyle w:val="TOC2"/>
+            <w:tabs>
+              <w:tab w:val="clear" w:pos="720"/>
+              <w:tab w:val="right" w:pos="8220" w:leader="dot"/>
+            </w:tabs>
+            <w:rPr/>
+          </w:pPr>
+          <w:hyperlink w:anchor="__RefHeading___Toc5316_1808196097">
+            <w:r>
+              <w:rPr>
+                <w:webHidden/>
+                <w:rStyle w:val="IndexLink"/>
+              </w:rPr>
+              <w:t>3.2 Mehrheitsklasse</w:t>
               <w:tab/>
               <w:t>7</w:t>
             </w:r>
@@ -695,13 +684,13 @@
             </w:tabs>
             <w:rPr/>
           </w:pPr>
-          <w:hyperlink w:anchor="__RefHeading___Toc3489_2356958593">
+          <w:hyperlink w:anchor="__RefHeading___Toc5318_1808196097">
             <w:r>
               <w:rPr>
                 <w:webHidden/>
                 <w:rStyle w:val="IndexLink"/>
               </w:rPr>
-              <w:t>3.4 Feinabgestimmtes RoBERTa</w:t>
+              <w:t>3.3 TF-IDF mit logistischer Regression</w:t>
               <w:tab/>
               <w:t>8</w:t>
             </w:r>
@@ -716,13 +705,13 @@
             </w:tabs>
             <w:rPr/>
           </w:pPr>
-          <w:hyperlink w:anchor="__RefHeading___Toc3491_2356958593">
+          <w:hyperlink w:anchor="__RefHeading___Toc5320_1808196097">
             <w:r>
               <w:rPr>
                 <w:webHidden/>
                 <w:rStyle w:val="IndexLink"/>
               </w:rPr>
-              <w:t>3.5 Gesamtvergleich</w:t>
+              <w:t>3.4 Feinabgestimmtes RoBERTa</w:t>
               <w:tab/>
               <w:t>9</w:t>
             </w:r>
@@ -737,7 +726,28 @@
             </w:tabs>
             <w:rPr/>
           </w:pPr>
-          <w:hyperlink w:anchor="__RefHeading___Toc3493_2356958593">
+          <w:hyperlink w:anchor="__RefHeading___Toc5322_1808196097">
+            <w:r>
+              <w:rPr>
+                <w:webHidden/>
+                <w:rStyle w:val="IndexLink"/>
+              </w:rPr>
+              <w:t>3.5 Gesamtvergleich</w:t>
+              <w:tab/>
+              <w:t>10</w:t>
+            </w:r>
+          </w:hyperlink>
+        </w:p>
+        <w:p>
+          <w:pPr>
+            <w:pStyle w:val="TOC2"/>
+            <w:tabs>
+              <w:tab w:val="clear" w:pos="720"/>
+              <w:tab w:val="right" w:pos="8220" w:leader="dot"/>
+            </w:tabs>
+            <w:rPr/>
+          </w:pPr>
+          <w:hyperlink w:anchor="__RefHeading___Toc5324_1808196097">
             <w:r>
               <w:rPr>
                 <w:webHidden/>
@@ -745,7 +755,7 @@
               </w:rPr>
               <w:t>3.6 Ton-Index und Zinsentwicklung</w:t>
               <w:tab/>
-              <w:t>10</w:t>
+              <w:t>11</w:t>
             </w:r>
           </w:hyperlink>
         </w:p>
@@ -758,55 +768,13 @@
             </w:tabs>
             <w:rPr/>
           </w:pPr>
-          <w:hyperlink w:anchor="__RefHeading___Toc3495_2356958593">
+          <w:hyperlink w:anchor="__RefHeading___Toc5326_1808196097">
             <w:r>
               <w:rPr>
                 <w:webHidden/>
                 <w:rStyle w:val="IndexLink"/>
               </w:rPr>
               <w:t>4 Kritische Reflexion und Fazit</w:t>
-              <w:tab/>
-              <w:t>14</w:t>
-            </w:r>
-          </w:hyperlink>
-        </w:p>
-        <w:p>
-          <w:pPr>
-            <w:pStyle w:val="TOC2"/>
-            <w:tabs>
-              <w:tab w:val="clear" w:pos="720"/>
-              <w:tab w:val="right" w:pos="8220" w:leader="dot"/>
-            </w:tabs>
-            <w:rPr/>
-          </w:pPr>
-          <w:hyperlink w:anchor="__RefHeading___Toc3497_2356958593">
-            <w:r>
-              <w:rPr>
-                <w:webHidden/>
-                <w:rStyle w:val="IndexLink"/>
-              </w:rPr>
-              <w:t>4.1 Vergleich mit dem Stand der Technik</w:t>
-              <w:tab/>
-              <w:t>14</w:t>
-            </w:r>
-          </w:hyperlink>
-        </w:p>
-        <w:p>
-          <w:pPr>
-            <w:pStyle w:val="TOC2"/>
-            <w:tabs>
-              <w:tab w:val="clear" w:pos="720"/>
-              <w:tab w:val="right" w:pos="8220" w:leader="dot"/>
-            </w:tabs>
-            <w:rPr/>
-          </w:pPr>
-          <w:hyperlink w:anchor="__RefHeading___Toc3499_2356958593">
-            <w:r>
-              <w:rPr>
-                <w:webHidden/>
-                <w:rStyle w:val="IndexLink"/>
-              </w:rPr>
-              <w:t>4.2 Schwierigkeiten und Grenzen</w:t>
               <w:tab/>
               <w:t>15</w:t>
             </w:r>
@@ -821,13 +789,13 @@
             </w:tabs>
             <w:rPr/>
           </w:pPr>
-          <w:hyperlink w:anchor="__RefHeading___Toc3501_2356958593">
+          <w:hyperlink w:anchor="__RefHeading___Toc5328_1808196097">
             <w:r>
               <w:rPr>
                 <w:webHidden/>
                 <w:rStyle w:val="IndexLink"/>
               </w:rPr>
-              <w:t>4.3 Was ich gelernt habe und Fazit</w:t>
+              <w:t>4.1 Vergleich mit dem Stand der Technik</w:t>
               <w:tab/>
               <w:t>15</w:t>
             </w:r>
@@ -835,20 +803,41 @@
         </w:p>
         <w:p>
           <w:pPr>
-            <w:pStyle w:val="TOC1"/>
+            <w:pStyle w:val="TOC2"/>
             <w:tabs>
               <w:tab w:val="clear" w:pos="720"/>
               <w:tab w:val="right" w:pos="8220" w:leader="dot"/>
             </w:tabs>
             <w:rPr/>
           </w:pPr>
-          <w:hyperlink w:anchor="__RefHeading___Toc3503_2356958593">
+          <w:hyperlink w:anchor="__RefHeading___Toc5330_1808196097">
             <w:r>
               <w:rPr>
                 <w:webHidden/>
                 <w:rStyle w:val="IndexLink"/>
               </w:rPr>
-              <w:t>Literaturverzeichnis</w:t>
+              <w:t>4.2 Schwierigkeiten und Grenzen</w:t>
+              <w:tab/>
+              <w:t>16</w:t>
+            </w:r>
+          </w:hyperlink>
+        </w:p>
+        <w:p>
+          <w:pPr>
+            <w:pStyle w:val="TOC2"/>
+            <w:tabs>
+              <w:tab w:val="clear" w:pos="720"/>
+              <w:tab w:val="right" w:pos="8220" w:leader="dot"/>
+            </w:tabs>
+            <w:rPr/>
+          </w:pPr>
+          <w:hyperlink w:anchor="__RefHeading___Toc5332_1808196097">
+            <w:r>
+              <w:rPr>
+                <w:webHidden/>
+                <w:rStyle w:val="IndexLink"/>
+              </w:rPr>
+              <w:t>4.3 Fazit</w:t>
               <w:tab/>
               <w:t>17</w:t>
             </w:r>
@@ -863,13 +852,13 @@
             </w:tabs>
             <w:rPr/>
           </w:pPr>
-          <w:hyperlink w:anchor="__RefHeading___Toc3505_2356958593">
+          <w:hyperlink w:anchor="__RefHeading___Toc5334_1808196097">
             <w:r>
               <w:rPr>
                 <w:webHidden/>
                 <w:rStyle w:val="IndexLink"/>
               </w:rPr>
-              <w:t>Abbildungsverzeichnis</w:t>
+              <w:t>Literaturverzeichnis</w:t>
               <w:tab/>
               <w:t>18</w:t>
             </w:r>
@@ -884,13 +873,13 @@
             </w:tabs>
             <w:rPr/>
           </w:pPr>
-          <w:hyperlink w:anchor="__RefHeading___Toc3507_2356958593">
+          <w:hyperlink w:anchor="__RefHeading___Toc5336_1808196097">
             <w:r>
               <w:rPr>
                 <w:webHidden/>
                 <w:rStyle w:val="IndexLink"/>
               </w:rPr>
-              <w:t>Tabellenverzeichnis</w:t>
+              <w:t>Abbildungsverzeichnis</w:t>
               <w:tab/>
               <w:t>19</w:t>
             </w:r>
@@ -905,7 +894,28 @@
             </w:tabs>
             <w:rPr/>
           </w:pPr>
-          <w:hyperlink w:anchor="__RefHeading___Toc3509_2356958593">
+          <w:hyperlink w:anchor="__RefHeading___Toc5338_1808196097">
+            <w:r>
+              <w:rPr>
+                <w:webHidden/>
+                <w:rStyle w:val="IndexLink"/>
+              </w:rPr>
+              <w:t>Tabellenverzeichnis</w:t>
+              <w:tab/>
+              <w:t>20</w:t>
+            </w:r>
+          </w:hyperlink>
+        </w:p>
+        <w:p>
+          <w:pPr>
+            <w:pStyle w:val="TOC1"/>
+            <w:tabs>
+              <w:tab w:val="clear" w:pos="720"/>
+              <w:tab w:val="right" w:pos="8220" w:leader="dot"/>
+            </w:tabs>
+            <w:rPr/>
+          </w:pPr>
+          <w:hyperlink w:anchor="__RefHeading___Toc5340_1808196097">
             <w:r>
               <w:rPr>
                 <w:webHidden/>
@@ -913,7 +923,7 @@
               </w:rPr>
               <w:t>Listingverzeichnis</w:t>
               <w:tab/>
-              <w:t>20</w:t>
+              <w:t>21</w:t>
             </w:r>
           </w:hyperlink>
           <w:r>
@@ -945,11 +955,11 @@
         <w:pStyle w:val="Heading1"/>
         <w:rPr/>
       </w:pPr>
-      <w:bookmarkStart w:id="3" w:name="__RefHeading___Toc3473_2356958593"/>
+      <w:bookmarkStart w:id="3" w:name="__RefHeading___Toc5304_1808196097"/>
       <w:bookmarkEnd w:id="3"/>
       <w:r>
         <w:rPr/>
-        <w:t>1 Problemstellung und Daten</w:t>
+        <w:t>1 Einleitung</w:t>
       </w:r>
     </w:p>
     <w:p>
@@ -957,7 +967,7 @@
         <w:pStyle w:val="Heading2"/>
         <w:rPr/>
       </w:pPr>
-      <w:bookmarkStart w:id="4" w:name="__RefHeading___Toc3475_2356958593"/>
+      <w:bookmarkStart w:id="4" w:name="__RefHeading___Toc5306_1808196097"/>
       <w:bookmarkEnd w:id="4"/>
       <w:r>
         <w:rPr/>
@@ -971,7 +981,7 @@
       </w:pPr>
       <w:r>
         <w:rPr/>
-        <w:t>Nach jeder Sitzung veröffentlicht der Offenmarktausschuss der US-Notenbank (Federal Open Market Committee, FOMC) eine kurze Erklärung, das Statement. Darin steht die Zinsentscheidung, vor allem aber eine Einschätzung der Lage. An den Finanzmärkten wird jedes Wort gelesen, denn der Ton verrät, ob die Notenbank eher zu höheren Zinsen neigt oder zu niedrigeren. Im Fachjargon nennt man einen Ton, der auf höhere Zinsen hindeutet, hawkish, den gegenteiligen dovish. Im Folgenden verwende ich dafür restriktiv und expansiv. Wer Kredite aufnimmt, Anleihen hält oder Unternehmen bewertet, möchte diese Richtung möglichst früh kennen.</w:t>
+        <w:t>Nach jeder Sitzung veröffentlicht der Offenmarktausschuss der US-Notenbank (Federal Open Market Committee, FOMC) eine kurze Erklärung, das Statement. Darin steht die Zinsentscheidung, vor allem aber eine Einschätzung der Lage. An den Finanzmärkten wird jedes Wort gelesen, denn der Ton verrät, ob die Notenbank eher zu höheren Zinsen neigt oder zu niedrigeren. Im Fachjargon nennt man einen Ton, der auf höhere Zinsen hindeutet, „hawkish“, den gegenteiligen „dovish“. Im Folgenden verwende ich dafür restriktiv und expansiv. Wer Kredite aufnimmt, Anleihen hält oder Unternehmen bewertet, möchte diese Richtung möglichst früh kennen.</w:t>
       </w:r>
     </w:p>
     <w:p>
@@ -981,7 +991,7 @@
       </w:pPr>
       <w:r>
         <w:rPr/>
-        <w:t>Mich interessiert das Thema auch aus der Praxis. Im landwirtschaftlichen Betrieb meiner Familie hängen Investitionen in Land und Maschinen direkt an den Finanzierungskosten, und bei Start-ups und Beteiligungen, mit denen ich mich beruflich beschäftige, bestimmt der Zins die Bewertung mit.</w:t>
+        <w:t>Die Arbeit besteht aus 2 Schritten. Zuerst soll ein Modell einzelne Sätze der Notenbank als restriktiv, expansiv oder neutral einordnen. Das ist eine Textklassifikation mit 3 Klassen. Danach fasse ich die Vorhersagen für jedes Statement zu einem Ton-Index zusammen und prüfe, ob dieser Index den Zinsentscheidungen vorausläuft. Erst der zweite Schritt macht aus der Klassifikation eine Aussage, mit der man etwas anfangen kann. Daraus ergibt sich die Forschungsfrage:</w:t>
       </w:r>
     </w:p>
     <w:p>
@@ -990,8 +1000,22 @@
         <w:rPr/>
       </w:pPr>
       <w:r>
-        <w:rPr/>
-        <w:t>Die Arbeit besteht aus zwei Schritten. Zuerst soll ein Modell einzelne Sätze der Notenbank als restriktiv, expansiv oder neutral einordnen. Das ist eine Textklassifikation mit drei Klassen. Danach fasse ich die Vorhersagen für jedes Statement zu einem Ton-Index zusammen und prüfe, ob dieser Index den Zinsentscheidungen vorausläuft. Erst der zweite Schritt macht aus der Klassifikation eine Aussage, mit der man etwas anfangen kann. Daraus ergibt sich die Forschungsfrage.</w:t>
+        <w:rPr>
+          <w:i/>
+        </w:rPr>
+        <w:t>Wie genau lässt sich der geldpolitische Ton einzelner Sätze der US-Notenbank automatisch als restriktiv, expansiv oder neutral einordnen, und läuft ein daraus gebildeter Ton-Index den Zinsänderungen voraus?</w:t>
+      </w:r>
+    </w:p>
+    <w:p>
+      <w:pPr>
+        <w:pStyle w:val="Heading2"/>
+        <w:rPr/>
+      </w:pPr>
+      <w:bookmarkStart w:id="5" w:name="__RefHeading___Toc5308_1808196097"/>
+      <w:bookmarkEnd w:id="5"/>
+      <w:r>
+        <w:rPr/>
+        <w:t>1.2 Daten</w:t>
       </w:r>
     </w:p>
     <w:p>
@@ -1000,32 +1024,8 @@
         <w:rPr/>
       </w:pPr>
       <w:r>
-        <w:rPr>
-          <w:b/>
-        </w:rPr>
-        <w:t>Wie genau lässt sich der geldpolitische Ton einzelner Sätze der US-Notenbank automatisch als restriktiv, expansiv oder neutral einordnen, und läuft ein daraus gebildeter Ton-Index den Zinsänderungen voraus?</w:t>
-      </w:r>
-    </w:p>
-    <w:p>
-      <w:pPr>
-        <w:pStyle w:val="Heading2"/>
-        <w:rPr/>
-      </w:pPr>
-      <w:bookmarkStart w:id="5" w:name="__RefHeading___Toc3477_2356958593"/>
-      <w:bookmarkEnd w:id="5"/>
-      <w:r>
-        <w:rPr/>
-        <w:t>1.2 Daten</w:t>
-      </w:r>
-    </w:p>
-    <w:p>
-      <w:pPr>
-        <w:pStyle w:val="Normal"/>
-        <w:rPr/>
-      </w:pPr>
-      <w:r>
-        <w:rPr/>
-        <w:t>Für den ersten Schritt nutze ich den Datensatz von Shah et al. (2023). Er enthält von Hand bewertete Sätze aus Sitzungsprotokollen, Pressekonferenzen und Reden der Notenbank aus den Jahren 1996 bis 2022. Jeder Satz trägt eines von drei Labels. Die Autoren stellen die Daten unter der Lizenz CC BY-NC 4.0 auf Hugging Face bereit, bereits aufgeteilt in Training und Test. Die folgenden Zellen richten die Umgebung ein und laden die Daten.</w:t>
+        <w:rPr/>
+        <w:t>Für den ersten Schritt nutze ich den Datensatz von Shah et al. (2023). Er enthält von Hand bewertete Sätze aus FOMC-Sitzungsprotokollen, Pressekonferenzen und Reden der Notenbank aus 1996 bis 2022. Jeder Satz trägt 1 von 3 Labels. Die Autoren stellen die Daten unter der Lizenz CC BY-NC 4.0 auf Hugging Face bereit, bereits aufgeteilt in Training und Test. Die folgenden Zellen richten die Umgebung ein und laden die Daten.</w:t>
       </w:r>
     </w:p>
     <w:p>
@@ -1614,7 +1614,16 @@
           <w:rFonts w:eastAsia="Courier New" w:cs="Courier New" w:ascii="Courier New" w:hAnsi="Courier New"/>
           <w:sz w:val="16"/>
         </w:rPr>
-        <w:t>)</w:t>
+        <w:t xml:space="preserve">)  </w:t>
+      </w:r>
+      <w:r>
+        <w:rPr>
+          <w:rFonts w:eastAsia="Courier New" w:cs="Courier New" w:ascii="Courier New" w:hAnsi="Courier New"/>
+          <w:b w:val="false"/>
+          <w:color w:val="008000"/>
+          <w:sz w:val="16"/>
+        </w:rPr>
+        <w:t># lokale Daten, Quelle: https://huggingface.co/datasets/gtfintechlab/fomc_communication</w:t>
       </w:r>
       <w:r>
         <w:rPr/>
@@ -1682,7 +1691,7 @@
           <w:color w:val="008000"/>
           <w:sz w:val="16"/>
         </w:rPr>
-        <w:t># Label 0, 1, 2 wie im Datensatz</w:t>
+        <w:t>#Label 0, 1, 2 (Dataset)</w:t>
       </w:r>
       <w:r>
         <w:rPr/>
@@ -1736,7 +1745,7 @@
           <w:rFonts w:eastAsia="Courier New" w:cs="Courier New" w:ascii="Courier New" w:hAnsi="Courier New"/>
           <w:sz w:val="16"/>
         </w:rPr>
-        <w:t xml:space="preserve">train = pd.read_csv(DATA / </w:t>
+        <w:t xml:space="preserve">HF = </w:t>
       </w:r>
       <w:r>
         <w:rPr>
@@ -1745,136 +1754,11 @@
           <w:color w:val="A0169E"/>
           <w:sz w:val="16"/>
         </w:rPr>
-        <w:t>'fomc_train.csv'</w:t>
-      </w:r>
-      <w:r>
-        <w:rPr>
-          <w:rFonts w:eastAsia="Courier New" w:cs="Courier New" w:ascii="Courier New" w:hAnsi="Courier New"/>
-          <w:sz w:val="16"/>
-        </w:rPr>
-        <w:t>)</w:t>
+        <w:t>'https://huggingface.co/datasets/gtfintechlab/fomc_communication/resolve/main/'</w:t>
       </w:r>
       <w:r>
         <w:rPr/>
         <w:br/>
-      </w:r>
-      <w:r>
-        <w:rPr>
-          <w:rFonts w:eastAsia="Courier New" w:cs="Courier New" w:ascii="Courier New" w:hAnsi="Courier New"/>
-          <w:sz w:val="16"/>
-        </w:rPr>
-        <w:t xml:space="preserve">test = pd.read_csv(DATA / </w:t>
-      </w:r>
-      <w:r>
-        <w:rPr>
-          <w:rFonts w:eastAsia="Courier New" w:cs="Courier New" w:ascii="Courier New" w:hAnsi="Courier New"/>
-          <w:b w:val="false"/>
-          <w:color w:val="A0169E"/>
-          <w:sz w:val="16"/>
-        </w:rPr>
-        <w:t>'fomc_test.csv'</w:t>
-      </w:r>
-      <w:r>
-        <w:rPr>
-          <w:rFonts w:eastAsia="Courier New" w:cs="Courier New" w:ascii="Courier New" w:hAnsi="Courier New"/>
-          <w:sz w:val="16"/>
-        </w:rPr>
-        <w:t xml:space="preserve">)  </w:t>
-      </w:r>
-      <w:r>
-        <w:rPr>
-          <w:rFonts w:eastAsia="Courier New" w:cs="Courier New" w:ascii="Courier New" w:hAnsi="Courier New"/>
-          <w:b w:val="false"/>
-          <w:color w:val="008000"/>
-          <w:sz w:val="16"/>
-        </w:rPr>
-        <w:t># Aufteilung von Hugging Face, laut Dateiname Seed 944601</w:t>
-      </w:r>
-      <w:r>
-        <w:rPr/>
-        <w:br/>
-      </w:r>
-      <w:r>
-        <w:rPr>
-          <w:rFonts w:eastAsia="Courier New" w:cs="Courier New" w:ascii="Courier New" w:hAnsi="Courier New"/>
-          <w:sz w:val="16"/>
-        </w:rPr>
-        <w:t>counts = pd.DataFrame({</w:t>
-      </w:r>
-      <w:r>
-        <w:rPr>
-          <w:rFonts w:eastAsia="Courier New" w:cs="Courier New" w:ascii="Courier New" w:hAnsi="Courier New"/>
-          <w:b w:val="false"/>
-          <w:color w:val="A0169E"/>
-          <w:sz w:val="16"/>
-        </w:rPr>
-        <w:t>'train'</w:t>
-      </w:r>
-      <w:r>
-        <w:rPr>
-          <w:rFonts w:eastAsia="Courier New" w:cs="Courier New" w:ascii="Courier New" w:hAnsi="Courier New"/>
-          <w:sz w:val="16"/>
-        </w:rPr>
-        <w:t>: train[</w:t>
-      </w:r>
-      <w:r>
-        <w:rPr>
-          <w:rFonts w:eastAsia="Courier New" w:cs="Courier New" w:ascii="Courier New" w:hAnsi="Courier New"/>
-          <w:b w:val="false"/>
-          <w:color w:val="A0169E"/>
-          <w:sz w:val="16"/>
-        </w:rPr>
-        <w:t>'label'</w:t>
-      </w:r>
-      <w:r>
-        <w:rPr>
-          <w:rFonts w:eastAsia="Courier New" w:cs="Courier New" w:ascii="Courier New" w:hAnsi="Courier New"/>
-          <w:sz w:val="16"/>
-        </w:rPr>
-        <w:t xml:space="preserve">].value_counts(), </w:t>
-      </w:r>
-      <w:r>
-        <w:rPr>
-          <w:rFonts w:eastAsia="Courier New" w:cs="Courier New" w:ascii="Courier New" w:hAnsi="Courier New"/>
-          <w:b w:val="false"/>
-          <w:color w:val="A0169E"/>
-          <w:sz w:val="16"/>
-        </w:rPr>
-        <w:t>'test'</w:t>
-      </w:r>
-      <w:r>
-        <w:rPr>
-          <w:rFonts w:eastAsia="Courier New" w:cs="Courier New" w:ascii="Courier New" w:hAnsi="Courier New"/>
-          <w:sz w:val="16"/>
-        </w:rPr>
-        <w:t>: test[</w:t>
-      </w:r>
-      <w:r>
-        <w:rPr>
-          <w:rFonts w:eastAsia="Courier New" w:cs="Courier New" w:ascii="Courier New" w:hAnsi="Courier New"/>
-          <w:b w:val="false"/>
-          <w:color w:val="A0169E"/>
-          <w:sz w:val="16"/>
-        </w:rPr>
-        <w:t>'label'</w:t>
-      </w:r>
-      <w:r>
-        <w:rPr>
-          <w:rFonts w:eastAsia="Courier New" w:cs="Courier New" w:ascii="Courier New" w:hAnsi="Courier New"/>
-          <w:sz w:val="16"/>
-        </w:rPr>
-        <w:t>].value_counts()})</w:t>
-      </w:r>
-      <w:r>
-        <w:rPr/>
-        <w:br/>
-      </w:r>
-      <w:r>
-        <w:rPr>
-          <w:rFonts w:eastAsia="Courier New" w:cs="Courier New" w:ascii="Courier New" w:hAnsi="Courier New"/>
-          <w:sz w:val="16"/>
-        </w:rPr>
-        <w:t xml:space="preserve">counts.index = [NAMES[i] </w:t>
       </w:r>
       <w:r>
         <w:rPr>
@@ -1890,7 +1774,7 @@
           <w:rFonts w:eastAsia="Courier New" w:cs="Courier New" w:ascii="Courier New" w:hAnsi="Courier New"/>
           <w:sz w:val="16"/>
         </w:rPr>
-        <w:t xml:space="preserve"> i </w:t>
+        <w:t xml:space="preserve"> part </w:t>
       </w:r>
       <w:r>
         <w:rPr>
@@ -1906,6 +1790,385 @@
           <w:rFonts w:eastAsia="Courier New" w:cs="Courier New" w:ascii="Courier New" w:hAnsi="Courier New"/>
           <w:sz w:val="16"/>
         </w:rPr>
+        <w:t xml:space="preserve"> [</w:t>
+      </w:r>
+      <w:r>
+        <w:rPr>
+          <w:rFonts w:eastAsia="Courier New" w:cs="Courier New" w:ascii="Courier New" w:hAnsi="Courier New"/>
+          <w:b w:val="false"/>
+          <w:color w:val="A0169E"/>
+          <w:sz w:val="16"/>
+        </w:rPr>
+        <w:t>'train'</w:t>
+      </w:r>
+      <w:r>
+        <w:rPr>
+          <w:rFonts w:eastAsia="Courier New" w:cs="Courier New" w:ascii="Courier New" w:hAnsi="Courier New"/>
+          <w:sz w:val="16"/>
+        </w:rPr>
+        <w:t xml:space="preserve">, </w:t>
+      </w:r>
+      <w:r>
+        <w:rPr>
+          <w:rFonts w:eastAsia="Courier New" w:cs="Courier New" w:ascii="Courier New" w:hAnsi="Courier New"/>
+          <w:b w:val="false"/>
+          <w:color w:val="A0169E"/>
+          <w:sz w:val="16"/>
+        </w:rPr>
+        <w:t>'test'</w:t>
+      </w:r>
+      <w:r>
+        <w:rPr>
+          <w:rFonts w:eastAsia="Courier New" w:cs="Courier New" w:ascii="Courier New" w:hAnsi="Courier New"/>
+          <w:sz w:val="16"/>
+        </w:rPr>
+        <w:t xml:space="preserve">]:  </w:t>
+      </w:r>
+      <w:r>
+        <w:rPr>
+          <w:rFonts w:eastAsia="Courier New" w:cs="Courier New" w:ascii="Courier New" w:hAnsi="Courier New"/>
+          <w:b w:val="false"/>
+          <w:color w:val="008000"/>
+          <w:sz w:val="16"/>
+        </w:rPr>
+        <w:t># beim ersten Lauf von Hugging Face laden und lokal speichern</w:t>
+      </w:r>
+      <w:r>
+        <w:rPr/>
+        <w:br/>
+      </w:r>
+      <w:r>
+        <w:rPr>
+          <w:rFonts w:eastAsia="Courier New" w:cs="Courier New" w:ascii="Courier New" w:hAnsi="Courier New"/>
+          <w:sz w:val="16"/>
+        </w:rPr>
+        <w:t xml:space="preserve">    </w:t>
+      </w:r>
+      <w:r>
+        <w:rPr>
+          <w:rFonts w:eastAsia="Courier New" w:cs="Courier New" w:ascii="Courier New" w:hAnsi="Courier New"/>
+          <w:b/>
+          <w:color w:val="0000CC"/>
+          <w:sz w:val="16"/>
+        </w:rPr>
+        <w:t>if</w:t>
+      </w:r>
+      <w:r>
+        <w:rPr>
+          <w:rFonts w:eastAsia="Courier New" w:cs="Courier New" w:ascii="Courier New" w:hAnsi="Courier New"/>
+          <w:sz w:val="16"/>
+        </w:rPr>
+        <w:t xml:space="preserve"> </w:t>
+      </w:r>
+      <w:r>
+        <w:rPr>
+          <w:rFonts w:eastAsia="Courier New" w:cs="Courier New" w:ascii="Courier New" w:hAnsi="Courier New"/>
+          <w:b/>
+          <w:color w:val="0000CC"/>
+          <w:sz w:val="16"/>
+        </w:rPr>
+        <w:t>not</w:t>
+      </w:r>
+      <w:r>
+        <w:rPr>
+          <w:rFonts w:eastAsia="Courier New" w:cs="Courier New" w:ascii="Courier New" w:hAnsi="Courier New"/>
+          <w:sz w:val="16"/>
+        </w:rPr>
+        <w:t xml:space="preserve"> (DATA / </w:t>
+      </w:r>
+      <w:r>
+        <w:rPr>
+          <w:rFonts w:eastAsia="Courier New" w:cs="Courier New" w:ascii="Courier New" w:hAnsi="Courier New"/>
+          <w:b w:val="false"/>
+          <w:color w:val="A0169E"/>
+          <w:sz w:val="16"/>
+        </w:rPr>
+        <w:t>f'fomc_{</w:t>
+      </w:r>
+      <w:r>
+        <w:rPr>
+          <w:rFonts w:eastAsia="Courier New" w:cs="Courier New" w:ascii="Courier New" w:hAnsi="Courier New"/>
+          <w:sz w:val="16"/>
+        </w:rPr>
+        <w:t>part</w:t>
+      </w:r>
+      <w:r>
+        <w:rPr>
+          <w:rFonts w:eastAsia="Courier New" w:cs="Courier New" w:ascii="Courier New" w:hAnsi="Courier New"/>
+          <w:b w:val="false"/>
+          <w:color w:val="A0169E"/>
+          <w:sz w:val="16"/>
+        </w:rPr>
+        <w:t>}.csv'</w:t>
+      </w:r>
+      <w:r>
+        <w:rPr>
+          <w:rFonts w:eastAsia="Courier New" w:cs="Courier New" w:ascii="Courier New" w:hAnsi="Courier New"/>
+          <w:sz w:val="16"/>
+        </w:rPr>
+        <w:t>).exists():</w:t>
+      </w:r>
+      <w:r>
+        <w:rPr/>
+        <w:br/>
+      </w:r>
+      <w:r>
+        <w:rPr>
+          <w:rFonts w:eastAsia="Courier New" w:cs="Courier New" w:ascii="Courier New" w:hAnsi="Courier New"/>
+          <w:sz w:val="16"/>
+        </w:rPr>
+        <w:t xml:space="preserve">        pd.read_csv(HF + </w:t>
+      </w:r>
+      <w:r>
+        <w:rPr>
+          <w:rFonts w:eastAsia="Courier New" w:cs="Courier New" w:ascii="Courier New" w:hAnsi="Courier New"/>
+          <w:b w:val="false"/>
+          <w:color w:val="A0169E"/>
+          <w:sz w:val="16"/>
+        </w:rPr>
+        <w:t>f'{</w:t>
+      </w:r>
+      <w:r>
+        <w:rPr>
+          <w:rFonts w:eastAsia="Courier New" w:cs="Courier New" w:ascii="Courier New" w:hAnsi="Courier New"/>
+          <w:sz w:val="16"/>
+        </w:rPr>
+        <w:t>part</w:t>
+      </w:r>
+      <w:r>
+        <w:rPr>
+          <w:rFonts w:eastAsia="Courier New" w:cs="Courier New" w:ascii="Courier New" w:hAnsi="Courier New"/>
+          <w:b w:val="false"/>
+          <w:color w:val="A0169E"/>
+          <w:sz w:val="16"/>
+        </w:rPr>
+        <w:t>}.csv'</w:t>
+      </w:r>
+      <w:r>
+        <w:rPr>
+          <w:rFonts w:eastAsia="Courier New" w:cs="Courier New" w:ascii="Courier New" w:hAnsi="Courier New"/>
+          <w:sz w:val="16"/>
+        </w:rPr>
+        <w:t xml:space="preserve">).to_csv(DATA / </w:t>
+      </w:r>
+      <w:r>
+        <w:rPr>
+          <w:rFonts w:eastAsia="Courier New" w:cs="Courier New" w:ascii="Courier New" w:hAnsi="Courier New"/>
+          <w:b w:val="false"/>
+          <w:color w:val="A0169E"/>
+          <w:sz w:val="16"/>
+        </w:rPr>
+        <w:t>f'fomc_{</w:t>
+      </w:r>
+      <w:r>
+        <w:rPr>
+          <w:rFonts w:eastAsia="Courier New" w:cs="Courier New" w:ascii="Courier New" w:hAnsi="Courier New"/>
+          <w:sz w:val="16"/>
+        </w:rPr>
+        <w:t>part</w:t>
+      </w:r>
+      <w:r>
+        <w:rPr>
+          <w:rFonts w:eastAsia="Courier New" w:cs="Courier New" w:ascii="Courier New" w:hAnsi="Courier New"/>
+          <w:b w:val="false"/>
+          <w:color w:val="A0169E"/>
+          <w:sz w:val="16"/>
+        </w:rPr>
+        <w:t>}.csv'</w:t>
+      </w:r>
+      <w:r>
+        <w:rPr>
+          <w:rFonts w:eastAsia="Courier New" w:cs="Courier New" w:ascii="Courier New" w:hAnsi="Courier New"/>
+          <w:sz w:val="16"/>
+        </w:rPr>
+        <w:t>, index=</w:t>
+      </w:r>
+      <w:r>
+        <w:rPr>
+          <w:rFonts w:eastAsia="Courier New" w:cs="Courier New" w:ascii="Courier New" w:hAnsi="Courier New"/>
+          <w:b/>
+          <w:color w:val="0000CC"/>
+          <w:sz w:val="16"/>
+        </w:rPr>
+        <w:t>False</w:t>
+      </w:r>
+      <w:r>
+        <w:rPr>
+          <w:rFonts w:eastAsia="Courier New" w:cs="Courier New" w:ascii="Courier New" w:hAnsi="Courier New"/>
+          <w:sz w:val="16"/>
+        </w:rPr>
+        <w:t>)</w:t>
+      </w:r>
+      <w:r>
+        <w:rPr/>
+        <w:br/>
+      </w:r>
+      <w:r>
+        <w:rPr>
+          <w:rFonts w:eastAsia="Courier New" w:cs="Courier New" w:ascii="Courier New" w:hAnsi="Courier New"/>
+          <w:sz w:val="16"/>
+        </w:rPr>
+        <w:t xml:space="preserve">train = pd.read_csv(DATA / </w:t>
+      </w:r>
+      <w:r>
+        <w:rPr>
+          <w:rFonts w:eastAsia="Courier New" w:cs="Courier New" w:ascii="Courier New" w:hAnsi="Courier New"/>
+          <w:b w:val="false"/>
+          <w:color w:val="A0169E"/>
+          <w:sz w:val="16"/>
+        </w:rPr>
+        <w:t>'fomc_train.csv'</w:t>
+      </w:r>
+      <w:r>
+        <w:rPr>
+          <w:rFonts w:eastAsia="Courier New" w:cs="Courier New" w:ascii="Courier New" w:hAnsi="Courier New"/>
+          <w:sz w:val="16"/>
+        </w:rPr>
+        <w:t>)</w:t>
+      </w:r>
+      <w:r>
+        <w:rPr/>
+        <w:br/>
+      </w:r>
+      <w:r>
+        <w:rPr>
+          <w:rFonts w:eastAsia="Courier New" w:cs="Courier New" w:ascii="Courier New" w:hAnsi="Courier New"/>
+          <w:sz w:val="16"/>
+        </w:rPr>
+        <w:t xml:space="preserve">test = pd.read_csv(DATA / </w:t>
+      </w:r>
+      <w:r>
+        <w:rPr>
+          <w:rFonts w:eastAsia="Courier New" w:cs="Courier New" w:ascii="Courier New" w:hAnsi="Courier New"/>
+          <w:b w:val="false"/>
+          <w:color w:val="A0169E"/>
+          <w:sz w:val="16"/>
+        </w:rPr>
+        <w:t>'fomc_test.csv'</w:t>
+      </w:r>
+      <w:r>
+        <w:rPr>
+          <w:rFonts w:eastAsia="Courier New" w:cs="Courier New" w:ascii="Courier New" w:hAnsi="Courier New"/>
+          <w:sz w:val="16"/>
+        </w:rPr>
+        <w:t xml:space="preserve">) </w:t>
+      </w:r>
+      <w:r>
+        <w:rPr/>
+        <w:br/>
+      </w:r>
+      <w:r>
+        <w:rPr>
+          <w:rFonts w:eastAsia="Courier New" w:cs="Courier New" w:ascii="Courier New" w:hAnsi="Courier New"/>
+          <w:sz w:val="16"/>
+        </w:rPr>
+        <w:t>counts = pd.DataFrame({</w:t>
+      </w:r>
+      <w:r>
+        <w:rPr>
+          <w:rFonts w:eastAsia="Courier New" w:cs="Courier New" w:ascii="Courier New" w:hAnsi="Courier New"/>
+          <w:b w:val="false"/>
+          <w:color w:val="A0169E"/>
+          <w:sz w:val="16"/>
+        </w:rPr>
+        <w:t>'train'</w:t>
+      </w:r>
+      <w:r>
+        <w:rPr>
+          <w:rFonts w:eastAsia="Courier New" w:cs="Courier New" w:ascii="Courier New" w:hAnsi="Courier New"/>
+          <w:sz w:val="16"/>
+        </w:rPr>
+        <w:t>: train[</w:t>
+      </w:r>
+      <w:r>
+        <w:rPr>
+          <w:rFonts w:eastAsia="Courier New" w:cs="Courier New" w:ascii="Courier New" w:hAnsi="Courier New"/>
+          <w:b w:val="false"/>
+          <w:color w:val="A0169E"/>
+          <w:sz w:val="16"/>
+        </w:rPr>
+        <w:t>'label'</w:t>
+      </w:r>
+      <w:r>
+        <w:rPr>
+          <w:rFonts w:eastAsia="Courier New" w:cs="Courier New" w:ascii="Courier New" w:hAnsi="Courier New"/>
+          <w:sz w:val="16"/>
+        </w:rPr>
+        <w:t xml:space="preserve">].value_counts(), </w:t>
+      </w:r>
+      <w:r>
+        <w:rPr>
+          <w:rFonts w:eastAsia="Courier New" w:cs="Courier New" w:ascii="Courier New" w:hAnsi="Courier New"/>
+          <w:b w:val="false"/>
+          <w:color w:val="A0169E"/>
+          <w:sz w:val="16"/>
+        </w:rPr>
+        <w:t>'test'</w:t>
+      </w:r>
+      <w:r>
+        <w:rPr>
+          <w:rFonts w:eastAsia="Courier New" w:cs="Courier New" w:ascii="Courier New" w:hAnsi="Courier New"/>
+          <w:sz w:val="16"/>
+        </w:rPr>
+        <w:t>: test[</w:t>
+      </w:r>
+      <w:r>
+        <w:rPr>
+          <w:rFonts w:eastAsia="Courier New" w:cs="Courier New" w:ascii="Courier New" w:hAnsi="Courier New"/>
+          <w:b w:val="false"/>
+          <w:color w:val="A0169E"/>
+          <w:sz w:val="16"/>
+        </w:rPr>
+        <w:t>'label'</w:t>
+      </w:r>
+      <w:r>
+        <w:rPr>
+          <w:rFonts w:eastAsia="Courier New" w:cs="Courier New" w:ascii="Courier New" w:hAnsi="Courier New"/>
+          <w:sz w:val="16"/>
+        </w:rPr>
+        <w:t>].value_counts()})</w:t>
+      </w:r>
+      <w:r>
+        <w:rPr/>
+        <w:br/>
+      </w:r>
+      <w:r>
+        <w:rPr>
+          <w:rFonts w:eastAsia="Courier New" w:cs="Courier New" w:ascii="Courier New" w:hAnsi="Courier New"/>
+          <w:sz w:val="16"/>
+        </w:rPr>
+        <w:t xml:space="preserve">counts.index = [NAMES[i] </w:t>
+      </w:r>
+      <w:r>
+        <w:rPr>
+          <w:rFonts w:eastAsia="Courier New" w:cs="Courier New" w:ascii="Courier New" w:hAnsi="Courier New"/>
+          <w:b/>
+          <w:color w:val="0000CC"/>
+          <w:sz w:val="16"/>
+        </w:rPr>
+        <w:t>for</w:t>
+      </w:r>
+      <w:r>
+        <w:rPr>
+          <w:rFonts w:eastAsia="Courier New" w:cs="Courier New" w:ascii="Courier New" w:hAnsi="Courier New"/>
+          <w:sz w:val="16"/>
+        </w:rPr>
+        <w:t xml:space="preserve"> i </w:t>
+      </w:r>
+      <w:r>
+        <w:rPr>
+          <w:rFonts w:eastAsia="Courier New" w:cs="Courier New" w:ascii="Courier New" w:hAnsi="Courier New"/>
+          <w:b/>
+          <w:color w:val="0000CC"/>
+          <w:sz w:val="16"/>
+        </w:rPr>
+        <w:t>in</w:t>
+      </w:r>
+      <w:r>
+        <w:rPr>
+          <w:rFonts w:eastAsia="Courier New" w:cs="Courier New" w:ascii="Courier New" w:hAnsi="Courier New"/>
+          <w:sz w:val="16"/>
+        </w:rPr>
         <w:t xml:space="preserve"> counts.index]</w:t>
       </w:r>
       <w:r>
@@ -2080,6 +2343,7 @@
       </w:r>
       <w:r>
         <w:rPr/>
+        <w:br/>
         <w:br/>
       </w:r>
       <w:r>
@@ -2528,7 +2792,7 @@
       </w:pPr>
       <w:r>
         <w:rPr/>
-        <w:t>Knapp die Hälfte der Sätze ist neutral, restriktive und expansive Sätze sind etwa gleich häufig. Training und Test sind fast gleich zusammengesetzt, wie man es bei einer zufälligen Aufteilung erwartet. Die drei kurzen Beispiele unten zeigen, wie fein die Unterschiede sind.</w:t>
+        <w:t>1/2 der Sätze ist neutral, restriktive und expansive Sätze sind etwa gleich häufig. Training &amp; Test sind fast gleich zusammengesetzt, wie man es bei einer zufälligen Aufteilung erwartet. Die 3 Beispiele unten zeigen, wie fein die Unterschiede sind:</w:t>
       </w:r>
     </w:p>
     <w:p>
@@ -2580,7 +2844,7 @@
           <w:color w:val="008000"/>
           <w:sz w:val="16"/>
         </w:rPr>
-        <w:t># je ein kurzes Beispiel pro Klasse</w:t>
+        <w:t># Beispiel pro Klasse</w:t>
       </w:r>
       <w:r>
         <w:rPr/>
@@ -3110,7 +3374,7 @@
       </w:pPr>
       <w:r>
         <w:rPr/>
-        <w:t>Für den zweiten Schritt habe ich die Statements der Jahre 2000 bis 2025 von der Website der Notenbank geladen und in Sätze zerlegt. Das erledigt das Skript fetch_data.py im Ordner des Notebooks. Abstimmungslisten und die meisten Hinweise zum Diskontsatz habe ich entfernt, weil sie nichts über den Kurs aussagen. In den Jahren 2000 bis 2003 stehen einige dieser Hinweise im selben Absatz wie der übrige Text und sind geblieben. Den Leitzins liefert die Datenbank FRED der Federal Reserve Bank of St. Louis, bis Dezember 2008 als Zielwert und danach als Obergrenze des Zielbands.</w:t>
+        <w:t>Für den zweiten Schritt habe ich die Statements von 2000 bis 2025 von der Website der Notenbank geladen und in Sätze zerlegt. Abstimmungslisten und die meisten Hinweise zum Diskontsatz habe ich entfernt, weil sie nichts über den Kurs aussagen. In den Jahren 2000 - 2003 stehen einige dieser Hinweise im selben Absatz wie der übrige Text und sind geblieben. Den Leitzins liefert die Datenbank FRED der Federal Reserve Bank of St. Louis, bis Dezember 2008 als Zielwert und danach als Obergrenze des Zielbands.</w:t>
       </w:r>
     </w:p>
     <w:p>
@@ -3145,7 +3409,7 @@
       </w:r>
       <w:r>
         <w:rPr/>
-        <w:t>: Laden der Statements und des Leitzinses</w:t>
+        <w:t>: Download der Statements und des Leitzinses</w:t>
       </w:r>
     </w:p>
     <w:p>
@@ -3158,6 +3422,2668 @@
       <w:r>
         <w:rPr>
           <w:rFonts w:eastAsia="Courier New" w:cs="Courier New" w:ascii="Courier New" w:hAnsi="Courier New"/>
+          <w:b w:val="false"/>
+          <w:color w:val="008000"/>
+          <w:sz w:val="16"/>
+        </w:rPr>
+        <w:t># Statements von federalreserve.gov und Leitzins von FRED (einmalig, danach lokal in data/)</w:t>
+      </w:r>
+      <w:r>
+        <w:rPr/>
+        <w:br/>
+      </w:r>
+      <w:r>
+        <w:rPr>
+          <w:rFonts w:eastAsia="Courier New" w:cs="Courier New" w:ascii="Courier New" w:hAnsi="Courier New"/>
+          <w:b/>
+          <w:color w:val="0000CC"/>
+          <w:sz w:val="16"/>
+        </w:rPr>
+        <w:t>if</w:t>
+      </w:r>
+      <w:r>
+        <w:rPr>
+          <w:rFonts w:eastAsia="Courier New" w:cs="Courier New" w:ascii="Courier New" w:hAnsi="Courier New"/>
+          <w:sz w:val="16"/>
+        </w:rPr>
+        <w:t xml:space="preserve"> </w:t>
+      </w:r>
+      <w:r>
+        <w:rPr>
+          <w:rFonts w:eastAsia="Courier New" w:cs="Courier New" w:ascii="Courier New" w:hAnsi="Courier New"/>
+          <w:b/>
+          <w:color w:val="0000CC"/>
+          <w:sz w:val="16"/>
+        </w:rPr>
+        <w:t>not</w:t>
+      </w:r>
+      <w:r>
+        <w:rPr>
+          <w:rFonts w:eastAsia="Courier New" w:cs="Courier New" w:ascii="Courier New" w:hAnsi="Courier New"/>
+          <w:sz w:val="16"/>
+        </w:rPr>
+        <w:t xml:space="preserve"> (DATA / </w:t>
+      </w:r>
+      <w:r>
+        <w:rPr>
+          <w:rFonts w:eastAsia="Courier New" w:cs="Courier New" w:ascii="Courier New" w:hAnsi="Courier New"/>
+          <w:b w:val="false"/>
+          <w:color w:val="A0169E"/>
+          <w:sz w:val="16"/>
+        </w:rPr>
+        <w:t>'statements.csv'</w:t>
+      </w:r>
+      <w:r>
+        <w:rPr>
+          <w:rFonts w:eastAsia="Courier New" w:cs="Courier New" w:ascii="Courier New" w:hAnsi="Courier New"/>
+          <w:sz w:val="16"/>
+        </w:rPr>
+        <w:t>).exists():</w:t>
+      </w:r>
+      <w:r>
+        <w:rPr/>
+        <w:br/>
+      </w:r>
+      <w:r>
+        <w:rPr>
+          <w:rFonts w:eastAsia="Courier New" w:cs="Courier New" w:ascii="Courier New" w:hAnsi="Courier New"/>
+          <w:sz w:val="16"/>
+        </w:rPr>
+        <w:t xml:space="preserve">    </w:t>
+      </w:r>
+      <w:r>
+        <w:rPr>
+          <w:rFonts w:eastAsia="Courier New" w:cs="Courier New" w:ascii="Courier New" w:hAnsi="Courier New"/>
+          <w:b/>
+          <w:color w:val="0000CC"/>
+          <w:sz w:val="16"/>
+        </w:rPr>
+        <w:t>import</w:t>
+      </w:r>
+      <w:r>
+        <w:rPr>
+          <w:rFonts w:eastAsia="Courier New" w:cs="Courier New" w:ascii="Courier New" w:hAnsi="Courier New"/>
+          <w:sz w:val="16"/>
+        </w:rPr>
+        <w:t xml:space="preserve"> io, re, time, requests</w:t>
+      </w:r>
+      <w:r>
+        <w:rPr/>
+        <w:br/>
+      </w:r>
+      <w:r>
+        <w:rPr>
+          <w:rFonts w:eastAsia="Courier New" w:cs="Courier New" w:ascii="Courier New" w:hAnsi="Courier New"/>
+          <w:sz w:val="16"/>
+        </w:rPr>
+        <w:t xml:space="preserve">    </w:t>
+      </w:r>
+      <w:r>
+        <w:rPr>
+          <w:rFonts w:eastAsia="Courier New" w:cs="Courier New" w:ascii="Courier New" w:hAnsi="Courier New"/>
+          <w:b/>
+          <w:color w:val="0000CC"/>
+          <w:sz w:val="16"/>
+        </w:rPr>
+        <w:t>from</w:t>
+      </w:r>
+      <w:r>
+        <w:rPr>
+          <w:rFonts w:eastAsia="Courier New" w:cs="Courier New" w:ascii="Courier New" w:hAnsi="Courier New"/>
+          <w:sz w:val="16"/>
+        </w:rPr>
+        <w:t xml:space="preserve"> html </w:t>
+      </w:r>
+      <w:r>
+        <w:rPr>
+          <w:rFonts w:eastAsia="Courier New" w:cs="Courier New" w:ascii="Courier New" w:hAnsi="Courier New"/>
+          <w:b/>
+          <w:color w:val="0000CC"/>
+          <w:sz w:val="16"/>
+        </w:rPr>
+        <w:t>import</w:t>
+      </w:r>
+      <w:r>
+        <w:rPr>
+          <w:rFonts w:eastAsia="Courier New" w:cs="Courier New" w:ascii="Courier New" w:hAnsi="Courier New"/>
+          <w:sz w:val="16"/>
+        </w:rPr>
+        <w:t xml:space="preserve"> unescape</w:t>
+      </w:r>
+      <w:r>
+        <w:rPr/>
+        <w:br/>
+      </w:r>
+      <w:r>
+        <w:rPr>
+          <w:rFonts w:eastAsia="Courier New" w:cs="Courier New" w:ascii="Courier New" w:hAnsi="Courier New"/>
+          <w:sz w:val="16"/>
+        </w:rPr>
+        <w:t xml:space="preserve">    BASE = </w:t>
+      </w:r>
+      <w:r>
+        <w:rPr>
+          <w:rFonts w:eastAsia="Courier New" w:cs="Courier New" w:ascii="Courier New" w:hAnsi="Courier New"/>
+          <w:b w:val="false"/>
+          <w:color w:val="A0169E"/>
+          <w:sz w:val="16"/>
+        </w:rPr>
+        <w:t>'https://www.federalreserve.gov'</w:t>
+      </w:r>
+      <w:r>
+        <w:rPr/>
+        <w:br/>
+      </w:r>
+      <w:r>
+        <w:rPr>
+          <w:rFonts w:eastAsia="Courier New" w:cs="Courier New" w:ascii="Courier New" w:hAnsi="Courier New"/>
+          <w:sz w:val="16"/>
+        </w:rPr>
+        <w:t xml:space="preserve">    </w:t>
+      </w:r>
+      <w:r>
+        <w:rPr>
+          <w:rFonts w:eastAsia="Courier New" w:cs="Courier New" w:ascii="Courier New" w:hAnsi="Courier New"/>
+          <w:b/>
+          <w:color w:val="0000CC"/>
+          <w:sz w:val="16"/>
+        </w:rPr>
+        <w:t>def</w:t>
+      </w:r>
+      <w:r>
+        <w:rPr>
+          <w:rFonts w:eastAsia="Courier New" w:cs="Courier New" w:ascii="Courier New" w:hAnsi="Courier New"/>
+          <w:sz w:val="16"/>
+        </w:rPr>
+        <w:t xml:space="preserve"> get(url):</w:t>
+      </w:r>
+      <w:r>
+        <w:rPr/>
+        <w:br/>
+      </w:r>
+      <w:r>
+        <w:rPr>
+          <w:rFonts w:eastAsia="Courier New" w:cs="Courier New" w:ascii="Courier New" w:hAnsi="Courier New"/>
+          <w:sz w:val="16"/>
+        </w:rPr>
+        <w:t xml:space="preserve">        time.sleep(</w:t>
+      </w:r>
+      <w:r>
+        <w:rPr>
+          <w:rFonts w:eastAsia="Courier New" w:cs="Courier New" w:ascii="Courier New" w:hAnsi="Courier New"/>
+          <w:b w:val="false"/>
+          <w:color w:val="D2691E"/>
+          <w:sz w:val="16"/>
+        </w:rPr>
+        <w:t>0.2</w:t>
+      </w:r>
+      <w:r>
+        <w:rPr>
+          <w:rFonts w:eastAsia="Courier New" w:cs="Courier New" w:ascii="Courier New" w:hAnsi="Courier New"/>
+          <w:sz w:val="16"/>
+        </w:rPr>
+        <w:t xml:space="preserve">)  </w:t>
+      </w:r>
+      <w:r>
+        <w:rPr>
+          <w:rFonts w:eastAsia="Courier New" w:cs="Courier New" w:ascii="Courier New" w:hAnsi="Courier New"/>
+          <w:b w:val="false"/>
+          <w:color w:val="008000"/>
+          <w:sz w:val="16"/>
+        </w:rPr>
+        <w:t># höflich gegenüber dem Server</w:t>
+      </w:r>
+      <w:r>
+        <w:rPr/>
+        <w:br/>
+      </w:r>
+      <w:r>
+        <w:rPr>
+          <w:rFonts w:eastAsia="Courier New" w:cs="Courier New" w:ascii="Courier New" w:hAnsi="Courier New"/>
+          <w:sz w:val="16"/>
+        </w:rPr>
+        <w:t xml:space="preserve">        </w:t>
+      </w:r>
+      <w:r>
+        <w:rPr>
+          <w:rFonts w:eastAsia="Courier New" w:cs="Courier New" w:ascii="Courier New" w:hAnsi="Courier New"/>
+          <w:b/>
+          <w:color w:val="0000CC"/>
+          <w:sz w:val="16"/>
+        </w:rPr>
+        <w:t>return</w:t>
+      </w:r>
+      <w:r>
+        <w:rPr>
+          <w:rFonts w:eastAsia="Courier New" w:cs="Courier New" w:ascii="Courier New" w:hAnsi="Courier New"/>
+          <w:sz w:val="16"/>
+        </w:rPr>
+        <w:t xml:space="preserve"> requests.get(url, timeout=</w:t>
+      </w:r>
+      <w:r>
+        <w:rPr>
+          <w:rFonts w:eastAsia="Courier New" w:cs="Courier New" w:ascii="Courier New" w:hAnsi="Courier New"/>
+          <w:b w:val="false"/>
+          <w:color w:val="D2691E"/>
+          <w:sz w:val="16"/>
+        </w:rPr>
+        <w:t>30</w:t>
+      </w:r>
+      <w:r>
+        <w:rPr>
+          <w:rFonts w:eastAsia="Courier New" w:cs="Courier New" w:ascii="Courier New" w:hAnsi="Courier New"/>
+          <w:sz w:val="16"/>
+        </w:rPr>
+        <w:t>).text</w:t>
+      </w:r>
+      <w:r>
+        <w:rPr/>
+        <w:br/>
+      </w:r>
+      <w:r>
+        <w:rPr>
+          <w:rFonts w:eastAsia="Courier New" w:cs="Courier New" w:ascii="Courier New" w:hAnsi="Courier New"/>
+          <w:sz w:val="16"/>
+        </w:rPr>
+        <w:t xml:space="preserve">    LINKS = [re.compile(</w:t>
+      </w:r>
+      <w:r>
+        <w:rPr>
+          <w:rFonts w:eastAsia="Courier New" w:cs="Courier New" w:ascii="Courier New" w:hAnsi="Courier New"/>
+          <w:b w:val="false"/>
+          <w:color w:val="A0169E"/>
+          <w:sz w:val="16"/>
+        </w:rPr>
+        <w:t>r'href="([^"]*?(\d{8})[^"]*?(?:\.htm|/))"[^&gt;]*&gt;\s*Statement\s*&lt;'</w:t>
+      </w:r>
+      <w:r>
+        <w:rPr>
+          <w:rFonts w:eastAsia="Courier New" w:cs="Courier New" w:ascii="Courier New" w:hAnsi="Courier New"/>
+          <w:sz w:val="16"/>
+        </w:rPr>
+        <w:t>),</w:t>
+      </w:r>
+      <w:r>
+        <w:rPr/>
+        <w:br/>
+      </w:r>
+      <w:r>
+        <w:rPr>
+          <w:rFonts w:eastAsia="Courier New" w:cs="Courier New" w:ascii="Courier New" w:hAnsi="Courier New"/>
+          <w:sz w:val="16"/>
+        </w:rPr>
+        <w:t xml:space="preserve">             re.compile(</w:t>
+      </w:r>
+      <w:r>
+        <w:rPr>
+          <w:rFonts w:eastAsia="Courier New" w:cs="Courier New" w:ascii="Courier New" w:hAnsi="Courier New"/>
+          <w:b w:val="false"/>
+          <w:color w:val="A0169E"/>
+          <w:sz w:val="16"/>
+        </w:rPr>
+        <w:t>r'(?s)Statement:&lt;/strong&gt;.{0,300}?href="(/newsevents/pressreleases/monetary(\d{8})a\.htm)"'</w:t>
+      </w:r>
+      <w:r>
+        <w:rPr>
+          <w:rFonts w:eastAsia="Courier New" w:cs="Courier New" w:ascii="Courier New" w:hAnsi="Courier New"/>
+          <w:sz w:val="16"/>
+        </w:rPr>
+        <w:t>)]</w:t>
+      </w:r>
+      <w:r>
+        <w:rPr/>
+        <w:br/>
+      </w:r>
+      <w:r>
+        <w:rPr>
+          <w:rFonts w:eastAsia="Courier New" w:cs="Courier New" w:ascii="Courier New" w:hAnsi="Courier New"/>
+          <w:sz w:val="16"/>
+        </w:rPr>
+        <w:t xml:space="preserve">    pages = [</w:t>
+      </w:r>
+      <w:r>
+        <w:rPr>
+          <w:rFonts w:eastAsia="Courier New" w:cs="Courier New" w:ascii="Courier New" w:hAnsi="Courier New"/>
+          <w:b w:val="false"/>
+          <w:color w:val="A0169E"/>
+          <w:sz w:val="16"/>
+        </w:rPr>
+        <w:t>f'{</w:t>
+      </w:r>
+      <w:r>
+        <w:rPr>
+          <w:rFonts w:eastAsia="Courier New" w:cs="Courier New" w:ascii="Courier New" w:hAnsi="Courier New"/>
+          <w:sz w:val="16"/>
+        </w:rPr>
+        <w:t>BASE</w:t>
+      </w:r>
+      <w:r>
+        <w:rPr>
+          <w:rFonts w:eastAsia="Courier New" w:cs="Courier New" w:ascii="Courier New" w:hAnsi="Courier New"/>
+          <w:b w:val="false"/>
+          <w:color w:val="A0169E"/>
+          <w:sz w:val="16"/>
+        </w:rPr>
+        <w:t>}/monetarypolicy/fomchistorical{</w:t>
+      </w:r>
+      <w:r>
+        <w:rPr>
+          <w:rFonts w:eastAsia="Courier New" w:cs="Courier New" w:ascii="Courier New" w:hAnsi="Courier New"/>
+          <w:sz w:val="16"/>
+        </w:rPr>
+        <w:t>y</w:t>
+      </w:r>
+      <w:r>
+        <w:rPr>
+          <w:rFonts w:eastAsia="Courier New" w:cs="Courier New" w:ascii="Courier New" w:hAnsi="Courier New"/>
+          <w:b w:val="false"/>
+          <w:color w:val="A0169E"/>
+          <w:sz w:val="16"/>
+        </w:rPr>
+        <w:t>}.htm'</w:t>
+      </w:r>
+      <w:r>
+        <w:rPr>
+          <w:rFonts w:eastAsia="Courier New" w:cs="Courier New" w:ascii="Courier New" w:hAnsi="Courier New"/>
+          <w:sz w:val="16"/>
+        </w:rPr>
+        <w:t xml:space="preserve"> </w:t>
+      </w:r>
+      <w:r>
+        <w:rPr>
+          <w:rFonts w:eastAsia="Courier New" w:cs="Courier New" w:ascii="Courier New" w:hAnsi="Courier New"/>
+          <w:b/>
+          <w:color w:val="0000CC"/>
+          <w:sz w:val="16"/>
+        </w:rPr>
+        <w:t>for</w:t>
+      </w:r>
+      <w:r>
+        <w:rPr>
+          <w:rFonts w:eastAsia="Courier New" w:cs="Courier New" w:ascii="Courier New" w:hAnsi="Courier New"/>
+          <w:sz w:val="16"/>
+        </w:rPr>
+        <w:t xml:space="preserve"> y </w:t>
+      </w:r>
+      <w:r>
+        <w:rPr>
+          <w:rFonts w:eastAsia="Courier New" w:cs="Courier New" w:ascii="Courier New" w:hAnsi="Courier New"/>
+          <w:b/>
+          <w:color w:val="0000CC"/>
+          <w:sz w:val="16"/>
+        </w:rPr>
+        <w:t>in</w:t>
+      </w:r>
+      <w:r>
+        <w:rPr>
+          <w:rFonts w:eastAsia="Courier New" w:cs="Courier New" w:ascii="Courier New" w:hAnsi="Courier New"/>
+          <w:sz w:val="16"/>
+        </w:rPr>
+        <w:t xml:space="preserve"> </w:t>
+      </w:r>
+      <w:r>
+        <w:rPr>
+          <w:rFonts w:eastAsia="Courier New" w:cs="Courier New" w:ascii="Courier New" w:hAnsi="Courier New"/>
+          <w:b w:val="false"/>
+          <w:color w:val="0000CC"/>
+          <w:sz w:val="16"/>
+        </w:rPr>
+        <w:t>range</w:t>
+      </w:r>
+      <w:r>
+        <w:rPr>
+          <w:rFonts w:eastAsia="Courier New" w:cs="Courier New" w:ascii="Courier New" w:hAnsi="Courier New"/>
+          <w:sz w:val="16"/>
+        </w:rPr>
+        <w:t>(</w:t>
+      </w:r>
+      <w:r>
+        <w:rPr>
+          <w:rFonts w:eastAsia="Courier New" w:cs="Courier New" w:ascii="Courier New" w:hAnsi="Courier New"/>
+          <w:b w:val="false"/>
+          <w:color w:val="D2691E"/>
+          <w:sz w:val="16"/>
+        </w:rPr>
+        <w:t>2000</w:t>
+      </w:r>
+      <w:r>
+        <w:rPr>
+          <w:rFonts w:eastAsia="Courier New" w:cs="Courier New" w:ascii="Courier New" w:hAnsi="Courier New"/>
+          <w:sz w:val="16"/>
+        </w:rPr>
+        <w:t xml:space="preserve">, </w:t>
+      </w:r>
+      <w:r>
+        <w:rPr>
+          <w:rFonts w:eastAsia="Courier New" w:cs="Courier New" w:ascii="Courier New" w:hAnsi="Courier New"/>
+          <w:b w:val="false"/>
+          <w:color w:val="D2691E"/>
+          <w:sz w:val="16"/>
+        </w:rPr>
+        <w:t>2021</w:t>
+      </w:r>
+      <w:r>
+        <w:rPr>
+          <w:rFonts w:eastAsia="Courier New" w:cs="Courier New" w:ascii="Courier New" w:hAnsi="Courier New"/>
+          <w:sz w:val="16"/>
+        </w:rPr>
+        <w:t>)]</w:t>
+      </w:r>
+      <w:r>
+        <w:rPr/>
+        <w:br/>
+      </w:r>
+      <w:r>
+        <w:rPr>
+          <w:rFonts w:eastAsia="Courier New" w:cs="Courier New" w:ascii="Courier New" w:hAnsi="Courier New"/>
+          <w:sz w:val="16"/>
+        </w:rPr>
+        <w:t xml:space="preserve">    links = {}</w:t>
+      </w:r>
+      <w:r>
+        <w:rPr/>
+        <w:br/>
+      </w:r>
+      <w:r>
+        <w:rPr>
+          <w:rFonts w:eastAsia="Courier New" w:cs="Courier New" w:ascii="Courier New" w:hAnsi="Courier New"/>
+          <w:sz w:val="16"/>
+        </w:rPr>
+        <w:t xml:space="preserve">    </w:t>
+      </w:r>
+      <w:r>
+        <w:rPr>
+          <w:rFonts w:eastAsia="Courier New" w:cs="Courier New" w:ascii="Courier New" w:hAnsi="Courier New"/>
+          <w:b/>
+          <w:color w:val="0000CC"/>
+          <w:sz w:val="16"/>
+        </w:rPr>
+        <w:t>for</w:t>
+      </w:r>
+      <w:r>
+        <w:rPr>
+          <w:rFonts w:eastAsia="Courier New" w:cs="Courier New" w:ascii="Courier New" w:hAnsi="Courier New"/>
+          <w:sz w:val="16"/>
+        </w:rPr>
+        <w:t xml:space="preserve"> page </w:t>
+      </w:r>
+      <w:r>
+        <w:rPr>
+          <w:rFonts w:eastAsia="Courier New" w:cs="Courier New" w:ascii="Courier New" w:hAnsi="Courier New"/>
+          <w:b/>
+          <w:color w:val="0000CC"/>
+          <w:sz w:val="16"/>
+        </w:rPr>
+        <w:t>in</w:t>
+      </w:r>
+      <w:r>
+        <w:rPr>
+          <w:rFonts w:eastAsia="Courier New" w:cs="Courier New" w:ascii="Courier New" w:hAnsi="Courier New"/>
+          <w:sz w:val="16"/>
+        </w:rPr>
+        <w:t xml:space="preserve"> pages + [</w:t>
+      </w:r>
+      <w:r>
+        <w:rPr>
+          <w:rFonts w:eastAsia="Courier New" w:cs="Courier New" w:ascii="Courier New" w:hAnsi="Courier New"/>
+          <w:b w:val="false"/>
+          <w:color w:val="A0169E"/>
+          <w:sz w:val="16"/>
+        </w:rPr>
+        <w:t>f'{</w:t>
+      </w:r>
+      <w:r>
+        <w:rPr>
+          <w:rFonts w:eastAsia="Courier New" w:cs="Courier New" w:ascii="Courier New" w:hAnsi="Courier New"/>
+          <w:sz w:val="16"/>
+        </w:rPr>
+        <w:t>BASE</w:t>
+      </w:r>
+      <w:r>
+        <w:rPr>
+          <w:rFonts w:eastAsia="Courier New" w:cs="Courier New" w:ascii="Courier New" w:hAnsi="Courier New"/>
+          <w:b w:val="false"/>
+          <w:color w:val="A0169E"/>
+          <w:sz w:val="16"/>
+        </w:rPr>
+        <w:t>}/monetarypolicy/fomccalendars.htm'</w:t>
+      </w:r>
+      <w:r>
+        <w:rPr>
+          <w:rFonts w:eastAsia="Courier New" w:cs="Courier New" w:ascii="Courier New" w:hAnsi="Courier New"/>
+          <w:sz w:val="16"/>
+        </w:rPr>
+        <w:t>]:</w:t>
+      </w:r>
+      <w:r>
+        <w:rPr/>
+        <w:br/>
+      </w:r>
+      <w:r>
+        <w:rPr>
+          <w:rFonts w:eastAsia="Courier New" w:cs="Courier New" w:ascii="Courier New" w:hAnsi="Courier New"/>
+          <w:sz w:val="16"/>
+        </w:rPr>
+        <w:t xml:space="preserve">        html = get(page)</w:t>
+      </w:r>
+      <w:r>
+        <w:rPr/>
+        <w:br/>
+      </w:r>
+      <w:r>
+        <w:rPr>
+          <w:rFonts w:eastAsia="Courier New" w:cs="Courier New" w:ascii="Courier New" w:hAnsi="Courier New"/>
+          <w:sz w:val="16"/>
+        </w:rPr>
+        <w:t xml:space="preserve">        </w:t>
+      </w:r>
+      <w:r>
+        <w:rPr>
+          <w:rFonts w:eastAsia="Courier New" w:cs="Courier New" w:ascii="Courier New" w:hAnsi="Courier New"/>
+          <w:b/>
+          <w:color w:val="0000CC"/>
+          <w:sz w:val="16"/>
+        </w:rPr>
+        <w:t>for</w:t>
+      </w:r>
+      <w:r>
+        <w:rPr>
+          <w:rFonts w:eastAsia="Courier New" w:cs="Courier New" w:ascii="Courier New" w:hAnsi="Courier New"/>
+          <w:sz w:val="16"/>
+        </w:rPr>
+        <w:t xml:space="preserve"> m </w:t>
+      </w:r>
+      <w:r>
+        <w:rPr>
+          <w:rFonts w:eastAsia="Courier New" w:cs="Courier New" w:ascii="Courier New" w:hAnsi="Courier New"/>
+          <w:b/>
+          <w:color w:val="0000CC"/>
+          <w:sz w:val="16"/>
+        </w:rPr>
+        <w:t>in</w:t>
+      </w:r>
+      <w:r>
+        <w:rPr>
+          <w:rFonts w:eastAsia="Courier New" w:cs="Courier New" w:ascii="Courier New" w:hAnsi="Courier New"/>
+          <w:sz w:val="16"/>
+        </w:rPr>
+        <w:t xml:space="preserve"> (m </w:t>
+      </w:r>
+      <w:r>
+        <w:rPr>
+          <w:rFonts w:eastAsia="Courier New" w:cs="Courier New" w:ascii="Courier New" w:hAnsi="Courier New"/>
+          <w:b/>
+          <w:color w:val="0000CC"/>
+          <w:sz w:val="16"/>
+        </w:rPr>
+        <w:t>for</w:t>
+      </w:r>
+      <w:r>
+        <w:rPr>
+          <w:rFonts w:eastAsia="Courier New" w:cs="Courier New" w:ascii="Courier New" w:hAnsi="Courier New"/>
+          <w:sz w:val="16"/>
+        </w:rPr>
+        <w:t xml:space="preserve"> rx </w:t>
+      </w:r>
+      <w:r>
+        <w:rPr>
+          <w:rFonts w:eastAsia="Courier New" w:cs="Courier New" w:ascii="Courier New" w:hAnsi="Courier New"/>
+          <w:b/>
+          <w:color w:val="0000CC"/>
+          <w:sz w:val="16"/>
+        </w:rPr>
+        <w:t>in</w:t>
+      </w:r>
+      <w:r>
+        <w:rPr>
+          <w:rFonts w:eastAsia="Courier New" w:cs="Courier New" w:ascii="Courier New" w:hAnsi="Courier New"/>
+          <w:sz w:val="16"/>
+        </w:rPr>
+        <w:t xml:space="preserve"> LINKS </w:t>
+      </w:r>
+      <w:r>
+        <w:rPr>
+          <w:rFonts w:eastAsia="Courier New" w:cs="Courier New" w:ascii="Courier New" w:hAnsi="Courier New"/>
+          <w:b/>
+          <w:color w:val="0000CC"/>
+          <w:sz w:val="16"/>
+        </w:rPr>
+        <w:t>for</w:t>
+      </w:r>
+      <w:r>
+        <w:rPr>
+          <w:rFonts w:eastAsia="Courier New" w:cs="Courier New" w:ascii="Courier New" w:hAnsi="Courier New"/>
+          <w:sz w:val="16"/>
+        </w:rPr>
+        <w:t xml:space="preserve"> m </w:t>
+      </w:r>
+      <w:r>
+        <w:rPr>
+          <w:rFonts w:eastAsia="Courier New" w:cs="Courier New" w:ascii="Courier New" w:hAnsi="Courier New"/>
+          <w:b/>
+          <w:color w:val="0000CC"/>
+          <w:sz w:val="16"/>
+        </w:rPr>
+        <w:t>in</w:t>
+      </w:r>
+      <w:r>
+        <w:rPr>
+          <w:rFonts w:eastAsia="Courier New" w:cs="Courier New" w:ascii="Courier New" w:hAnsi="Courier New"/>
+          <w:sz w:val="16"/>
+        </w:rPr>
+        <w:t xml:space="preserve"> rx.finditer(html)):</w:t>
+      </w:r>
+      <w:r>
+        <w:rPr/>
+        <w:br/>
+      </w:r>
+      <w:r>
+        <w:rPr>
+          <w:rFonts w:eastAsia="Courier New" w:cs="Courier New" w:ascii="Courier New" w:hAnsi="Courier New"/>
+          <w:sz w:val="16"/>
+        </w:rPr>
+        <w:t xml:space="preserve">            </w:t>
+      </w:r>
+      <w:r>
+        <w:rPr>
+          <w:rFonts w:eastAsia="Courier New" w:cs="Courier New" w:ascii="Courier New" w:hAnsi="Courier New"/>
+          <w:b/>
+          <w:color w:val="0000CC"/>
+          <w:sz w:val="16"/>
+        </w:rPr>
+        <w:t>if</w:t>
+      </w:r>
+      <w:r>
+        <w:rPr>
+          <w:rFonts w:eastAsia="Courier New" w:cs="Courier New" w:ascii="Courier New" w:hAnsi="Courier New"/>
+          <w:sz w:val="16"/>
+        </w:rPr>
+        <w:t xml:space="preserve"> </w:t>
+      </w:r>
+      <w:r>
+        <w:rPr>
+          <w:rFonts w:eastAsia="Courier New" w:cs="Courier New" w:ascii="Courier New" w:hAnsi="Courier New"/>
+          <w:b w:val="false"/>
+          <w:color w:val="A0169E"/>
+          <w:sz w:val="16"/>
+        </w:rPr>
+        <w:t>'2000'</w:t>
+      </w:r>
+      <w:r>
+        <w:rPr>
+          <w:rFonts w:eastAsia="Courier New" w:cs="Courier New" w:ascii="Courier New" w:hAnsi="Courier New"/>
+          <w:sz w:val="16"/>
+        </w:rPr>
+        <w:t xml:space="preserve"> &lt;= m.group(</w:t>
+      </w:r>
+      <w:r>
+        <w:rPr>
+          <w:rFonts w:eastAsia="Courier New" w:cs="Courier New" w:ascii="Courier New" w:hAnsi="Courier New"/>
+          <w:b w:val="false"/>
+          <w:color w:val="D2691E"/>
+          <w:sz w:val="16"/>
+        </w:rPr>
+        <w:t>2</w:t>
+      </w:r>
+      <w:r>
+        <w:rPr>
+          <w:rFonts w:eastAsia="Courier New" w:cs="Courier New" w:ascii="Courier New" w:hAnsi="Courier New"/>
+          <w:sz w:val="16"/>
+        </w:rPr>
+        <w:t>)[:</w:t>
+      </w:r>
+      <w:r>
+        <w:rPr>
+          <w:rFonts w:eastAsia="Courier New" w:cs="Courier New" w:ascii="Courier New" w:hAnsi="Courier New"/>
+          <w:b w:val="false"/>
+          <w:color w:val="D2691E"/>
+          <w:sz w:val="16"/>
+        </w:rPr>
+        <w:t>4</w:t>
+      </w:r>
+      <w:r>
+        <w:rPr>
+          <w:rFonts w:eastAsia="Courier New" w:cs="Courier New" w:ascii="Courier New" w:hAnsi="Courier New"/>
+          <w:sz w:val="16"/>
+        </w:rPr>
+        <w:t xml:space="preserve">] &lt;= </w:t>
+      </w:r>
+      <w:r>
+        <w:rPr>
+          <w:rFonts w:eastAsia="Courier New" w:cs="Courier New" w:ascii="Courier New" w:hAnsi="Courier New"/>
+          <w:b w:val="false"/>
+          <w:color w:val="A0169E"/>
+          <w:sz w:val="16"/>
+        </w:rPr>
+        <w:t>'2025'</w:t>
+      </w:r>
+      <w:r>
+        <w:rPr>
+          <w:rFonts w:eastAsia="Courier New" w:cs="Courier New" w:ascii="Courier New" w:hAnsi="Courier New"/>
+          <w:sz w:val="16"/>
+        </w:rPr>
+        <w:t>:</w:t>
+      </w:r>
+      <w:r>
+        <w:rPr/>
+        <w:br/>
+      </w:r>
+      <w:r>
+        <w:rPr>
+          <w:rFonts w:eastAsia="Courier New" w:cs="Courier New" w:ascii="Courier New" w:hAnsi="Courier New"/>
+          <w:sz w:val="16"/>
+        </w:rPr>
+        <w:t xml:space="preserve">                links.setdefault(m.group(</w:t>
+      </w:r>
+      <w:r>
+        <w:rPr>
+          <w:rFonts w:eastAsia="Courier New" w:cs="Courier New" w:ascii="Courier New" w:hAnsi="Courier New"/>
+          <w:b w:val="false"/>
+          <w:color w:val="D2691E"/>
+          <w:sz w:val="16"/>
+        </w:rPr>
+        <w:t>2</w:t>
+      </w:r>
+      <w:r>
+        <w:rPr>
+          <w:rFonts w:eastAsia="Courier New" w:cs="Courier New" w:ascii="Courier New" w:hAnsi="Courier New"/>
+          <w:sz w:val="16"/>
+        </w:rPr>
+        <w:t xml:space="preserve">), </w:t>
+      </w:r>
+      <w:r>
+        <w:rPr>
+          <w:rFonts w:eastAsia="Courier New" w:cs="Courier New" w:ascii="Courier New" w:hAnsi="Courier New"/>
+          <w:b w:val="false"/>
+          <w:color w:val="0000CC"/>
+          <w:sz w:val="16"/>
+        </w:rPr>
+        <w:t>set</w:t>
+      </w:r>
+      <w:r>
+        <w:rPr>
+          <w:rFonts w:eastAsia="Courier New" w:cs="Courier New" w:ascii="Courier New" w:hAnsi="Courier New"/>
+          <w:sz w:val="16"/>
+        </w:rPr>
+        <w:t>()).add(BASE + m.group(</w:t>
+      </w:r>
+      <w:r>
+        <w:rPr>
+          <w:rFonts w:eastAsia="Courier New" w:cs="Courier New" w:ascii="Courier New" w:hAnsi="Courier New"/>
+          <w:b w:val="false"/>
+          <w:color w:val="D2691E"/>
+          <w:sz w:val="16"/>
+        </w:rPr>
+        <w:t>1</w:t>
+      </w:r>
+      <w:r>
+        <w:rPr>
+          <w:rFonts w:eastAsia="Courier New" w:cs="Courier New" w:ascii="Courier New" w:hAnsi="Courier New"/>
+          <w:sz w:val="16"/>
+        </w:rPr>
+        <w:t>))</w:t>
+      </w:r>
+      <w:r>
+        <w:rPr/>
+        <w:br/>
+      </w:r>
+      <w:r>
+        <w:rPr>
+          <w:rFonts w:eastAsia="Courier New" w:cs="Courier New" w:ascii="Courier New" w:hAnsi="Courier New"/>
+          <w:sz w:val="16"/>
+        </w:rPr>
+        <w:t xml:space="preserve">    </w:t>
+      </w:r>
+      <w:r>
+        <w:rPr>
+          <w:rFonts w:eastAsia="Courier New" w:cs="Courier New" w:ascii="Courier New" w:hAnsi="Courier New"/>
+          <w:b/>
+          <w:color w:val="0000CC"/>
+          <w:sz w:val="16"/>
+        </w:rPr>
+        <w:t>def</w:t>
+      </w:r>
+      <w:r>
+        <w:rPr>
+          <w:rFonts w:eastAsia="Courier New" w:cs="Courier New" w:ascii="Courier New" w:hAnsi="Courier New"/>
+          <w:sz w:val="16"/>
+        </w:rPr>
+        <w:t xml:space="preserve"> statement_text(html):</w:t>
+      </w:r>
+      <w:r>
+        <w:rPr/>
+        <w:br/>
+      </w:r>
+      <w:r>
+        <w:rPr>
+          <w:rFonts w:eastAsia="Courier New" w:cs="Courier New" w:ascii="Courier New" w:hAnsi="Courier New"/>
+          <w:sz w:val="16"/>
+        </w:rPr>
+        <w:t xml:space="preserve">        html = re.sub(</w:t>
+      </w:r>
+      <w:r>
+        <w:rPr>
+          <w:rFonts w:eastAsia="Courier New" w:cs="Courier New" w:ascii="Courier New" w:hAnsi="Courier New"/>
+          <w:b w:val="false"/>
+          <w:color w:val="A0169E"/>
+          <w:sz w:val="16"/>
+        </w:rPr>
+        <w:t>r'(?s)&lt;(script|style|nav|header|footer)[^&gt;]*&gt;.*?&lt;/\1&gt;'</w:t>
+      </w:r>
+      <w:r>
+        <w:rPr>
+          <w:rFonts w:eastAsia="Courier New" w:cs="Courier New" w:ascii="Courier New" w:hAnsi="Courier New"/>
+          <w:sz w:val="16"/>
+        </w:rPr>
+        <w:t xml:space="preserve">, </w:t>
+      </w:r>
+      <w:r>
+        <w:rPr>
+          <w:rFonts w:eastAsia="Courier New" w:cs="Courier New" w:ascii="Courier New" w:hAnsi="Courier New"/>
+          <w:b w:val="false"/>
+          <w:color w:val="A0169E"/>
+          <w:sz w:val="16"/>
+        </w:rPr>
+        <w:t>' '</w:t>
+      </w:r>
+      <w:r>
+        <w:rPr>
+          <w:rFonts w:eastAsia="Courier New" w:cs="Courier New" w:ascii="Courier New" w:hAnsi="Courier New"/>
+          <w:sz w:val="16"/>
+        </w:rPr>
+        <w:t>, html)</w:t>
+      </w:r>
+      <w:r>
+        <w:rPr/>
+        <w:br/>
+      </w:r>
+      <w:r>
+        <w:rPr>
+          <w:rFonts w:eastAsia="Courier New" w:cs="Courier New" w:ascii="Courier New" w:hAnsi="Courier New"/>
+          <w:sz w:val="16"/>
+        </w:rPr>
+        <w:t xml:space="preserve">        html = re.sub(</w:t>
+      </w:r>
+      <w:r>
+        <w:rPr>
+          <w:rFonts w:eastAsia="Courier New" w:cs="Courier New" w:ascii="Courier New" w:hAnsi="Courier New"/>
+          <w:b w:val="false"/>
+          <w:color w:val="A0169E"/>
+          <w:sz w:val="16"/>
+        </w:rPr>
+        <w:t>r'(?i)&lt;(p|br|div|li|h\d)[^&gt;]*&gt;'</w:t>
+      </w:r>
+      <w:r>
+        <w:rPr>
+          <w:rFonts w:eastAsia="Courier New" w:cs="Courier New" w:ascii="Courier New" w:hAnsi="Courier New"/>
+          <w:sz w:val="16"/>
+        </w:rPr>
+        <w:t xml:space="preserve">, </w:t>
+      </w:r>
+      <w:r>
+        <w:rPr>
+          <w:rFonts w:eastAsia="Courier New" w:cs="Courier New" w:ascii="Courier New" w:hAnsi="Courier New"/>
+          <w:b w:val="false"/>
+          <w:color w:val="A0169E"/>
+          <w:sz w:val="16"/>
+        </w:rPr>
+        <w:t>'\n'</w:t>
+      </w:r>
+      <w:r>
+        <w:rPr>
+          <w:rFonts w:eastAsia="Courier New" w:cs="Courier New" w:ascii="Courier New" w:hAnsi="Courier New"/>
+          <w:sz w:val="16"/>
+        </w:rPr>
+        <w:t>, html)</w:t>
+      </w:r>
+      <w:r>
+        <w:rPr/>
+        <w:br/>
+      </w:r>
+      <w:r>
+        <w:rPr>
+          <w:rFonts w:eastAsia="Courier New" w:cs="Courier New" w:ascii="Courier New" w:hAnsi="Courier New"/>
+          <w:sz w:val="16"/>
+        </w:rPr>
+        <w:t xml:space="preserve">        keep, started = [], </w:t>
+      </w:r>
+      <w:r>
+        <w:rPr>
+          <w:rFonts w:eastAsia="Courier New" w:cs="Courier New" w:ascii="Courier New" w:hAnsi="Courier New"/>
+          <w:b/>
+          <w:color w:val="0000CC"/>
+          <w:sz w:val="16"/>
+        </w:rPr>
+        <w:t>False</w:t>
+      </w:r>
+      <w:r>
+        <w:rPr/>
+        <w:br/>
+      </w:r>
+      <w:r>
+        <w:rPr>
+          <w:rFonts w:eastAsia="Courier New" w:cs="Courier New" w:ascii="Courier New" w:hAnsi="Courier New"/>
+          <w:sz w:val="16"/>
+        </w:rPr>
+        <w:t xml:space="preserve">        </w:t>
+      </w:r>
+      <w:r>
+        <w:rPr>
+          <w:rFonts w:eastAsia="Courier New" w:cs="Courier New" w:ascii="Courier New" w:hAnsi="Courier New"/>
+          <w:b/>
+          <w:color w:val="0000CC"/>
+          <w:sz w:val="16"/>
+        </w:rPr>
+        <w:t>for</w:t>
+      </w:r>
+      <w:r>
+        <w:rPr>
+          <w:rFonts w:eastAsia="Courier New" w:cs="Courier New" w:ascii="Courier New" w:hAnsi="Courier New"/>
+          <w:sz w:val="16"/>
+        </w:rPr>
+        <w:t xml:space="preserve"> p </w:t>
+      </w:r>
+      <w:r>
+        <w:rPr>
+          <w:rFonts w:eastAsia="Courier New" w:cs="Courier New" w:ascii="Courier New" w:hAnsi="Courier New"/>
+          <w:b/>
+          <w:color w:val="0000CC"/>
+          <w:sz w:val="16"/>
+        </w:rPr>
+        <w:t>in</w:t>
+      </w:r>
+      <w:r>
+        <w:rPr>
+          <w:rFonts w:eastAsia="Courier New" w:cs="Courier New" w:ascii="Courier New" w:hAnsi="Courier New"/>
+          <w:sz w:val="16"/>
+        </w:rPr>
+        <w:t xml:space="preserve"> (re.sub(</w:t>
+      </w:r>
+      <w:r>
+        <w:rPr>
+          <w:rFonts w:eastAsia="Courier New" w:cs="Courier New" w:ascii="Courier New" w:hAnsi="Courier New"/>
+          <w:b w:val="false"/>
+          <w:color w:val="A0169E"/>
+          <w:sz w:val="16"/>
+        </w:rPr>
+        <w:t>r'\s+'</w:t>
+      </w:r>
+      <w:r>
+        <w:rPr>
+          <w:rFonts w:eastAsia="Courier New" w:cs="Courier New" w:ascii="Courier New" w:hAnsi="Courier New"/>
+          <w:sz w:val="16"/>
+        </w:rPr>
+        <w:t xml:space="preserve">, </w:t>
+      </w:r>
+      <w:r>
+        <w:rPr>
+          <w:rFonts w:eastAsia="Courier New" w:cs="Courier New" w:ascii="Courier New" w:hAnsi="Courier New"/>
+          <w:b w:val="false"/>
+          <w:color w:val="A0169E"/>
+          <w:sz w:val="16"/>
+        </w:rPr>
+        <w:t>' '</w:t>
+      </w:r>
+      <w:r>
+        <w:rPr>
+          <w:rFonts w:eastAsia="Courier New" w:cs="Courier New" w:ascii="Courier New" w:hAnsi="Courier New"/>
+          <w:sz w:val="16"/>
+        </w:rPr>
+        <w:t xml:space="preserve">, unescape(p)).strip() </w:t>
+      </w:r>
+      <w:r>
+        <w:rPr>
+          <w:rFonts w:eastAsia="Courier New" w:cs="Courier New" w:ascii="Courier New" w:hAnsi="Courier New"/>
+          <w:b/>
+          <w:color w:val="0000CC"/>
+          <w:sz w:val="16"/>
+        </w:rPr>
+        <w:t>for</w:t>
+      </w:r>
+      <w:r>
+        <w:rPr>
+          <w:rFonts w:eastAsia="Courier New" w:cs="Courier New" w:ascii="Courier New" w:hAnsi="Courier New"/>
+          <w:sz w:val="16"/>
+        </w:rPr>
+        <w:t xml:space="preserve"> p </w:t>
+      </w:r>
+      <w:r>
+        <w:rPr>
+          <w:rFonts w:eastAsia="Courier New" w:cs="Courier New" w:ascii="Courier New" w:hAnsi="Courier New"/>
+          <w:b/>
+          <w:color w:val="0000CC"/>
+          <w:sz w:val="16"/>
+        </w:rPr>
+        <w:t>in</w:t>
+      </w:r>
+      <w:r>
+        <w:rPr>
+          <w:rFonts w:eastAsia="Courier New" w:cs="Courier New" w:ascii="Courier New" w:hAnsi="Courier New"/>
+          <w:sz w:val="16"/>
+        </w:rPr>
+        <w:t xml:space="preserve"> re.sub(</w:t>
+      </w:r>
+      <w:r>
+        <w:rPr>
+          <w:rFonts w:eastAsia="Courier New" w:cs="Courier New" w:ascii="Courier New" w:hAnsi="Courier New"/>
+          <w:b w:val="false"/>
+          <w:color w:val="A0169E"/>
+          <w:sz w:val="16"/>
+        </w:rPr>
+        <w:t>r'&lt;[^&gt;]+&gt;'</w:t>
+      </w:r>
+      <w:r>
+        <w:rPr>
+          <w:rFonts w:eastAsia="Courier New" w:cs="Courier New" w:ascii="Courier New" w:hAnsi="Courier New"/>
+          <w:sz w:val="16"/>
+        </w:rPr>
+        <w:t xml:space="preserve">, </w:t>
+      </w:r>
+      <w:r>
+        <w:rPr>
+          <w:rFonts w:eastAsia="Courier New" w:cs="Courier New" w:ascii="Courier New" w:hAnsi="Courier New"/>
+          <w:b w:val="false"/>
+          <w:color w:val="A0169E"/>
+          <w:sz w:val="16"/>
+        </w:rPr>
+        <w:t>' '</w:t>
+      </w:r>
+      <w:r>
+        <w:rPr>
+          <w:rFonts w:eastAsia="Courier New" w:cs="Courier New" w:ascii="Courier New" w:hAnsi="Courier New"/>
+          <w:sz w:val="16"/>
+        </w:rPr>
+        <w:t>, html).split(</w:t>
+      </w:r>
+      <w:r>
+        <w:rPr>
+          <w:rFonts w:eastAsia="Courier New" w:cs="Courier New" w:ascii="Courier New" w:hAnsi="Courier New"/>
+          <w:b w:val="false"/>
+          <w:color w:val="A0169E"/>
+          <w:sz w:val="16"/>
+        </w:rPr>
+        <w:t>'\n'</w:t>
+      </w:r>
+      <w:r>
+        <w:rPr>
+          <w:rFonts w:eastAsia="Courier New" w:cs="Courier New" w:ascii="Courier New" w:hAnsi="Courier New"/>
+          <w:sz w:val="16"/>
+        </w:rPr>
+        <w:t>)):</w:t>
+      </w:r>
+      <w:r>
+        <w:rPr/>
+        <w:br/>
+      </w:r>
+      <w:r>
+        <w:rPr>
+          <w:rFonts w:eastAsia="Courier New" w:cs="Courier New" w:ascii="Courier New" w:hAnsi="Courier New"/>
+          <w:sz w:val="16"/>
+        </w:rPr>
+        <w:t xml:space="preserve">            </w:t>
+      </w:r>
+      <w:r>
+        <w:rPr>
+          <w:rFonts w:eastAsia="Courier New" w:cs="Courier New" w:ascii="Courier New" w:hAnsi="Courier New"/>
+          <w:b/>
+          <w:color w:val="0000CC"/>
+          <w:sz w:val="16"/>
+        </w:rPr>
+        <w:t>if</w:t>
+      </w:r>
+      <w:r>
+        <w:rPr>
+          <w:rFonts w:eastAsia="Courier New" w:cs="Courier New" w:ascii="Courier New" w:hAnsi="Courier New"/>
+          <w:sz w:val="16"/>
+        </w:rPr>
+        <w:t xml:space="preserve"> p.startswith((</w:t>
+      </w:r>
+      <w:r>
+        <w:rPr>
+          <w:rFonts w:eastAsia="Courier New" w:cs="Courier New" w:ascii="Courier New" w:hAnsi="Courier New"/>
+          <w:b w:val="false"/>
+          <w:color w:val="A0169E"/>
+          <w:sz w:val="16"/>
+        </w:rPr>
+        <w:t>'Voting for'</w:t>
+      </w:r>
+      <w:r>
+        <w:rPr>
+          <w:rFonts w:eastAsia="Courier New" w:cs="Courier New" w:ascii="Courier New" w:hAnsi="Courier New"/>
+          <w:sz w:val="16"/>
+        </w:rPr>
+        <w:t xml:space="preserve">, </w:t>
+      </w:r>
+      <w:r>
+        <w:rPr>
+          <w:rFonts w:eastAsia="Courier New" w:cs="Courier New" w:ascii="Courier New" w:hAnsi="Courier New"/>
+          <w:b w:val="false"/>
+          <w:color w:val="A0169E"/>
+          <w:sz w:val="16"/>
+        </w:rPr>
+        <w:t>'Voting against'</w:t>
+      </w:r>
+      <w:r>
+        <w:rPr>
+          <w:rFonts w:eastAsia="Courier New" w:cs="Courier New" w:ascii="Courier New" w:hAnsi="Courier New"/>
+          <w:sz w:val="16"/>
+        </w:rPr>
+        <w:t xml:space="preserve">, </w:t>
+      </w:r>
+      <w:r>
+        <w:rPr>
+          <w:rFonts w:eastAsia="Courier New" w:cs="Courier New" w:ascii="Courier New" w:hAnsi="Courier New"/>
+          <w:b w:val="false"/>
+          <w:color w:val="A0169E"/>
+          <w:sz w:val="16"/>
+        </w:rPr>
+        <w:t>'For media inquiries'</w:t>
+      </w:r>
+      <w:r>
+        <w:rPr>
+          <w:rFonts w:eastAsia="Courier New" w:cs="Courier New" w:ascii="Courier New" w:hAnsi="Courier New"/>
+          <w:sz w:val="16"/>
+        </w:rPr>
+        <w:t xml:space="preserve">, </w:t>
+      </w:r>
+      <w:r>
+        <w:rPr>
+          <w:rFonts w:eastAsia="Courier New" w:cs="Courier New" w:ascii="Courier New" w:hAnsi="Courier New"/>
+          <w:b w:val="false"/>
+          <w:color w:val="A0169E"/>
+          <w:sz w:val="16"/>
+        </w:rPr>
+        <w:t>'Implementation Note'</w:t>
+      </w:r>
+      <w:r>
+        <w:rPr>
+          <w:rFonts w:eastAsia="Courier New" w:cs="Courier New" w:ascii="Courier New" w:hAnsi="Courier New"/>
+          <w:sz w:val="16"/>
+        </w:rPr>
+        <w:t>)):</w:t>
+      </w:r>
+      <w:r>
+        <w:rPr/>
+        <w:br/>
+      </w:r>
+      <w:r>
+        <w:rPr>
+          <w:rFonts w:eastAsia="Courier New" w:cs="Courier New" w:ascii="Courier New" w:hAnsi="Courier New"/>
+          <w:sz w:val="16"/>
+        </w:rPr>
+        <w:t xml:space="preserve">                </w:t>
+      </w:r>
+      <w:r>
+        <w:rPr>
+          <w:rFonts w:eastAsia="Courier New" w:cs="Courier New" w:ascii="Courier New" w:hAnsi="Courier New"/>
+          <w:b/>
+          <w:color w:val="0000CC"/>
+          <w:sz w:val="16"/>
+        </w:rPr>
+        <w:t>break</w:t>
+      </w:r>
+      <w:r>
+        <w:rPr>
+          <w:rFonts w:eastAsia="Courier New" w:cs="Courier New" w:ascii="Courier New" w:hAnsi="Courier New"/>
+          <w:sz w:val="16"/>
+        </w:rPr>
+        <w:t xml:space="preserve">  </w:t>
+      </w:r>
+      <w:r>
+        <w:rPr>
+          <w:rFonts w:eastAsia="Courier New" w:cs="Courier New" w:ascii="Courier New" w:hAnsi="Courier New"/>
+          <w:b w:val="false"/>
+          <w:color w:val="008000"/>
+          <w:sz w:val="16"/>
+        </w:rPr>
+        <w:t># danach folgen nur Abstimmung und Technik</w:t>
+      </w:r>
+      <w:r>
+        <w:rPr/>
+        <w:br/>
+      </w:r>
+      <w:r>
+        <w:rPr>
+          <w:rFonts w:eastAsia="Courier New" w:cs="Courier New" w:ascii="Courier New" w:hAnsi="Courier New"/>
+          <w:sz w:val="16"/>
+        </w:rPr>
+        <w:t xml:space="preserve">            </w:t>
+      </w:r>
+      <w:r>
+        <w:rPr>
+          <w:rFonts w:eastAsia="Courier New" w:cs="Courier New" w:ascii="Courier New" w:hAnsi="Courier New"/>
+          <w:b/>
+          <w:color w:val="0000CC"/>
+          <w:sz w:val="16"/>
+        </w:rPr>
+        <w:t>if</w:t>
+      </w:r>
+      <w:r>
+        <w:rPr>
+          <w:rFonts w:eastAsia="Courier New" w:cs="Courier New" w:ascii="Courier New" w:hAnsi="Courier New"/>
+          <w:sz w:val="16"/>
+        </w:rPr>
+        <w:t xml:space="preserve"> p.startswith((</w:t>
+      </w:r>
+      <w:r>
+        <w:rPr>
+          <w:rFonts w:eastAsia="Courier New" w:cs="Courier New" w:ascii="Courier New" w:hAnsi="Courier New"/>
+          <w:b w:val="false"/>
+          <w:color w:val="A0169E"/>
+          <w:sz w:val="16"/>
+        </w:rPr>
+        <w:t>'In a related action'</w:t>
+      </w:r>
+      <w:r>
+        <w:rPr>
+          <w:rFonts w:eastAsia="Courier New" w:cs="Courier New" w:ascii="Courier New" w:hAnsi="Courier New"/>
+          <w:sz w:val="16"/>
+        </w:rPr>
+        <w:t xml:space="preserve">, </w:t>
+      </w:r>
+      <w:r>
+        <w:rPr>
+          <w:rFonts w:eastAsia="Courier New" w:cs="Courier New" w:ascii="Courier New" w:hAnsi="Courier New"/>
+          <w:b w:val="false"/>
+          <w:color w:val="A0169E"/>
+          <w:sz w:val="16"/>
+        </w:rPr>
+        <w:t>'In taking the discount rate action'</w:t>
+      </w:r>
+      <w:r>
+        <w:rPr>
+          <w:rFonts w:eastAsia="Courier New" w:cs="Courier New" w:ascii="Courier New" w:hAnsi="Courier New"/>
+          <w:sz w:val="16"/>
+        </w:rPr>
+        <w:t>)):</w:t>
+      </w:r>
+      <w:r>
+        <w:rPr/>
+        <w:br/>
+      </w:r>
+      <w:r>
+        <w:rPr>
+          <w:rFonts w:eastAsia="Courier New" w:cs="Courier New" w:ascii="Courier New" w:hAnsi="Courier New"/>
+          <w:sz w:val="16"/>
+        </w:rPr>
+        <w:t xml:space="preserve">                </w:t>
+      </w:r>
+      <w:r>
+        <w:rPr>
+          <w:rFonts w:eastAsia="Courier New" w:cs="Courier New" w:ascii="Courier New" w:hAnsi="Courier New"/>
+          <w:b/>
+          <w:color w:val="0000CC"/>
+          <w:sz w:val="16"/>
+        </w:rPr>
+        <w:t>continue</w:t>
+      </w:r>
+      <w:r>
+        <w:rPr>
+          <w:rFonts w:eastAsia="Courier New" w:cs="Courier New" w:ascii="Courier New" w:hAnsi="Courier New"/>
+          <w:sz w:val="16"/>
+        </w:rPr>
+        <w:t xml:space="preserve">  </w:t>
+      </w:r>
+      <w:r>
+        <w:rPr>
+          <w:rFonts w:eastAsia="Courier New" w:cs="Courier New" w:ascii="Courier New" w:hAnsi="Courier New"/>
+          <w:b w:val="false"/>
+          <w:color w:val="008000"/>
+          <w:sz w:val="16"/>
+        </w:rPr>
+        <w:t># Diskontsatz, keine Aussage zum Kurs</w:t>
+      </w:r>
+      <w:r>
+        <w:rPr/>
+        <w:br/>
+      </w:r>
+      <w:r>
+        <w:rPr>
+          <w:rFonts w:eastAsia="Courier New" w:cs="Courier New" w:ascii="Courier New" w:hAnsi="Courier New"/>
+          <w:sz w:val="16"/>
+        </w:rPr>
+        <w:t xml:space="preserve">            </w:t>
+      </w:r>
+      <w:r>
+        <w:rPr>
+          <w:rFonts w:eastAsia="Courier New" w:cs="Courier New" w:ascii="Courier New" w:hAnsi="Courier New"/>
+          <w:b/>
+          <w:color w:val="0000CC"/>
+          <w:sz w:val="16"/>
+        </w:rPr>
+        <w:t>if</w:t>
+      </w:r>
+      <w:r>
+        <w:rPr>
+          <w:rFonts w:eastAsia="Courier New" w:cs="Courier New" w:ascii="Courier New" w:hAnsi="Courier New"/>
+          <w:sz w:val="16"/>
+        </w:rPr>
+        <w:t xml:space="preserve"> re.match(</w:t>
+      </w:r>
+      <w:r>
+        <w:rPr>
+          <w:rFonts w:eastAsia="Courier New" w:cs="Courier New" w:ascii="Courier New" w:hAnsi="Courier New"/>
+          <w:b w:val="false"/>
+          <w:color w:val="A0169E"/>
+          <w:sz w:val="16"/>
+        </w:rPr>
+        <w:t>r'(?i)for (immediate )?release'</w:t>
+      </w:r>
+      <w:r>
+        <w:rPr>
+          <w:rFonts w:eastAsia="Courier New" w:cs="Courier New" w:ascii="Courier New" w:hAnsi="Courier New"/>
+          <w:sz w:val="16"/>
+        </w:rPr>
+        <w:t>, p):</w:t>
+      </w:r>
+      <w:r>
+        <w:rPr/>
+        <w:br/>
+      </w:r>
+      <w:r>
+        <w:rPr>
+          <w:rFonts w:eastAsia="Courier New" w:cs="Courier New" w:ascii="Courier New" w:hAnsi="Courier New"/>
+          <w:sz w:val="16"/>
+        </w:rPr>
+        <w:t xml:space="preserve">                keep, started = [], </w:t>
+      </w:r>
+      <w:r>
+        <w:rPr>
+          <w:rFonts w:eastAsia="Courier New" w:cs="Courier New" w:ascii="Courier New" w:hAnsi="Courier New"/>
+          <w:b/>
+          <w:color w:val="0000CC"/>
+          <w:sz w:val="16"/>
+        </w:rPr>
+        <w:t>True</w:t>
+      </w:r>
+      <w:r>
+        <w:rPr/>
+        <w:br/>
+      </w:r>
+      <w:r>
+        <w:rPr>
+          <w:rFonts w:eastAsia="Courier New" w:cs="Courier New" w:ascii="Courier New" w:hAnsi="Courier New"/>
+          <w:sz w:val="16"/>
+        </w:rPr>
+        <w:t xml:space="preserve">                </w:t>
+      </w:r>
+      <w:r>
+        <w:rPr>
+          <w:rFonts w:eastAsia="Courier New" w:cs="Courier New" w:ascii="Courier New" w:hAnsi="Courier New"/>
+          <w:b/>
+          <w:color w:val="0000CC"/>
+          <w:sz w:val="16"/>
+        </w:rPr>
+        <w:t>continue</w:t>
+      </w:r>
+      <w:r>
+        <w:rPr/>
+        <w:br/>
+      </w:r>
+      <w:r>
+        <w:rPr>
+          <w:rFonts w:eastAsia="Courier New" w:cs="Courier New" w:ascii="Courier New" w:hAnsi="Courier New"/>
+          <w:sz w:val="16"/>
+        </w:rPr>
+        <w:t xml:space="preserve">            started = started </w:t>
+      </w:r>
+      <w:r>
+        <w:rPr>
+          <w:rFonts w:eastAsia="Courier New" w:cs="Courier New" w:ascii="Courier New" w:hAnsi="Courier New"/>
+          <w:b/>
+          <w:color w:val="0000CC"/>
+          <w:sz w:val="16"/>
+        </w:rPr>
+        <w:t>or</w:t>
+      </w:r>
+      <w:r>
+        <w:rPr>
+          <w:rFonts w:eastAsia="Courier New" w:cs="Courier New" w:ascii="Courier New" w:hAnsi="Courier New"/>
+          <w:sz w:val="16"/>
+        </w:rPr>
+        <w:t xml:space="preserve"> (</w:t>
+      </w:r>
+      <w:r>
+        <w:rPr>
+          <w:rFonts w:eastAsia="Courier New" w:cs="Courier New" w:ascii="Courier New" w:hAnsi="Courier New"/>
+          <w:b w:val="false"/>
+          <w:color w:val="A0169E"/>
+          <w:sz w:val="16"/>
+        </w:rPr>
+        <w:t>'Committee'</w:t>
+      </w:r>
+      <w:r>
+        <w:rPr>
+          <w:rFonts w:eastAsia="Courier New" w:cs="Courier New" w:ascii="Courier New" w:hAnsi="Courier New"/>
+          <w:sz w:val="16"/>
+        </w:rPr>
+        <w:t xml:space="preserve"> </w:t>
+      </w:r>
+      <w:r>
+        <w:rPr>
+          <w:rFonts w:eastAsia="Courier New" w:cs="Courier New" w:ascii="Courier New" w:hAnsi="Courier New"/>
+          <w:b/>
+          <w:color w:val="0000CC"/>
+          <w:sz w:val="16"/>
+        </w:rPr>
+        <w:t>in</w:t>
+      </w:r>
+      <w:r>
+        <w:rPr>
+          <w:rFonts w:eastAsia="Courier New" w:cs="Courier New" w:ascii="Courier New" w:hAnsi="Courier New"/>
+          <w:sz w:val="16"/>
+        </w:rPr>
+        <w:t xml:space="preserve"> p </w:t>
+      </w:r>
+      <w:r>
+        <w:rPr>
+          <w:rFonts w:eastAsia="Courier New" w:cs="Courier New" w:ascii="Courier New" w:hAnsi="Courier New"/>
+          <w:b/>
+          <w:color w:val="0000CC"/>
+          <w:sz w:val="16"/>
+        </w:rPr>
+        <w:t>and</w:t>
+      </w:r>
+      <w:r>
+        <w:rPr>
+          <w:rFonts w:eastAsia="Courier New" w:cs="Courier New" w:ascii="Courier New" w:hAnsi="Courier New"/>
+          <w:sz w:val="16"/>
+        </w:rPr>
+        <w:t xml:space="preserve"> </w:t>
+      </w:r>
+      <w:r>
+        <w:rPr>
+          <w:rFonts w:eastAsia="Courier New" w:cs="Courier New" w:ascii="Courier New" w:hAnsi="Courier New"/>
+          <w:b w:val="false"/>
+          <w:color w:val="0000CC"/>
+          <w:sz w:val="16"/>
+        </w:rPr>
+        <w:t>len</w:t>
+      </w:r>
+      <w:r>
+        <w:rPr>
+          <w:rFonts w:eastAsia="Courier New" w:cs="Courier New" w:ascii="Courier New" w:hAnsi="Courier New"/>
+          <w:sz w:val="16"/>
+        </w:rPr>
+        <w:t xml:space="preserve">(p.split()) &gt;= </w:t>
+      </w:r>
+      <w:r>
+        <w:rPr>
+          <w:rFonts w:eastAsia="Courier New" w:cs="Courier New" w:ascii="Courier New" w:hAnsi="Courier New"/>
+          <w:b w:val="false"/>
+          <w:color w:val="D2691E"/>
+          <w:sz w:val="16"/>
+        </w:rPr>
+        <w:t>12</w:t>
+      </w:r>
+      <w:r>
+        <w:rPr>
+          <w:rFonts w:eastAsia="Courier New" w:cs="Courier New" w:ascii="Courier New" w:hAnsi="Courier New"/>
+          <w:sz w:val="16"/>
+        </w:rPr>
+        <w:t>)</w:t>
+      </w:r>
+      <w:r>
+        <w:rPr/>
+        <w:br/>
+      </w:r>
+      <w:r>
+        <w:rPr>
+          <w:rFonts w:eastAsia="Courier New" w:cs="Courier New" w:ascii="Courier New" w:hAnsi="Courier New"/>
+          <w:sz w:val="16"/>
+        </w:rPr>
+        <w:t xml:space="preserve">            </w:t>
+      </w:r>
+      <w:r>
+        <w:rPr>
+          <w:rFonts w:eastAsia="Courier New" w:cs="Courier New" w:ascii="Courier New" w:hAnsi="Courier New"/>
+          <w:b/>
+          <w:color w:val="0000CC"/>
+          <w:sz w:val="16"/>
+        </w:rPr>
+        <w:t>if</w:t>
+      </w:r>
+      <w:r>
+        <w:rPr>
+          <w:rFonts w:eastAsia="Courier New" w:cs="Courier New" w:ascii="Courier New" w:hAnsi="Courier New"/>
+          <w:sz w:val="16"/>
+        </w:rPr>
+        <w:t xml:space="preserve"> started </w:t>
+      </w:r>
+      <w:r>
+        <w:rPr>
+          <w:rFonts w:eastAsia="Courier New" w:cs="Courier New" w:ascii="Courier New" w:hAnsi="Courier New"/>
+          <w:b/>
+          <w:color w:val="0000CC"/>
+          <w:sz w:val="16"/>
+        </w:rPr>
+        <w:t>and</w:t>
+      </w:r>
+      <w:r>
+        <w:rPr>
+          <w:rFonts w:eastAsia="Courier New" w:cs="Courier New" w:ascii="Courier New" w:hAnsi="Courier New"/>
+          <w:sz w:val="16"/>
+        </w:rPr>
+        <w:t xml:space="preserve"> </w:t>
+      </w:r>
+      <w:r>
+        <w:rPr>
+          <w:rFonts w:eastAsia="Courier New" w:cs="Courier New" w:ascii="Courier New" w:hAnsi="Courier New"/>
+          <w:b w:val="false"/>
+          <w:color w:val="0000CC"/>
+          <w:sz w:val="16"/>
+        </w:rPr>
+        <w:t>len</w:t>
+      </w:r>
+      <w:r>
+        <w:rPr>
+          <w:rFonts w:eastAsia="Courier New" w:cs="Courier New" w:ascii="Courier New" w:hAnsi="Courier New"/>
+          <w:sz w:val="16"/>
+        </w:rPr>
+        <w:t xml:space="preserve">(p.split()) &gt;= </w:t>
+      </w:r>
+      <w:r>
+        <w:rPr>
+          <w:rFonts w:eastAsia="Courier New" w:cs="Courier New" w:ascii="Courier New" w:hAnsi="Courier New"/>
+          <w:b w:val="false"/>
+          <w:color w:val="D2691E"/>
+          <w:sz w:val="16"/>
+        </w:rPr>
+        <w:t>8</w:t>
+      </w:r>
+      <w:r>
+        <w:rPr>
+          <w:rFonts w:eastAsia="Courier New" w:cs="Courier New" w:ascii="Courier New" w:hAnsi="Courier New"/>
+          <w:sz w:val="16"/>
+        </w:rPr>
+        <w:t>:</w:t>
+      </w:r>
+      <w:r>
+        <w:rPr/>
+        <w:br/>
+      </w:r>
+      <w:r>
+        <w:rPr>
+          <w:rFonts w:eastAsia="Courier New" w:cs="Courier New" w:ascii="Courier New" w:hAnsi="Courier New"/>
+          <w:sz w:val="16"/>
+        </w:rPr>
+        <w:t xml:space="preserve">                keep.append(p)</w:t>
+      </w:r>
+      <w:r>
+        <w:rPr/>
+        <w:br/>
+      </w:r>
+      <w:r>
+        <w:rPr>
+          <w:rFonts w:eastAsia="Courier New" w:cs="Courier New" w:ascii="Courier New" w:hAnsi="Courier New"/>
+          <w:sz w:val="16"/>
+        </w:rPr>
+        <w:t xml:space="preserve">        text = </w:t>
+      </w:r>
+      <w:r>
+        <w:rPr>
+          <w:rFonts w:eastAsia="Courier New" w:cs="Courier New" w:ascii="Courier New" w:hAnsi="Courier New"/>
+          <w:b w:val="false"/>
+          <w:color w:val="A0169E"/>
+          <w:sz w:val="16"/>
+        </w:rPr>
+        <w:t>' '</w:t>
+      </w:r>
+      <w:r>
+        <w:rPr>
+          <w:rFonts w:eastAsia="Courier New" w:cs="Courier New" w:ascii="Courier New" w:hAnsi="Courier New"/>
+          <w:sz w:val="16"/>
+        </w:rPr>
+        <w:t>.join(keep)</w:t>
+      </w:r>
+      <w:r>
+        <w:rPr/>
+        <w:br/>
+      </w:r>
+      <w:r>
+        <w:rPr>
+          <w:rFonts w:eastAsia="Courier New" w:cs="Courier New" w:ascii="Courier New" w:hAnsi="Courier New"/>
+          <w:sz w:val="16"/>
+        </w:rPr>
+        <w:t xml:space="preserve">        </w:t>
+      </w:r>
+      <w:r>
+        <w:rPr>
+          <w:rFonts w:eastAsia="Courier New" w:cs="Courier New" w:ascii="Courier New" w:hAnsi="Courier New"/>
+          <w:b/>
+          <w:color w:val="0000CC"/>
+          <w:sz w:val="16"/>
+        </w:rPr>
+        <w:t>return</w:t>
+      </w:r>
+      <w:r>
+        <w:rPr>
+          <w:rFonts w:eastAsia="Courier New" w:cs="Courier New" w:ascii="Courier New" w:hAnsi="Courier New"/>
+          <w:sz w:val="16"/>
+        </w:rPr>
+        <w:t xml:space="preserve"> text </w:t>
+      </w:r>
+      <w:r>
+        <w:rPr>
+          <w:rFonts w:eastAsia="Courier New" w:cs="Courier New" w:ascii="Courier New" w:hAnsi="Courier New"/>
+          <w:b/>
+          <w:color w:val="0000CC"/>
+          <w:sz w:val="16"/>
+        </w:rPr>
+        <w:t>if</w:t>
+      </w:r>
+      <w:r>
+        <w:rPr>
+          <w:rFonts w:eastAsia="Courier New" w:cs="Courier New" w:ascii="Courier New" w:hAnsi="Courier New"/>
+          <w:sz w:val="16"/>
+        </w:rPr>
+        <w:t xml:space="preserve"> </w:t>
+      </w:r>
+      <w:r>
+        <w:rPr>
+          <w:rFonts w:eastAsia="Courier New" w:cs="Courier New" w:ascii="Courier New" w:hAnsi="Courier New"/>
+          <w:b w:val="false"/>
+          <w:color w:val="A0169E"/>
+          <w:sz w:val="16"/>
+        </w:rPr>
+        <w:t>'federal funds rate'</w:t>
+      </w:r>
+      <w:r>
+        <w:rPr>
+          <w:rFonts w:eastAsia="Courier New" w:cs="Courier New" w:ascii="Courier New" w:hAnsi="Courier New"/>
+          <w:sz w:val="16"/>
+        </w:rPr>
+        <w:t xml:space="preserve"> </w:t>
+      </w:r>
+      <w:r>
+        <w:rPr>
+          <w:rFonts w:eastAsia="Courier New" w:cs="Courier New" w:ascii="Courier New" w:hAnsi="Courier New"/>
+          <w:b/>
+          <w:color w:val="0000CC"/>
+          <w:sz w:val="16"/>
+        </w:rPr>
+        <w:t>in</w:t>
+      </w:r>
+      <w:r>
+        <w:rPr>
+          <w:rFonts w:eastAsia="Courier New" w:cs="Courier New" w:ascii="Courier New" w:hAnsi="Courier New"/>
+          <w:sz w:val="16"/>
+        </w:rPr>
+        <w:t xml:space="preserve"> text </w:t>
+      </w:r>
+      <w:r>
+        <w:rPr>
+          <w:rFonts w:eastAsia="Courier New" w:cs="Courier New" w:ascii="Courier New" w:hAnsi="Courier New"/>
+          <w:b/>
+          <w:color w:val="0000CC"/>
+          <w:sz w:val="16"/>
+        </w:rPr>
+        <w:t>and</w:t>
+      </w:r>
+      <w:r>
+        <w:rPr>
+          <w:rFonts w:eastAsia="Courier New" w:cs="Courier New" w:ascii="Courier New" w:hAnsi="Courier New"/>
+          <w:sz w:val="16"/>
+        </w:rPr>
+        <w:t xml:space="preserve"> </w:t>
+      </w:r>
+      <w:r>
+        <w:rPr>
+          <w:rFonts w:eastAsia="Courier New" w:cs="Courier New" w:ascii="Courier New" w:hAnsi="Courier New"/>
+          <w:b w:val="false"/>
+          <w:color w:val="A0169E"/>
+          <w:sz w:val="16"/>
+        </w:rPr>
+        <w:t>'firmly committed to fulfilling'</w:t>
+      </w:r>
+      <w:r>
+        <w:rPr>
+          <w:rFonts w:eastAsia="Courier New" w:cs="Courier New" w:ascii="Courier New" w:hAnsi="Courier New"/>
+          <w:sz w:val="16"/>
+        </w:rPr>
+        <w:t xml:space="preserve"> </w:t>
+      </w:r>
+      <w:r>
+        <w:rPr>
+          <w:rFonts w:eastAsia="Courier New" w:cs="Courier New" w:ascii="Courier New" w:hAnsi="Courier New"/>
+          <w:b/>
+          <w:color w:val="0000CC"/>
+          <w:sz w:val="16"/>
+        </w:rPr>
+        <w:t>not</w:t>
+      </w:r>
+      <w:r>
+        <w:rPr>
+          <w:rFonts w:eastAsia="Courier New" w:cs="Courier New" w:ascii="Courier New" w:hAnsi="Courier New"/>
+          <w:sz w:val="16"/>
+        </w:rPr>
+        <w:t xml:space="preserve"> </w:t>
+      </w:r>
+      <w:r>
+        <w:rPr>
+          <w:rFonts w:eastAsia="Courier New" w:cs="Courier New" w:ascii="Courier New" w:hAnsi="Courier New"/>
+          <w:b/>
+          <w:color w:val="0000CC"/>
+          <w:sz w:val="16"/>
+        </w:rPr>
+        <w:t>in</w:t>
+      </w:r>
+      <w:r>
+        <w:rPr>
+          <w:rFonts w:eastAsia="Courier New" w:cs="Courier New" w:ascii="Courier New" w:hAnsi="Courier New"/>
+          <w:sz w:val="16"/>
+        </w:rPr>
+        <w:t xml:space="preserve"> text </w:t>
+      </w:r>
+      <w:r>
+        <w:rPr>
+          <w:rFonts w:eastAsia="Courier New" w:cs="Courier New" w:ascii="Courier New" w:hAnsi="Courier New"/>
+          <w:b/>
+          <w:color w:val="0000CC"/>
+          <w:sz w:val="16"/>
+        </w:rPr>
+        <w:t>else</w:t>
+      </w:r>
+      <w:r>
+        <w:rPr>
+          <w:rFonts w:eastAsia="Courier New" w:cs="Courier New" w:ascii="Courier New" w:hAnsi="Courier New"/>
+          <w:sz w:val="16"/>
+        </w:rPr>
+        <w:t xml:space="preserve"> </w:t>
+      </w:r>
+      <w:r>
+        <w:rPr>
+          <w:rFonts w:eastAsia="Courier New" w:cs="Courier New" w:ascii="Courier New" w:hAnsi="Courier New"/>
+          <w:b w:val="false"/>
+          <w:color w:val="A0169E"/>
+          <w:sz w:val="16"/>
+        </w:rPr>
+        <w:t>''</w:t>
+      </w:r>
+      <w:r>
+        <w:rPr/>
+        <w:br/>
+      </w:r>
+      <w:r>
+        <w:rPr>
+          <w:rFonts w:eastAsia="Courier New" w:cs="Courier New" w:ascii="Courier New" w:hAnsi="Courier New"/>
+          <w:sz w:val="16"/>
+        </w:rPr>
+        <w:t xml:space="preserve">    rows = []</w:t>
+      </w:r>
+      <w:r>
+        <w:rPr/>
+        <w:br/>
+      </w:r>
+      <w:r>
+        <w:rPr>
+          <w:rFonts w:eastAsia="Courier New" w:cs="Courier New" w:ascii="Courier New" w:hAnsi="Courier New"/>
+          <w:sz w:val="16"/>
+        </w:rPr>
+        <w:t xml:space="preserve">    </w:t>
+      </w:r>
+      <w:r>
+        <w:rPr>
+          <w:rFonts w:eastAsia="Courier New" w:cs="Courier New" w:ascii="Courier New" w:hAnsi="Courier New"/>
+          <w:b/>
+          <w:color w:val="0000CC"/>
+          <w:sz w:val="16"/>
+        </w:rPr>
+        <w:t>for</w:t>
+      </w:r>
+      <w:r>
+        <w:rPr>
+          <w:rFonts w:eastAsia="Courier New" w:cs="Courier New" w:ascii="Courier New" w:hAnsi="Courier New"/>
+          <w:sz w:val="16"/>
+        </w:rPr>
+        <w:t xml:space="preserve"> date, urls </w:t>
+      </w:r>
+      <w:r>
+        <w:rPr>
+          <w:rFonts w:eastAsia="Courier New" w:cs="Courier New" w:ascii="Courier New" w:hAnsi="Courier New"/>
+          <w:b/>
+          <w:color w:val="0000CC"/>
+          <w:sz w:val="16"/>
+        </w:rPr>
+        <w:t>in</w:t>
+      </w:r>
+      <w:r>
+        <w:rPr>
+          <w:rFonts w:eastAsia="Courier New" w:cs="Courier New" w:ascii="Courier New" w:hAnsi="Courier New"/>
+          <w:sz w:val="16"/>
+        </w:rPr>
+        <w:t xml:space="preserve"> </w:t>
+      </w:r>
+      <w:r>
+        <w:rPr>
+          <w:rFonts w:eastAsia="Courier New" w:cs="Courier New" w:ascii="Courier New" w:hAnsi="Courier New"/>
+          <w:b w:val="false"/>
+          <w:color w:val="0000CC"/>
+          <w:sz w:val="16"/>
+        </w:rPr>
+        <w:t>sorted</w:t>
+      </w:r>
+      <w:r>
+        <w:rPr>
+          <w:rFonts w:eastAsia="Courier New" w:cs="Courier New" w:ascii="Courier New" w:hAnsi="Courier New"/>
+          <w:sz w:val="16"/>
+        </w:rPr>
+        <w:t>(links.items()):</w:t>
+      </w:r>
+      <w:r>
+        <w:rPr/>
+        <w:br/>
+      </w:r>
+      <w:r>
+        <w:rPr>
+          <w:rFonts w:eastAsia="Courier New" w:cs="Courier New" w:ascii="Courier New" w:hAnsi="Courier New"/>
+          <w:sz w:val="16"/>
+        </w:rPr>
+        <w:t xml:space="preserve">        texts = [statement_text(get(u)) </w:t>
+      </w:r>
+      <w:r>
+        <w:rPr>
+          <w:rFonts w:eastAsia="Courier New" w:cs="Courier New" w:ascii="Courier New" w:hAnsi="Courier New"/>
+          <w:b/>
+          <w:color w:val="0000CC"/>
+          <w:sz w:val="16"/>
+        </w:rPr>
+        <w:t>for</w:t>
+      </w:r>
+      <w:r>
+        <w:rPr>
+          <w:rFonts w:eastAsia="Courier New" w:cs="Courier New" w:ascii="Courier New" w:hAnsi="Courier New"/>
+          <w:sz w:val="16"/>
+        </w:rPr>
+        <w:t xml:space="preserve"> u </w:t>
+      </w:r>
+      <w:r>
+        <w:rPr>
+          <w:rFonts w:eastAsia="Courier New" w:cs="Courier New" w:ascii="Courier New" w:hAnsi="Courier New"/>
+          <w:b/>
+          <w:color w:val="0000CC"/>
+          <w:sz w:val="16"/>
+        </w:rPr>
+        <w:t>in</w:t>
+      </w:r>
+      <w:r>
+        <w:rPr>
+          <w:rFonts w:eastAsia="Courier New" w:cs="Courier New" w:ascii="Courier New" w:hAnsi="Courier New"/>
+          <w:sz w:val="16"/>
+        </w:rPr>
+        <w:t xml:space="preserve"> </w:t>
+      </w:r>
+      <w:r>
+        <w:rPr>
+          <w:rFonts w:eastAsia="Courier New" w:cs="Courier New" w:ascii="Courier New" w:hAnsi="Courier New"/>
+          <w:b w:val="false"/>
+          <w:color w:val="0000CC"/>
+          <w:sz w:val="16"/>
+        </w:rPr>
+        <w:t>sorted</w:t>
+      </w:r>
+      <w:r>
+        <w:rPr>
+          <w:rFonts w:eastAsia="Courier New" w:cs="Courier New" w:ascii="Courier New" w:hAnsi="Courier New"/>
+          <w:sz w:val="16"/>
+        </w:rPr>
+        <w:t>(urls)]</w:t>
+      </w:r>
+      <w:r>
+        <w:rPr/>
+        <w:br/>
+      </w:r>
+      <w:r>
+        <w:rPr>
+          <w:rFonts w:eastAsia="Courier New" w:cs="Courier New" w:ascii="Courier New" w:hAnsi="Courier New"/>
+          <w:sz w:val="16"/>
+        </w:rPr>
+        <w:t xml:space="preserve">        text = </w:t>
+      </w:r>
+      <w:r>
+        <w:rPr>
+          <w:rFonts w:eastAsia="Courier New" w:cs="Courier New" w:ascii="Courier New" w:hAnsi="Courier New"/>
+          <w:b w:val="false"/>
+          <w:color w:val="0000CC"/>
+          <w:sz w:val="16"/>
+        </w:rPr>
+        <w:t>next</w:t>
+      </w:r>
+      <w:r>
+        <w:rPr>
+          <w:rFonts w:eastAsia="Courier New" w:cs="Courier New" w:ascii="Courier New" w:hAnsi="Courier New"/>
+          <w:sz w:val="16"/>
+        </w:rPr>
+        <w:t xml:space="preserve">((t </w:t>
+      </w:r>
+      <w:r>
+        <w:rPr>
+          <w:rFonts w:eastAsia="Courier New" w:cs="Courier New" w:ascii="Courier New" w:hAnsi="Courier New"/>
+          <w:b/>
+          <w:color w:val="0000CC"/>
+          <w:sz w:val="16"/>
+        </w:rPr>
+        <w:t>for</w:t>
+      </w:r>
+      <w:r>
+        <w:rPr>
+          <w:rFonts w:eastAsia="Courier New" w:cs="Courier New" w:ascii="Courier New" w:hAnsi="Courier New"/>
+          <w:sz w:val="16"/>
+        </w:rPr>
+        <w:t xml:space="preserve"> t </w:t>
+      </w:r>
+      <w:r>
+        <w:rPr>
+          <w:rFonts w:eastAsia="Courier New" w:cs="Courier New" w:ascii="Courier New" w:hAnsi="Courier New"/>
+          <w:b/>
+          <w:color w:val="0000CC"/>
+          <w:sz w:val="16"/>
+        </w:rPr>
+        <w:t>in</w:t>
+      </w:r>
+      <w:r>
+        <w:rPr>
+          <w:rFonts w:eastAsia="Courier New" w:cs="Courier New" w:ascii="Courier New" w:hAnsi="Courier New"/>
+          <w:sz w:val="16"/>
+        </w:rPr>
+        <w:t xml:space="preserve"> texts </w:t>
+      </w:r>
+      <w:r>
+        <w:rPr>
+          <w:rFonts w:eastAsia="Courier New" w:cs="Courier New" w:ascii="Courier New" w:hAnsi="Courier New"/>
+          <w:b/>
+          <w:color w:val="0000CC"/>
+          <w:sz w:val="16"/>
+        </w:rPr>
+        <w:t>if</w:t>
+      </w:r>
+      <w:r>
+        <w:rPr>
+          <w:rFonts w:eastAsia="Courier New" w:cs="Courier New" w:ascii="Courier New" w:hAnsi="Courier New"/>
+          <w:sz w:val="16"/>
+        </w:rPr>
+        <w:t xml:space="preserve"> </w:t>
+      </w:r>
+      <w:r>
+        <w:rPr>
+          <w:rFonts w:eastAsia="Courier New" w:cs="Courier New" w:ascii="Courier New" w:hAnsi="Courier New"/>
+          <w:b w:val="false"/>
+          <w:color w:val="A0169E"/>
+          <w:sz w:val="16"/>
+        </w:rPr>
+        <w:t>'decided'</w:t>
+      </w:r>
+      <w:r>
+        <w:rPr>
+          <w:rFonts w:eastAsia="Courier New" w:cs="Courier New" w:ascii="Courier New" w:hAnsi="Courier New"/>
+          <w:sz w:val="16"/>
+        </w:rPr>
+        <w:t xml:space="preserve"> </w:t>
+      </w:r>
+      <w:r>
+        <w:rPr>
+          <w:rFonts w:eastAsia="Courier New" w:cs="Courier New" w:ascii="Courier New" w:hAnsi="Courier New"/>
+          <w:b/>
+          <w:color w:val="0000CC"/>
+          <w:sz w:val="16"/>
+        </w:rPr>
+        <w:t>in</w:t>
+      </w:r>
+      <w:r>
+        <w:rPr>
+          <w:rFonts w:eastAsia="Courier New" w:cs="Courier New" w:ascii="Courier New" w:hAnsi="Courier New"/>
+          <w:sz w:val="16"/>
+        </w:rPr>
+        <w:t xml:space="preserve"> t), </w:t>
+      </w:r>
+      <w:r>
+        <w:rPr>
+          <w:rFonts w:eastAsia="Courier New" w:cs="Courier New" w:ascii="Courier New" w:hAnsi="Courier New"/>
+          <w:b w:val="false"/>
+          <w:color w:val="0000CC"/>
+          <w:sz w:val="16"/>
+        </w:rPr>
+        <w:t>next</w:t>
+      </w:r>
+      <w:r>
+        <w:rPr>
+          <w:rFonts w:eastAsia="Courier New" w:cs="Courier New" w:ascii="Courier New" w:hAnsi="Courier New"/>
+          <w:sz w:val="16"/>
+        </w:rPr>
+        <w:t xml:space="preserve">((t </w:t>
+      </w:r>
+      <w:r>
+        <w:rPr>
+          <w:rFonts w:eastAsia="Courier New" w:cs="Courier New" w:ascii="Courier New" w:hAnsi="Courier New"/>
+          <w:b/>
+          <w:color w:val="0000CC"/>
+          <w:sz w:val="16"/>
+        </w:rPr>
+        <w:t>for</w:t>
+      </w:r>
+      <w:r>
+        <w:rPr>
+          <w:rFonts w:eastAsia="Courier New" w:cs="Courier New" w:ascii="Courier New" w:hAnsi="Courier New"/>
+          <w:sz w:val="16"/>
+        </w:rPr>
+        <w:t xml:space="preserve"> t </w:t>
+      </w:r>
+      <w:r>
+        <w:rPr>
+          <w:rFonts w:eastAsia="Courier New" w:cs="Courier New" w:ascii="Courier New" w:hAnsi="Courier New"/>
+          <w:b/>
+          <w:color w:val="0000CC"/>
+          <w:sz w:val="16"/>
+        </w:rPr>
+        <w:t>in</w:t>
+      </w:r>
+      <w:r>
+        <w:rPr>
+          <w:rFonts w:eastAsia="Courier New" w:cs="Courier New" w:ascii="Courier New" w:hAnsi="Courier New"/>
+          <w:sz w:val="16"/>
+        </w:rPr>
+        <w:t xml:space="preserve"> texts </w:t>
+      </w:r>
+      <w:r>
+        <w:rPr>
+          <w:rFonts w:eastAsia="Courier New" w:cs="Courier New" w:ascii="Courier New" w:hAnsi="Courier New"/>
+          <w:b/>
+          <w:color w:val="0000CC"/>
+          <w:sz w:val="16"/>
+        </w:rPr>
+        <w:t>if</w:t>
+      </w:r>
+      <w:r>
+        <w:rPr>
+          <w:rFonts w:eastAsia="Courier New" w:cs="Courier New" w:ascii="Courier New" w:hAnsi="Courier New"/>
+          <w:sz w:val="16"/>
+        </w:rPr>
+        <w:t xml:space="preserve"> t), </w:t>
+      </w:r>
+      <w:r>
+        <w:rPr>
+          <w:rFonts w:eastAsia="Courier New" w:cs="Courier New" w:ascii="Courier New" w:hAnsi="Courier New"/>
+          <w:b w:val="false"/>
+          <w:color w:val="A0169E"/>
+          <w:sz w:val="16"/>
+        </w:rPr>
+        <w:t>''</w:t>
+      </w:r>
+      <w:r>
+        <w:rPr>
+          <w:rFonts w:eastAsia="Courier New" w:cs="Courier New" w:ascii="Courier New" w:hAnsi="Courier New"/>
+          <w:sz w:val="16"/>
+        </w:rPr>
+        <w:t>))</w:t>
+      </w:r>
+      <w:r>
+        <w:rPr/>
+        <w:br/>
+      </w:r>
+      <w:r>
+        <w:rPr>
+          <w:rFonts w:eastAsia="Courier New" w:cs="Courier New" w:ascii="Courier New" w:hAnsi="Courier New"/>
+          <w:sz w:val="16"/>
+        </w:rPr>
+        <w:t xml:space="preserve">        sents = [s.strip() </w:t>
+      </w:r>
+      <w:r>
+        <w:rPr>
+          <w:rFonts w:eastAsia="Courier New" w:cs="Courier New" w:ascii="Courier New" w:hAnsi="Courier New"/>
+          <w:b/>
+          <w:color w:val="0000CC"/>
+          <w:sz w:val="16"/>
+        </w:rPr>
+        <w:t>for</w:t>
+      </w:r>
+      <w:r>
+        <w:rPr>
+          <w:rFonts w:eastAsia="Courier New" w:cs="Courier New" w:ascii="Courier New" w:hAnsi="Courier New"/>
+          <w:sz w:val="16"/>
+        </w:rPr>
+        <w:t xml:space="preserve"> s </w:t>
+      </w:r>
+      <w:r>
+        <w:rPr>
+          <w:rFonts w:eastAsia="Courier New" w:cs="Courier New" w:ascii="Courier New" w:hAnsi="Courier New"/>
+          <w:b/>
+          <w:color w:val="0000CC"/>
+          <w:sz w:val="16"/>
+        </w:rPr>
+        <w:t>in</w:t>
+      </w:r>
+      <w:r>
+        <w:rPr>
+          <w:rFonts w:eastAsia="Courier New" w:cs="Courier New" w:ascii="Courier New" w:hAnsi="Courier New"/>
+          <w:sz w:val="16"/>
+        </w:rPr>
+        <w:t xml:space="preserve"> re.split(</w:t>
+      </w:r>
+      <w:r>
+        <w:rPr>
+          <w:rFonts w:eastAsia="Courier New" w:cs="Courier New" w:ascii="Courier New" w:hAnsi="Courier New"/>
+          <w:b w:val="false"/>
+          <w:color w:val="A0169E"/>
+          <w:sz w:val="16"/>
+        </w:rPr>
+        <w:t>r'(?&lt;=[.!?])\s+(?=[A-Z])'</w:t>
+      </w:r>
+      <w:r>
+        <w:rPr>
+          <w:rFonts w:eastAsia="Courier New" w:cs="Courier New" w:ascii="Courier New" w:hAnsi="Courier New"/>
+          <w:sz w:val="16"/>
+        </w:rPr>
+        <w:t xml:space="preserve">, text) </w:t>
+      </w:r>
+      <w:r>
+        <w:rPr>
+          <w:rFonts w:eastAsia="Courier New" w:cs="Courier New" w:ascii="Courier New" w:hAnsi="Courier New"/>
+          <w:b/>
+          <w:color w:val="0000CC"/>
+          <w:sz w:val="16"/>
+        </w:rPr>
+        <w:t>if</w:t>
+      </w:r>
+      <w:r>
+        <w:rPr>
+          <w:rFonts w:eastAsia="Courier New" w:cs="Courier New" w:ascii="Courier New" w:hAnsi="Courier New"/>
+          <w:sz w:val="16"/>
+        </w:rPr>
+        <w:t xml:space="preserve"> </w:t>
+      </w:r>
+      <w:r>
+        <w:rPr>
+          <w:rFonts w:eastAsia="Courier New" w:cs="Courier New" w:ascii="Courier New" w:hAnsi="Courier New"/>
+          <w:b w:val="false"/>
+          <w:color w:val="0000CC"/>
+          <w:sz w:val="16"/>
+        </w:rPr>
+        <w:t>len</w:t>
+      </w:r>
+      <w:r>
+        <w:rPr>
+          <w:rFonts w:eastAsia="Courier New" w:cs="Courier New" w:ascii="Courier New" w:hAnsi="Courier New"/>
+          <w:sz w:val="16"/>
+        </w:rPr>
+        <w:t xml:space="preserve">(s.split()) &gt;= </w:t>
+      </w:r>
+      <w:r>
+        <w:rPr>
+          <w:rFonts w:eastAsia="Courier New" w:cs="Courier New" w:ascii="Courier New" w:hAnsi="Courier New"/>
+          <w:b w:val="false"/>
+          <w:color w:val="D2691E"/>
+          <w:sz w:val="16"/>
+        </w:rPr>
+        <w:t>5</w:t>
+      </w:r>
+      <w:r>
+        <w:rPr>
+          <w:rFonts w:eastAsia="Courier New" w:cs="Courier New" w:ascii="Courier New" w:hAnsi="Courier New"/>
+          <w:sz w:val="16"/>
+        </w:rPr>
+        <w:t>]</w:t>
+      </w:r>
+      <w:r>
+        <w:rPr/>
+        <w:br/>
+      </w:r>
+      <w:r>
+        <w:rPr>
+          <w:rFonts w:eastAsia="Courier New" w:cs="Courier New" w:ascii="Courier New" w:hAnsi="Courier New"/>
+          <w:sz w:val="16"/>
+        </w:rPr>
+        <w:t xml:space="preserve">        rows += [{</w:t>
+      </w:r>
+      <w:r>
+        <w:rPr>
+          <w:rFonts w:eastAsia="Courier New" w:cs="Courier New" w:ascii="Courier New" w:hAnsi="Courier New"/>
+          <w:b w:val="false"/>
+          <w:color w:val="A0169E"/>
+          <w:sz w:val="16"/>
+        </w:rPr>
+        <w:t>'date'</w:t>
+      </w:r>
+      <w:r>
+        <w:rPr>
+          <w:rFonts w:eastAsia="Courier New" w:cs="Courier New" w:ascii="Courier New" w:hAnsi="Courier New"/>
+          <w:sz w:val="16"/>
+        </w:rPr>
+        <w:t xml:space="preserve">: pd.Timestamp(date).date(), </w:t>
+      </w:r>
+      <w:r>
+        <w:rPr>
+          <w:rFonts w:eastAsia="Courier New" w:cs="Courier New" w:ascii="Courier New" w:hAnsi="Courier New"/>
+          <w:b w:val="false"/>
+          <w:color w:val="A0169E"/>
+          <w:sz w:val="16"/>
+        </w:rPr>
+        <w:t>'sent_id'</w:t>
+      </w:r>
+      <w:r>
+        <w:rPr>
+          <w:rFonts w:eastAsia="Courier New" w:cs="Courier New" w:ascii="Courier New" w:hAnsi="Courier New"/>
+          <w:sz w:val="16"/>
+        </w:rPr>
+        <w:t xml:space="preserve">: i, </w:t>
+      </w:r>
+      <w:r>
+        <w:rPr>
+          <w:rFonts w:eastAsia="Courier New" w:cs="Courier New" w:ascii="Courier New" w:hAnsi="Courier New"/>
+          <w:b w:val="false"/>
+          <w:color w:val="A0169E"/>
+          <w:sz w:val="16"/>
+        </w:rPr>
+        <w:t>'sentence'</w:t>
+      </w:r>
+      <w:r>
+        <w:rPr>
+          <w:rFonts w:eastAsia="Courier New" w:cs="Courier New" w:ascii="Courier New" w:hAnsi="Courier New"/>
+          <w:sz w:val="16"/>
+        </w:rPr>
+        <w:t xml:space="preserve">: s} </w:t>
+      </w:r>
+      <w:r>
+        <w:rPr>
+          <w:rFonts w:eastAsia="Courier New" w:cs="Courier New" w:ascii="Courier New" w:hAnsi="Courier New"/>
+          <w:b/>
+          <w:color w:val="0000CC"/>
+          <w:sz w:val="16"/>
+        </w:rPr>
+        <w:t>for</w:t>
+      </w:r>
+      <w:r>
+        <w:rPr>
+          <w:rFonts w:eastAsia="Courier New" w:cs="Courier New" w:ascii="Courier New" w:hAnsi="Courier New"/>
+          <w:sz w:val="16"/>
+        </w:rPr>
+        <w:t xml:space="preserve"> i, s </w:t>
+      </w:r>
+      <w:r>
+        <w:rPr>
+          <w:rFonts w:eastAsia="Courier New" w:cs="Courier New" w:ascii="Courier New" w:hAnsi="Courier New"/>
+          <w:b/>
+          <w:color w:val="0000CC"/>
+          <w:sz w:val="16"/>
+        </w:rPr>
+        <w:t>in</w:t>
+      </w:r>
+      <w:r>
+        <w:rPr>
+          <w:rFonts w:eastAsia="Courier New" w:cs="Courier New" w:ascii="Courier New" w:hAnsi="Courier New"/>
+          <w:sz w:val="16"/>
+        </w:rPr>
+        <w:t xml:space="preserve"> </w:t>
+      </w:r>
+      <w:r>
+        <w:rPr>
+          <w:rFonts w:eastAsia="Courier New" w:cs="Courier New" w:ascii="Courier New" w:hAnsi="Courier New"/>
+          <w:b w:val="false"/>
+          <w:color w:val="0000CC"/>
+          <w:sz w:val="16"/>
+        </w:rPr>
+        <w:t>enumerate</w:t>
+      </w:r>
+      <w:r>
+        <w:rPr>
+          <w:rFonts w:eastAsia="Courier New" w:cs="Courier New" w:ascii="Courier New" w:hAnsi="Courier New"/>
+          <w:sz w:val="16"/>
+        </w:rPr>
+        <w:t>(sents)]</w:t>
+      </w:r>
+      <w:r>
+        <w:rPr/>
+        <w:br/>
+      </w:r>
+      <w:r>
+        <w:rPr>
+          <w:rFonts w:eastAsia="Courier New" w:cs="Courier New" w:ascii="Courier New" w:hAnsi="Courier New"/>
+          <w:sz w:val="16"/>
+        </w:rPr>
+        <w:t xml:space="preserve">    pd.DataFrame(rows).to_csv(DATA / </w:t>
+      </w:r>
+      <w:r>
+        <w:rPr>
+          <w:rFonts w:eastAsia="Courier New" w:cs="Courier New" w:ascii="Courier New" w:hAnsi="Courier New"/>
+          <w:b w:val="false"/>
+          <w:color w:val="A0169E"/>
+          <w:sz w:val="16"/>
+        </w:rPr>
+        <w:t>'statements.csv'</w:t>
+      </w:r>
+      <w:r>
+        <w:rPr>
+          <w:rFonts w:eastAsia="Courier New" w:cs="Courier New" w:ascii="Courier New" w:hAnsi="Courier New"/>
+          <w:sz w:val="16"/>
+        </w:rPr>
+        <w:t>, index=</w:t>
+      </w:r>
+      <w:r>
+        <w:rPr>
+          <w:rFonts w:eastAsia="Courier New" w:cs="Courier New" w:ascii="Courier New" w:hAnsi="Courier New"/>
+          <w:b/>
+          <w:color w:val="0000CC"/>
+          <w:sz w:val="16"/>
+        </w:rPr>
+        <w:t>False</w:t>
+      </w:r>
+      <w:r>
+        <w:rPr>
+          <w:rFonts w:eastAsia="Courier New" w:cs="Courier New" w:ascii="Courier New" w:hAnsi="Courier New"/>
+          <w:sz w:val="16"/>
+        </w:rPr>
+        <w:t>)</w:t>
+      </w:r>
+      <w:r>
+        <w:rPr/>
+        <w:br/>
+      </w:r>
+      <w:r>
+        <w:rPr>
+          <w:rFonts w:eastAsia="Courier New" w:cs="Courier New" w:ascii="Courier New" w:hAnsi="Courier New"/>
+          <w:sz w:val="16"/>
+        </w:rPr>
+        <w:t xml:space="preserve">    fred = </w:t>
+      </w:r>
+      <w:r>
+        <w:rPr>
+          <w:rFonts w:eastAsia="Courier New" w:cs="Courier New" w:ascii="Courier New" w:hAnsi="Courier New"/>
+          <w:b w:val="false"/>
+          <w:color w:val="A0169E"/>
+          <w:sz w:val="16"/>
+        </w:rPr>
+        <w:t>'https://fred.stlouisfed.org/graph/fredgraph.csv?id='</w:t>
+      </w:r>
+      <w:r>
+        <w:rPr/>
+        <w:br/>
+      </w:r>
+      <w:r>
+        <w:rPr>
+          <w:rFonts w:eastAsia="Courier New" w:cs="Courier New" w:ascii="Courier New" w:hAnsi="Courier New"/>
+          <w:sz w:val="16"/>
+        </w:rPr>
+        <w:t xml:space="preserve">    rate = pd.concat([pd.read_csv(io.StringIO(get(fred + s)), names=[</w:t>
+      </w:r>
+      <w:r>
+        <w:rPr>
+          <w:rFonts w:eastAsia="Courier New" w:cs="Courier New" w:ascii="Courier New" w:hAnsi="Courier New"/>
+          <w:b w:val="false"/>
+          <w:color w:val="A0169E"/>
+          <w:sz w:val="16"/>
+        </w:rPr>
+        <w:t>'date'</w:t>
+      </w:r>
+      <w:r>
+        <w:rPr>
+          <w:rFonts w:eastAsia="Courier New" w:cs="Courier New" w:ascii="Courier New" w:hAnsi="Courier New"/>
+          <w:sz w:val="16"/>
+        </w:rPr>
+        <w:t xml:space="preserve">, </w:t>
+      </w:r>
+      <w:r>
+        <w:rPr>
+          <w:rFonts w:eastAsia="Courier New" w:cs="Courier New" w:ascii="Courier New" w:hAnsi="Courier New"/>
+          <w:b w:val="false"/>
+          <w:color w:val="A0169E"/>
+          <w:sz w:val="16"/>
+        </w:rPr>
+        <w:t>'rate'</w:t>
+      </w:r>
+      <w:r>
+        <w:rPr>
+          <w:rFonts w:eastAsia="Courier New" w:cs="Courier New" w:ascii="Courier New" w:hAnsi="Courier New"/>
+          <w:sz w:val="16"/>
+        </w:rPr>
+        <w:t>], header=</w:t>
+      </w:r>
+      <w:r>
+        <w:rPr>
+          <w:rFonts w:eastAsia="Courier New" w:cs="Courier New" w:ascii="Courier New" w:hAnsi="Courier New"/>
+          <w:b w:val="false"/>
+          <w:color w:val="D2691E"/>
+          <w:sz w:val="16"/>
+        </w:rPr>
+        <w:t>0</w:t>
+      </w:r>
+      <w:r>
+        <w:rPr>
+          <w:rFonts w:eastAsia="Courier New" w:cs="Courier New" w:ascii="Courier New" w:hAnsi="Courier New"/>
+          <w:sz w:val="16"/>
+        </w:rPr>
+        <w:t>)</w:t>
+      </w:r>
+      <w:r>
+        <w:rPr/>
+        <w:br/>
+      </w:r>
+      <w:r>
+        <w:rPr>
+          <w:rFonts w:eastAsia="Courier New" w:cs="Courier New" w:ascii="Courier New" w:hAnsi="Courier New"/>
+          <w:sz w:val="16"/>
+        </w:rPr>
+        <w:t xml:space="preserve">                      </w:t>
+      </w:r>
+      <w:r>
+        <w:rPr>
+          <w:rFonts w:eastAsia="Courier New" w:cs="Courier New" w:ascii="Courier New" w:hAnsi="Courier New"/>
+          <w:b/>
+          <w:color w:val="0000CC"/>
+          <w:sz w:val="16"/>
+        </w:rPr>
+        <w:t>for</w:t>
+      </w:r>
+      <w:r>
+        <w:rPr>
+          <w:rFonts w:eastAsia="Courier New" w:cs="Courier New" w:ascii="Courier New" w:hAnsi="Courier New"/>
+          <w:sz w:val="16"/>
+        </w:rPr>
+        <w:t xml:space="preserve"> s </w:t>
+      </w:r>
+      <w:r>
+        <w:rPr>
+          <w:rFonts w:eastAsia="Courier New" w:cs="Courier New" w:ascii="Courier New" w:hAnsi="Courier New"/>
+          <w:b/>
+          <w:color w:val="0000CC"/>
+          <w:sz w:val="16"/>
+        </w:rPr>
+        <w:t>in</w:t>
+      </w:r>
+      <w:r>
+        <w:rPr>
+          <w:rFonts w:eastAsia="Courier New" w:cs="Courier New" w:ascii="Courier New" w:hAnsi="Courier New"/>
+          <w:sz w:val="16"/>
+        </w:rPr>
+        <w:t xml:space="preserve"> (</w:t>
+      </w:r>
+      <w:r>
+        <w:rPr>
+          <w:rFonts w:eastAsia="Courier New" w:cs="Courier New" w:ascii="Courier New" w:hAnsi="Courier New"/>
+          <w:b w:val="false"/>
+          <w:color w:val="A0169E"/>
+          <w:sz w:val="16"/>
+        </w:rPr>
+        <w:t>'DFEDTAR'</w:t>
+      </w:r>
+      <w:r>
+        <w:rPr>
+          <w:rFonts w:eastAsia="Courier New" w:cs="Courier New" w:ascii="Courier New" w:hAnsi="Courier New"/>
+          <w:sz w:val="16"/>
+        </w:rPr>
+        <w:t xml:space="preserve">, </w:t>
+      </w:r>
+      <w:r>
+        <w:rPr>
+          <w:rFonts w:eastAsia="Courier New" w:cs="Courier New" w:ascii="Courier New" w:hAnsi="Courier New"/>
+          <w:b w:val="false"/>
+          <w:color w:val="A0169E"/>
+          <w:sz w:val="16"/>
+        </w:rPr>
+        <w:t>'DFEDTARU'</w:t>
+      </w:r>
+      <w:r>
+        <w:rPr>
+          <w:rFonts w:eastAsia="Courier New" w:cs="Courier New" w:ascii="Courier New" w:hAnsi="Courier New"/>
+          <w:sz w:val="16"/>
+        </w:rPr>
+        <w:t>)]).dropna().drop_duplicates(</w:t>
+      </w:r>
+      <w:r>
+        <w:rPr>
+          <w:rFonts w:eastAsia="Courier New" w:cs="Courier New" w:ascii="Courier New" w:hAnsi="Courier New"/>
+          <w:b w:val="false"/>
+          <w:color w:val="A0169E"/>
+          <w:sz w:val="16"/>
+        </w:rPr>
+        <w:t>'date'</w:t>
+      </w:r>
+      <w:r>
+        <w:rPr>
+          <w:rFonts w:eastAsia="Courier New" w:cs="Courier New" w:ascii="Courier New" w:hAnsi="Courier New"/>
+          <w:sz w:val="16"/>
+        </w:rPr>
+        <w:t>, keep=</w:t>
+      </w:r>
+      <w:r>
+        <w:rPr>
+          <w:rFonts w:eastAsia="Courier New" w:cs="Courier New" w:ascii="Courier New" w:hAnsi="Courier New"/>
+          <w:b w:val="false"/>
+          <w:color w:val="A0169E"/>
+          <w:sz w:val="16"/>
+        </w:rPr>
+        <w:t>'last'</w:t>
+      </w:r>
+      <w:r>
+        <w:rPr>
+          <w:rFonts w:eastAsia="Courier New" w:cs="Courier New" w:ascii="Courier New" w:hAnsi="Courier New"/>
+          <w:sz w:val="16"/>
+        </w:rPr>
+        <w:t>)</w:t>
+      </w:r>
+      <w:r>
+        <w:rPr/>
+        <w:br/>
+      </w:r>
+      <w:r>
+        <w:rPr>
+          <w:rFonts w:eastAsia="Courier New" w:cs="Courier New" w:ascii="Courier New" w:hAnsi="Courier New"/>
+          <w:sz w:val="16"/>
+        </w:rPr>
+        <w:t xml:space="preserve">    rate[rate[</w:t>
+      </w:r>
+      <w:r>
+        <w:rPr>
+          <w:rFonts w:eastAsia="Courier New" w:cs="Courier New" w:ascii="Courier New" w:hAnsi="Courier New"/>
+          <w:b w:val="false"/>
+          <w:color w:val="A0169E"/>
+          <w:sz w:val="16"/>
+        </w:rPr>
+        <w:t>'date'</w:t>
+      </w:r>
+      <w:r>
+        <w:rPr>
+          <w:rFonts w:eastAsia="Courier New" w:cs="Courier New" w:ascii="Courier New" w:hAnsi="Courier New"/>
+          <w:sz w:val="16"/>
+        </w:rPr>
+        <w:t xml:space="preserve">] &gt;= </w:t>
+      </w:r>
+      <w:r>
+        <w:rPr>
+          <w:rFonts w:eastAsia="Courier New" w:cs="Courier New" w:ascii="Courier New" w:hAnsi="Courier New"/>
+          <w:b w:val="false"/>
+          <w:color w:val="A0169E"/>
+          <w:sz w:val="16"/>
+        </w:rPr>
+        <w:t>'1999-01-01'</w:t>
+      </w:r>
+      <w:r>
+        <w:rPr>
+          <w:rFonts w:eastAsia="Courier New" w:cs="Courier New" w:ascii="Courier New" w:hAnsi="Courier New"/>
+          <w:sz w:val="16"/>
+        </w:rPr>
+        <w:t xml:space="preserve">].to_csv(DATA / </w:t>
+      </w:r>
+      <w:r>
+        <w:rPr>
+          <w:rFonts w:eastAsia="Courier New" w:cs="Courier New" w:ascii="Courier New" w:hAnsi="Courier New"/>
+          <w:b w:val="false"/>
+          <w:color w:val="A0169E"/>
+          <w:sz w:val="16"/>
+        </w:rPr>
+        <w:t>'fed_target_rate.csv'</w:t>
+      </w:r>
+      <w:r>
+        <w:rPr>
+          <w:rFonts w:eastAsia="Courier New" w:cs="Courier New" w:ascii="Courier New" w:hAnsi="Courier New"/>
+          <w:sz w:val="16"/>
+        </w:rPr>
+        <w:t>, index=</w:t>
+      </w:r>
+      <w:r>
+        <w:rPr>
+          <w:rFonts w:eastAsia="Courier New" w:cs="Courier New" w:ascii="Courier New" w:hAnsi="Courier New"/>
+          <w:b/>
+          <w:color w:val="0000CC"/>
+          <w:sz w:val="16"/>
+        </w:rPr>
+        <w:t>False</w:t>
+      </w:r>
+      <w:r>
+        <w:rPr>
+          <w:rFonts w:eastAsia="Courier New" w:cs="Courier New" w:ascii="Courier New" w:hAnsi="Courier New"/>
+          <w:sz w:val="16"/>
+        </w:rPr>
+        <w:t>)</w:t>
+      </w:r>
+      <w:r>
+        <w:rPr/>
+        <w:br/>
+      </w:r>
+    </w:p>
+    <w:p>
+      <w:pPr>
+        <w:pStyle w:val="Caption"/>
+        <w:keepNext w:val="true"/>
+        <w:rPr/>
+      </w:pPr>
+      <w:r>
+        <w:rPr/>
+        <w:t xml:space="preserve">Listing </w:t>
+      </w:r>
+      <w:r>
+        <w:rPr/>
+        <w:fldChar w:fldCharType="begin"/>
+      </w:r>
+      <w:r>
+        <w:rPr/>
+        <w:instrText xml:space="preserve"> SEQ Listing \* ARABIC </w:instrText>
+      </w:r>
+      <w:r>
+        <w:rPr/>
+        <w:fldChar w:fldCharType="separate"/>
+      </w:r>
+      <w:r>
+        <w:rPr/>
+        <w:t>6</w:t>
+      </w:r>
+      <w:r>
+        <w:rPr/>
+        <w:fldChar w:fldCharType="end"/>
+      </w:r>
+      <w:r>
+        <w:rPr/>
+        <w:t>: Laden der Statements und des Leitzinses</w:t>
+      </w:r>
+    </w:p>
+    <w:p>
+      <w:pPr>
+        <w:pStyle w:val="Normal"/>
+        <w:keepLines/>
+        <w:spacing w:lineRule="auto" w:line="240" w:before="0" w:after="200"/>
+        <w:rPr/>
+      </w:pPr>
+      <w:r>
+        <w:rPr>
+          <w:rFonts w:eastAsia="Courier New" w:cs="Courier New" w:ascii="Courier New" w:hAnsi="Courier New"/>
           <w:sz w:val="16"/>
         </w:rPr>
         <w:t xml:space="preserve">statements = pd.read_csv(DATA / </w:t>
@@ -3555,7 +6481,7 @@
       </w:pPr>
       <w:r>
         <w:rPr/>
-        <w:t>Es sind 214 Statements mit zusammen 2.776 Sätzen. Das sind etwas mehr als 8 pro Jahr, weil die Notenbank in Krisen auch außerhalb der geplanten Sitzungen entschieden hat. Die Statements vom Dezember 2003 und vom Mai 2004 hat das Skript nicht gefunden.</w:t>
+        <w:t>Es sind 214 Statements mit zusammen 2.776 Sätzen. Das sind etwas mehr als 8 pro Jahr, weil die Notenbank in Krisen auch außerhalb der geplanten Sitzungen entschieden hat. Die Statements vom Dezember 2003 und vom Mai 2004 wurden nicht gefunden.</w:t>
       </w:r>
     </w:p>
     <w:p>
@@ -3563,7 +6489,7 @@
         <w:pStyle w:val="Heading1"/>
         <w:rPr/>
       </w:pPr>
-      <w:bookmarkStart w:id="6" w:name="__RefHeading___Toc3479_2356958593"/>
+      <w:bookmarkStart w:id="6" w:name="__RefHeading___Toc5310_1808196097"/>
       <w:bookmarkEnd w:id="6"/>
       <w:r>
         <w:rPr/>
@@ -3577,7 +6503,7 @@
       </w:pPr>
       <w:r>
         <w:rPr/>
-        <w:t>Dass Texte von Notenbanken messbare Signale enthalten, ist in der Ökonomie gut belegt. Lucca und Trebbi (2009) bewerten 82 Statements von Mai 1999 bis Dezember 2008 automatisch. Statt eines trainierten Klassifikators messen sie über Trefferzahlen in der Google-Suche und in der Nachrichtendatenbank Factiva, wie oft Formulierungen zusammen mit Gegensatzpaaren wie hawkish und dovish auftreten. Sie finden, dass Änderungen im Inhalt der Statements den Zinsentscheidungen um mehr als ein Jahr vorauslaufen.</w:t>
+        <w:t>Dass Texte von Notenbanken messbare Signale enthalten, ist in der Ökonomie gut belegt. Lucca und Trebbi (2009) bewerten 82 Statements von Mai 1999 bis Dezember 2008 automatisch. Statt eines trainierten Klassifikators messen sie über Trefferzahlen in der Google-Suche und in der Nachrichtendatenbank Factiva, wie oft Formulierungen zusammen mit Gegensatzpaaren wie „hawkish“ und „dovish“ auftreten. Sie finden, dass Änderungen im Inhalt der Statements den Zinsentscheidungen um mehr als ein Jahr vorauslaufen.</w:t>
       </w:r>
     </w:p>
     <w:p>
@@ -3587,7 +6513,7 @@
       </w:pPr>
       <w:r>
         <w:rPr/>
-        <w:t>Shah et al. (2023) machen daraus eine Aufgabe für das maschinelle Lernen. Sie annotieren Sätze aus Protokollen, Pressekonferenzen und Reden und vergleichen ein Wörterbuchverfahren, rekurrente Netze, feinabgestimmte Transformer und ChatGPT ohne Training. Mit ihrem besten Modell, RoBERTa-large, bilden sie für jedes Dokument ein Maß aus der Zahl der restriktiven minus der expansiven Sätze, geteilt durch alle Sätze. Dieses Maß hängt deutlich mit der nächsten veröffentlichten Inflationsrate zusammen. Die Korrelation mit der Veränderung des Verbraucherpreisindex zum Vorjahr liegt bei 0,54. Die folgende Zelle hält ihre Ergebnisse für den kombinierten Datensatz mit geteilten Sätzen (Combined-S) fest, auf dem auch diese Arbeit aufsetzt.</w:t>
+        <w:t>Shah et al. (2023) machen daraus eine Aufgabe für das maschinelle Lernen (ML). Sie annotieren Sätze aus Protokollen, Pressekonferenzen &amp; Reden und vergleichen ein Wörterbuchverfahren, rekurrente Netze, feinabgestimmte Transformer und ChatGPT ohne Training. Mit ihrem besten Modell, RoBERTa-large, bilden sie für jedes Dokument ein Maß aus der Zahl der restriktiven minus der expansiven Sätze, geteilt durch alle Sätze. Dieses Maß hängt deutlich mit der nächsten veröffentlichten Inflationsrate zusammen. Die Korrelation mit der Veränderung des Verbraucherpreisindex zum Vorjahr liegt bei 0,54.</w:t>
       </w:r>
     </w:p>
     <w:p>
@@ -3614,7 +6540,7 @@
       </w:r>
       <w:r>
         <w:rPr/>
-        <w:t>6</w:t>
+        <w:t>7</w:t>
       </w:r>
       <w:r>
         <w:rPr/>
@@ -4498,7 +7424,31 @@
       </w:pPr>
       <w:r>
         <w:rPr/>
-        <w:t>Angegeben ist der gewichtete F1-Wert, gemittelt über 3 Seeds, die jeweils auch die zufällige Aufteilung in Training und Test festlegen. RoBERTa-large liegt mit 0,7113 vorn, knapp vor RoBERTa-base mit 0,6981. Das Wörterbuchverfahren, das in der Ökonomie lange Standard war, erreicht nur 0,5165, ChatGPT ohne Training 0,5868.</w:t>
+        <w:t>Shah et al. (2023) wenden ihr Maß nicht auf die kurzen Statements an und prüfen es an Inflation und Märkten, nicht am weiteren Verlauf des Leitzinses. Lucca und Trebbi (2009) prüfen genau diesen Vorlauf, ihre Daten enden aber 2008 und ihr Verfahren ist kein Sprachmodell.</w:t>
+      </w:r>
+    </w:p>
+    <w:p>
+      <w:pPr>
+        <w:pStyle w:val="Heading1"/>
+        <w:rPr/>
+      </w:pPr>
+      <w:bookmarkStart w:id="7" w:name="__RefHeading___Toc5312_1808196097"/>
+      <w:bookmarkEnd w:id="7"/>
+      <w:r>
+        <w:rPr/>
+        <w:t>3 Lösung und Evaluation</w:t>
+      </w:r>
+    </w:p>
+    <w:p>
+      <w:pPr>
+        <w:pStyle w:val="Heading2"/>
+        <w:rPr/>
+      </w:pPr>
+      <w:bookmarkStart w:id="8" w:name="__RefHeading___Toc5314_1808196097"/>
+      <w:bookmarkEnd w:id="8"/>
+      <w:r>
+        <w:rPr/>
+        <w:t>3.1 Vorgehen und Bewertungsmaße</w:t>
       </w:r>
     </w:p>
     <w:p>
@@ -4508,31 +7458,7 @@
       </w:pPr>
       <w:r>
         <w:rPr/>
-        <w:t>Ein Punkt bleibt in beiden Arbeiten offen. Shah et al. (2023) wenden ihr Maß nicht auf die kurzen Statements an und prüfen es an Inflation und Märkten, nicht am weiteren Verlauf des Leitzinses. Lucca und Trebbi (2009) prüfen genau diesen Vorlauf, ihre Daten enden aber 2008 und ihr Verfahren ist kein Sprachmodell. Diese Arbeit verbindet beide Ansätze. Papers with Code, das die Aufgabenstellung nennt, wird nicht mehr gepflegt. Die Recherche lief deshalb über die ACL Anthology, arXiv und die Seiten der Autoren.</w:t>
-      </w:r>
-    </w:p>
-    <w:p>
-      <w:pPr>
-        <w:pStyle w:val="Heading1"/>
-        <w:rPr/>
-      </w:pPr>
-      <w:bookmarkStart w:id="7" w:name="__RefHeading___Toc3481_2356958593"/>
-      <w:bookmarkEnd w:id="7"/>
-      <w:r>
-        <w:rPr/>
-        <w:t>3 Lösung und Evaluation</w:t>
-      </w:r>
-    </w:p>
-    <w:p>
-      <w:pPr>
-        <w:pStyle w:val="Heading2"/>
-        <w:rPr/>
-      </w:pPr>
-      <w:bookmarkStart w:id="8" w:name="__RefHeading___Toc3483_2356958593"/>
-      <w:bookmarkEnd w:id="8"/>
-      <w:r>
-        <w:rPr/>
-        <w:t>3.1 Vorgehen und Bewertungsmaße</w:t>
+        <w:t>Ich vergleiche 3 Systeme auf derselben Testmenge. Die Mehrheitsklasse dient als Untergrenze. Das 2. System ist ein klassisches Verfahren, TF-IDF-Merkmale aus Wörtern &amp; Wortpaaren mit einer logistischen Regression (LR) mit ausgeglichenen Klassengewichten. Den Regularisierungsparameter [C] wähle ich per fünffacher Kreuzvalidierung auf den Trainingsdaten, die Testmenge bleibt dabei unberührt. Das 3. System ist RoBERTa-base (Liu et al., 2019), ein vortrainiertes Transformer-Modell, das ich auf den Trainingssätzen feinabgestimmt habe. Das Training lief ohne eigene Validierungsdaten, für ein Basismodell mit 1.984 Sätzen reicht die CPU aus.</w:t>
       </w:r>
     </w:p>
     <w:p>
@@ -4542,17 +7468,7 @@
       </w:pPr>
       <w:r>
         <w:rPr/>
-        <w:t>Ich vergleiche drei Systeme auf derselben Testmenge. Die Mehrheitsklasse dient als Untergrenze. Das zweite System ist ein klassisches Verfahren aus der Vorlesung, TF-IDF-Merkmale aus Wörtern und Wortpaaren mit einer logistischen Regression (LR) mit ausgeglichenen Klassengewichten. Den Regularisierungsparameter C wähle ich per fünffacher Kreuzvalidierung auf den Trainingsdaten, die Testmenge bleibt dabei unberührt. Das dritte System ist RoBERTa-base (Liu et al., 2019), ein vortrainiertes Transformer-Modell, das ich auf den Trainingssätzen feinabgestimmt habe. Das Training lief bewusst auf der CPU eines eigenen Rechners und außerhalb des Notebooks im Skript train_roberta.py, mit festen Einstellungen, ohne Suche nach Hyperparametern und ohne eigene Validierungsdaten. Die Rechenserver der FH Südwestfalen oder ein Cloud-Dienst mit Grafikkarte wären ebenfalls möglich gewesen, für ein Basismodell mit 1.984 Trainingssätzen reicht die CPU aber aus. Das Notebook lädt die gespeicherten Vorhersagen.</w:t>
-      </w:r>
-    </w:p>
-    <w:p>
-      <w:pPr>
-        <w:pStyle w:val="Normal"/>
-        <w:rPr/>
-      </w:pPr>
-      <w:r>
-        <w:rPr/>
-        <w:t>Als Hauptmaß nutze ich wie Shah et al. (2023) den gewichteten F1-Wert, der jede Klasse nach ihrer Häufigkeit gewichtet. Daneben steht der Makro-F1, der alle drei Klassen gleich zählt und damit die selteneren Tonklassen stärker betont. Für jedes System gibt es Precision, Recall und F1 je Klasse sowie eine Konfusionsmatrix.</w:t>
+        <w:t>Als Hauptmaß nutze ich den gewichteten F1-Wert, der jede Klasse nach ihrer Häufigkeit gewichtet. Daneben steht der Makro-F1, der alle 3 Klassen gleich zählt und damit die selteneren Tonklassen stärker betont. Für jedes System gibt es Precision, Recall und F1 pro Klasse sowie eine Konfusionsmatrix.</w:t>
       </w:r>
     </w:p>
     <w:p>
@@ -4579,7 +7495,7 @@
       </w:r>
       <w:r>
         <w:rPr/>
-        <w:t>7</w:t>
+        <w:t>8</w:t>
       </w:r>
       <w:r>
         <w:rPr/>
@@ -4886,7 +7802,7 @@
         <w:pStyle w:val="Heading2"/>
         <w:rPr/>
       </w:pPr>
-      <w:bookmarkStart w:id="9" w:name="__RefHeading___Toc3485_2356958593"/>
+      <w:bookmarkStart w:id="9" w:name="__RefHeading___Toc5316_1808196097"/>
       <w:bookmarkEnd w:id="9"/>
       <w:r>
         <w:rPr/>
@@ -4917,7 +7833,7 @@
       </w:r>
       <w:r>
         <w:rPr/>
-        <w:t>8</w:t>
+        <w:t>9</w:t>
       </w:r>
       <w:r>
         <w:rPr/>
@@ -5900,7 +8816,7 @@
       </w:pPr>
       <w:r>
         <w:rPr/>
-        <w:t>Die Mehrheitsklasse sagt immer neutral voraus. Das ergibt einen gewichteten F1 von 0,331 und einen Makro-F1 von 0,222. Jedes brauchbare Modell muss deutlich darüber liegen.</w:t>
+        <w:t>Die Mehrheitsklasse sagt immer neutral voraus. Das ergibt einen gewichteten F1 (0,331) &amp; einen Makro-F1 (0,222), d. h. jedes brauchbare Modell muss deutlich darüber liegen.</w:t>
       </w:r>
     </w:p>
     <w:p>
@@ -5908,7 +8824,7 @@
         <w:pStyle w:val="Heading2"/>
         <w:rPr/>
       </w:pPr>
-      <w:bookmarkStart w:id="10" w:name="__RefHeading___Toc3487_2356958593"/>
+      <w:bookmarkStart w:id="10" w:name="__RefHeading___Toc5318_1808196097"/>
       <w:bookmarkEnd w:id="10"/>
       <w:r>
         <w:rPr/>
@@ -5939,7 +8855,7 @@
       </w:r>
       <w:r>
         <w:rPr/>
-        <w:t>9</w:t>
+        <w:t>10</w:t>
       </w:r>
       <w:r>
         <w:rPr/>
@@ -5964,7 +8880,7 @@
           <w:color w:val="008000"/>
           <w:sz w:val="16"/>
         </w:rPr>
-        <w:t># C per fünffacher Kreuzvalidierung auf den Trainingsdaten, die Testmenge bleibt unberührt</w:t>
+        <w:t># C per fünffacher Kreuzvalidierung auf den Trainingsdaten</w:t>
       </w:r>
       <w:r>
         <w:rPr/>
@@ -6039,18 +8955,7 @@
           <w:rFonts w:eastAsia="Courier New" w:cs="Courier New" w:ascii="Courier New" w:hAnsi="Courier New"/>
           <w:sz w:val="16"/>
         </w:rPr>
-        <w:t>),</w:t>
-      </w:r>
-      <w:r>
-        <w:rPr/>
-        <w:br/>
-      </w:r>
-      <w:r>
-        <w:rPr>
-          <w:rFonts w:eastAsia="Courier New" w:cs="Courier New" w:ascii="Courier New" w:hAnsi="Courier New"/>
-          <w:sz w:val="16"/>
-        </w:rPr>
-        <w:t xml:space="preserve">                     LogisticRegression(max_iter=</w:t>
+        <w:t>),LogisticRegression(max_iter=</w:t>
       </w:r>
       <w:r>
         <w:rPr>
@@ -7283,7 +10188,7 @@
       </w:pPr>
       <w:r>
         <w:rPr/>
-        <w:t>Die Kreuzvalidierung wählt C = 1. Auf der Testmenge erreicht das Modell einen gewichteten F1 von 0,598. Neutrale Sätze erkennt es am besten (F1 0,658), restriktive am schlechtesten (0,517). Damit liegt das einfache Modell etwa auf der Höhe von ChatGPT ohne Training und klar über dem Wörterbuchverfahren aus der Literatur.</w:t>
+        <w:t>Die Kreuzvalidierung wählt C = 1. Auf der Testmenge erreicht das Modell einen gewichteten F1 von 0,598. Neutrale Sätze erkennt es am besten (F1 0,658), restriktive am schlechtesten (0,517). Damit liegt das Modell etwa auf der Höhe von ChatGPT ohne Training und über dem Wörterbuchverfahren.</w:t>
       </w:r>
     </w:p>
     <w:p>
@@ -7291,7 +10196,7 @@
         <w:pStyle w:val="Heading2"/>
         <w:rPr/>
       </w:pPr>
-      <w:bookmarkStart w:id="11" w:name="__RefHeading___Toc3489_2356958593"/>
+      <w:bookmarkStart w:id="11" w:name="__RefHeading___Toc5320_1808196097"/>
       <w:bookmarkEnd w:id="11"/>
       <w:r>
         <w:rPr/>
@@ -7322,7 +10227,7 @@
       </w:r>
       <w:r>
         <w:rPr/>
-        <w:t>10</w:t>
+        <w:t>11</w:t>
       </w:r>
       <w:r>
         <w:rPr/>
@@ -7330,7 +10235,7 @@
       </w:r>
       <w:r>
         <w:rPr/>
-        <w:t>: Laden der RoBERTa-Vorhersagen</w:t>
+        <w:t>: Feinabstimmung von RoBERTa-base und Laden der Vorhersagen</w:t>
       </w:r>
     </w:p>
     <w:p>
@@ -7347,7 +10252,1503 @@
           <w:color w:val="008000"/>
           <w:sz w:val="16"/>
         </w:rPr>
-        <w:t># feinabgestimmt mit train_roberta.py, hier nur die gespeicherten Ausgaben laden</w:t>
+        <w:t># Feinabstimmung von RoBERTa-base (einmalig, danach werden die gespeicherten Ergebnisse geladen)</w:t>
+      </w:r>
+      <w:r>
+        <w:rPr/>
+        <w:br/>
+      </w:r>
+      <w:r>
+        <w:rPr>
+          <w:rFonts w:eastAsia="Courier New" w:cs="Courier New" w:ascii="Courier New" w:hAnsi="Courier New"/>
+          <w:b/>
+          <w:color w:val="0000CC"/>
+          <w:sz w:val="16"/>
+        </w:rPr>
+        <w:t>if</w:t>
+      </w:r>
+      <w:r>
+        <w:rPr>
+          <w:rFonts w:eastAsia="Courier New" w:cs="Courier New" w:ascii="Courier New" w:hAnsi="Courier New"/>
+          <w:sz w:val="16"/>
+        </w:rPr>
+        <w:t xml:space="preserve"> </w:t>
+      </w:r>
+      <w:r>
+        <w:rPr>
+          <w:rFonts w:eastAsia="Courier New" w:cs="Courier New" w:ascii="Courier New" w:hAnsi="Courier New"/>
+          <w:b/>
+          <w:color w:val="0000CC"/>
+          <w:sz w:val="16"/>
+        </w:rPr>
+        <w:t>not</w:t>
+      </w:r>
+      <w:r>
+        <w:rPr>
+          <w:rFonts w:eastAsia="Courier New" w:cs="Courier New" w:ascii="Courier New" w:hAnsi="Courier New"/>
+          <w:sz w:val="16"/>
+        </w:rPr>
+        <w:t xml:space="preserve"> (DATA / </w:t>
+      </w:r>
+      <w:r>
+        <w:rPr>
+          <w:rFonts w:eastAsia="Courier New" w:cs="Courier New" w:ascii="Courier New" w:hAnsi="Courier New"/>
+          <w:b w:val="false"/>
+          <w:color w:val="A0169E"/>
+          <w:sz w:val="16"/>
+        </w:rPr>
+        <w:t>'proba_roberta_test.npy'</w:t>
+      </w:r>
+      <w:r>
+        <w:rPr>
+          <w:rFonts w:eastAsia="Courier New" w:cs="Courier New" w:ascii="Courier New" w:hAnsi="Courier New"/>
+          <w:sz w:val="16"/>
+        </w:rPr>
+        <w:t>).exists():</w:t>
+      </w:r>
+      <w:r>
+        <w:rPr/>
+        <w:br/>
+      </w:r>
+      <w:r>
+        <w:rPr>
+          <w:rFonts w:eastAsia="Courier New" w:cs="Courier New" w:ascii="Courier New" w:hAnsi="Courier New"/>
+          <w:sz w:val="16"/>
+        </w:rPr>
+        <w:t xml:space="preserve">    </w:t>
+      </w:r>
+      <w:r>
+        <w:rPr>
+          <w:rFonts w:eastAsia="Courier New" w:cs="Courier New" w:ascii="Courier New" w:hAnsi="Courier New"/>
+          <w:b/>
+          <w:color w:val="0000CC"/>
+          <w:sz w:val="16"/>
+        </w:rPr>
+        <w:t>import</w:t>
+      </w:r>
+      <w:r>
+        <w:rPr>
+          <w:rFonts w:eastAsia="Courier New" w:cs="Courier New" w:ascii="Courier New" w:hAnsi="Courier New"/>
+          <w:sz w:val="16"/>
+        </w:rPr>
+        <w:t xml:space="preserve"> time, torch</w:t>
+      </w:r>
+      <w:r>
+        <w:rPr/>
+        <w:br/>
+      </w:r>
+      <w:r>
+        <w:rPr>
+          <w:rFonts w:eastAsia="Courier New" w:cs="Courier New" w:ascii="Courier New" w:hAnsi="Courier New"/>
+          <w:sz w:val="16"/>
+        </w:rPr>
+        <w:t xml:space="preserve">    </w:t>
+      </w:r>
+      <w:r>
+        <w:rPr>
+          <w:rFonts w:eastAsia="Courier New" w:cs="Courier New" w:ascii="Courier New" w:hAnsi="Courier New"/>
+          <w:b/>
+          <w:color w:val="0000CC"/>
+          <w:sz w:val="16"/>
+        </w:rPr>
+        <w:t>from</w:t>
+      </w:r>
+      <w:r>
+        <w:rPr>
+          <w:rFonts w:eastAsia="Courier New" w:cs="Courier New" w:ascii="Courier New" w:hAnsi="Courier New"/>
+          <w:sz w:val="16"/>
+        </w:rPr>
+        <w:t xml:space="preserve"> transformers </w:t>
+      </w:r>
+      <w:r>
+        <w:rPr>
+          <w:rFonts w:eastAsia="Courier New" w:cs="Courier New" w:ascii="Courier New" w:hAnsi="Courier New"/>
+          <w:b/>
+          <w:color w:val="0000CC"/>
+          <w:sz w:val="16"/>
+        </w:rPr>
+        <w:t>import</w:t>
+      </w:r>
+      <w:r>
+        <w:rPr>
+          <w:rFonts w:eastAsia="Courier New" w:cs="Courier New" w:ascii="Courier New" w:hAnsi="Courier New"/>
+          <w:sz w:val="16"/>
+        </w:rPr>
+        <w:t xml:space="preserve"> AutoModelForSequenceClassification, AutoTokenizer, get_linear_schedule_with_warmup</w:t>
+      </w:r>
+      <w:r>
+        <w:rPr/>
+        <w:br/>
+      </w:r>
+      <w:r>
+        <w:rPr>
+          <w:rFonts w:eastAsia="Courier New" w:cs="Courier New" w:ascii="Courier New" w:hAnsi="Courier New"/>
+          <w:sz w:val="16"/>
+        </w:rPr>
+        <w:t xml:space="preserve">    torch.manual_seed(RANDOM_STATE); rng = np.random.default_rng(RANDOM_STATE)</w:t>
+      </w:r>
+      <w:r>
+        <w:rPr/>
+        <w:br/>
+      </w:r>
+      <w:r>
+        <w:rPr>
+          <w:rFonts w:eastAsia="Courier New" w:cs="Courier New" w:ascii="Courier New" w:hAnsi="Courier New"/>
+          <w:sz w:val="16"/>
+        </w:rPr>
+        <w:t xml:space="preserve">    tok = AutoTokenizer.from_pretrained(</w:t>
+      </w:r>
+      <w:r>
+        <w:rPr>
+          <w:rFonts w:eastAsia="Courier New" w:cs="Courier New" w:ascii="Courier New" w:hAnsi="Courier New"/>
+          <w:b w:val="false"/>
+          <w:color w:val="A0169E"/>
+          <w:sz w:val="16"/>
+        </w:rPr>
+        <w:t>'roberta-base'</w:t>
+      </w:r>
+      <w:r>
+        <w:rPr>
+          <w:rFonts w:eastAsia="Courier New" w:cs="Courier New" w:ascii="Courier New" w:hAnsi="Courier New"/>
+          <w:sz w:val="16"/>
+        </w:rPr>
+        <w:t>)</w:t>
+      </w:r>
+      <w:r>
+        <w:rPr/>
+        <w:br/>
+      </w:r>
+      <w:r>
+        <w:rPr>
+          <w:rFonts w:eastAsia="Courier New" w:cs="Courier New" w:ascii="Courier New" w:hAnsi="Courier New"/>
+          <w:sz w:val="16"/>
+        </w:rPr>
+        <w:t xml:space="preserve">    model = AutoModelForSequenceClassification.from_pretrained(</w:t>
+      </w:r>
+      <w:r>
+        <w:rPr>
+          <w:rFonts w:eastAsia="Courier New" w:cs="Courier New" w:ascii="Courier New" w:hAnsi="Courier New"/>
+          <w:b w:val="false"/>
+          <w:color w:val="A0169E"/>
+          <w:sz w:val="16"/>
+        </w:rPr>
+        <w:t>'roberta-base'</w:t>
+      </w:r>
+      <w:r>
+        <w:rPr>
+          <w:rFonts w:eastAsia="Courier New" w:cs="Courier New" w:ascii="Courier New" w:hAnsi="Courier New"/>
+          <w:sz w:val="16"/>
+        </w:rPr>
+        <w:t>, num_labels=</w:t>
+      </w:r>
+      <w:r>
+        <w:rPr>
+          <w:rFonts w:eastAsia="Courier New" w:cs="Courier New" w:ascii="Courier New" w:hAnsi="Courier New"/>
+          <w:b w:val="false"/>
+          <w:color w:val="D2691E"/>
+          <w:sz w:val="16"/>
+        </w:rPr>
+        <w:t>3</w:t>
+      </w:r>
+      <w:r>
+        <w:rPr>
+          <w:rFonts w:eastAsia="Courier New" w:cs="Courier New" w:ascii="Courier New" w:hAnsi="Courier New"/>
+          <w:sz w:val="16"/>
+        </w:rPr>
+        <w:t>)</w:t>
+      </w:r>
+      <w:r>
+        <w:rPr/>
+        <w:br/>
+      </w:r>
+      <w:r>
+        <w:rPr>
+          <w:rFonts w:eastAsia="Courier New" w:cs="Courier New" w:ascii="Courier New" w:hAnsi="Courier New"/>
+          <w:sz w:val="16"/>
+        </w:rPr>
+        <w:t xml:space="preserve">    opt = torch.optim.AdamW(model.parameters(), lr=</w:t>
+      </w:r>
+      <w:r>
+        <w:rPr>
+          <w:rFonts w:eastAsia="Courier New" w:cs="Courier New" w:ascii="Courier New" w:hAnsi="Courier New"/>
+          <w:b w:val="false"/>
+          <w:color w:val="D2691E"/>
+          <w:sz w:val="16"/>
+        </w:rPr>
+        <w:t>2e-5</w:t>
+      </w:r>
+      <w:r>
+        <w:rPr>
+          <w:rFonts w:eastAsia="Courier New" w:cs="Courier New" w:ascii="Courier New" w:hAnsi="Courier New"/>
+          <w:sz w:val="16"/>
+        </w:rPr>
+        <w:t>, weight_decay=</w:t>
+      </w:r>
+      <w:r>
+        <w:rPr>
+          <w:rFonts w:eastAsia="Courier New" w:cs="Courier New" w:ascii="Courier New" w:hAnsi="Courier New"/>
+          <w:b w:val="false"/>
+          <w:color w:val="D2691E"/>
+          <w:sz w:val="16"/>
+        </w:rPr>
+        <w:t>0.01</w:t>
+      </w:r>
+      <w:r>
+        <w:rPr>
+          <w:rFonts w:eastAsia="Courier New" w:cs="Courier New" w:ascii="Courier New" w:hAnsi="Courier New"/>
+          <w:sz w:val="16"/>
+        </w:rPr>
+        <w:t>)</w:t>
+      </w:r>
+      <w:r>
+        <w:rPr/>
+        <w:br/>
+      </w:r>
+      <w:r>
+        <w:rPr>
+          <w:rFonts w:eastAsia="Courier New" w:cs="Courier New" w:ascii="Courier New" w:hAnsi="Courier New"/>
+          <w:sz w:val="16"/>
+        </w:rPr>
+        <w:t xml:space="preserve">    steps = </w:t>
+      </w:r>
+      <w:r>
+        <w:rPr>
+          <w:rFonts w:eastAsia="Courier New" w:cs="Courier New" w:ascii="Courier New" w:hAnsi="Courier New"/>
+          <w:b w:val="false"/>
+          <w:color w:val="D2691E"/>
+          <w:sz w:val="16"/>
+        </w:rPr>
+        <w:t>4</w:t>
+      </w:r>
+      <w:r>
+        <w:rPr>
+          <w:rFonts w:eastAsia="Courier New" w:cs="Courier New" w:ascii="Courier New" w:hAnsi="Courier New"/>
+          <w:sz w:val="16"/>
+        </w:rPr>
+        <w:t xml:space="preserve"> * </w:t>
+      </w:r>
+      <w:r>
+        <w:rPr>
+          <w:rFonts w:eastAsia="Courier New" w:cs="Courier New" w:ascii="Courier New" w:hAnsi="Courier New"/>
+          <w:b w:val="false"/>
+          <w:color w:val="0000CC"/>
+          <w:sz w:val="16"/>
+        </w:rPr>
+        <w:t>int</w:t>
+      </w:r>
+      <w:r>
+        <w:rPr>
+          <w:rFonts w:eastAsia="Courier New" w:cs="Courier New" w:ascii="Courier New" w:hAnsi="Courier New"/>
+          <w:sz w:val="16"/>
+        </w:rPr>
+        <w:t>(np.ceil(</w:t>
+      </w:r>
+      <w:r>
+        <w:rPr>
+          <w:rFonts w:eastAsia="Courier New" w:cs="Courier New" w:ascii="Courier New" w:hAnsi="Courier New"/>
+          <w:b w:val="false"/>
+          <w:color w:val="0000CC"/>
+          <w:sz w:val="16"/>
+        </w:rPr>
+        <w:t>len</w:t>
+      </w:r>
+      <w:r>
+        <w:rPr>
+          <w:rFonts w:eastAsia="Courier New" w:cs="Courier New" w:ascii="Courier New" w:hAnsi="Courier New"/>
+          <w:sz w:val="16"/>
+        </w:rPr>
+        <w:t xml:space="preserve">(train) / </w:t>
+      </w:r>
+      <w:r>
+        <w:rPr>
+          <w:rFonts w:eastAsia="Courier New" w:cs="Courier New" w:ascii="Courier New" w:hAnsi="Courier New"/>
+          <w:b w:val="false"/>
+          <w:color w:val="D2691E"/>
+          <w:sz w:val="16"/>
+        </w:rPr>
+        <w:t>16</w:t>
+      </w:r>
+      <w:r>
+        <w:rPr>
+          <w:rFonts w:eastAsia="Courier New" w:cs="Courier New" w:ascii="Courier New" w:hAnsi="Courier New"/>
+          <w:sz w:val="16"/>
+        </w:rPr>
+        <w:t>))</w:t>
+      </w:r>
+      <w:r>
+        <w:rPr/>
+        <w:br/>
+      </w:r>
+      <w:r>
+        <w:rPr>
+          <w:rFonts w:eastAsia="Courier New" w:cs="Courier New" w:ascii="Courier New" w:hAnsi="Courier New"/>
+          <w:sz w:val="16"/>
+        </w:rPr>
+        <w:t xml:space="preserve">    sched = get_linear_schedule_with_warmup(opt, </w:t>
+      </w:r>
+      <w:r>
+        <w:rPr>
+          <w:rFonts w:eastAsia="Courier New" w:cs="Courier New" w:ascii="Courier New" w:hAnsi="Courier New"/>
+          <w:b w:val="false"/>
+          <w:color w:val="0000CC"/>
+          <w:sz w:val="16"/>
+        </w:rPr>
+        <w:t>int</w:t>
+      </w:r>
+      <w:r>
+        <w:rPr>
+          <w:rFonts w:eastAsia="Courier New" w:cs="Courier New" w:ascii="Courier New" w:hAnsi="Courier New"/>
+          <w:sz w:val="16"/>
+        </w:rPr>
+        <w:t>(</w:t>
+      </w:r>
+      <w:r>
+        <w:rPr>
+          <w:rFonts w:eastAsia="Courier New" w:cs="Courier New" w:ascii="Courier New" w:hAnsi="Courier New"/>
+          <w:b w:val="false"/>
+          <w:color w:val="D2691E"/>
+          <w:sz w:val="16"/>
+        </w:rPr>
+        <w:t>0.1</w:t>
+      </w:r>
+      <w:r>
+        <w:rPr>
+          <w:rFonts w:eastAsia="Courier New" w:cs="Courier New" w:ascii="Courier New" w:hAnsi="Courier New"/>
+          <w:sz w:val="16"/>
+        </w:rPr>
+        <w:t xml:space="preserve"> * steps), steps)</w:t>
+      </w:r>
+      <w:r>
+        <w:rPr/>
+        <w:br/>
+      </w:r>
+      <w:r>
+        <w:rPr>
+          <w:rFonts w:eastAsia="Courier New" w:cs="Courier New" w:ascii="Courier New" w:hAnsi="Courier New"/>
+          <w:sz w:val="16"/>
+        </w:rPr>
+        <w:t xml:space="preserve">    enc = </w:t>
+      </w:r>
+      <w:r>
+        <w:rPr>
+          <w:rFonts w:eastAsia="Courier New" w:cs="Courier New" w:ascii="Courier New" w:hAnsi="Courier New"/>
+          <w:b/>
+          <w:color w:val="0000CC"/>
+          <w:sz w:val="16"/>
+        </w:rPr>
+        <w:t>lambda</w:t>
+      </w:r>
+      <w:r>
+        <w:rPr>
+          <w:rFonts w:eastAsia="Courier New" w:cs="Courier New" w:ascii="Courier New" w:hAnsi="Courier New"/>
+          <w:sz w:val="16"/>
+        </w:rPr>
+        <w:t xml:space="preserve"> texts: tok(</w:t>
+      </w:r>
+      <w:r>
+        <w:rPr>
+          <w:rFonts w:eastAsia="Courier New" w:cs="Courier New" w:ascii="Courier New" w:hAnsi="Courier New"/>
+          <w:b w:val="false"/>
+          <w:color w:val="0000CC"/>
+          <w:sz w:val="16"/>
+        </w:rPr>
+        <w:t>list</w:t>
+      </w:r>
+      <w:r>
+        <w:rPr>
+          <w:rFonts w:eastAsia="Courier New" w:cs="Courier New" w:ascii="Courier New" w:hAnsi="Courier New"/>
+          <w:sz w:val="16"/>
+        </w:rPr>
+        <w:t>(texts), truncation=</w:t>
+      </w:r>
+      <w:r>
+        <w:rPr>
+          <w:rFonts w:eastAsia="Courier New" w:cs="Courier New" w:ascii="Courier New" w:hAnsi="Courier New"/>
+          <w:b/>
+          <w:color w:val="0000CC"/>
+          <w:sz w:val="16"/>
+        </w:rPr>
+        <w:t>True</w:t>
+      </w:r>
+      <w:r>
+        <w:rPr>
+          <w:rFonts w:eastAsia="Courier New" w:cs="Courier New" w:ascii="Courier New" w:hAnsi="Courier New"/>
+          <w:sz w:val="16"/>
+        </w:rPr>
+        <w:t>, max_length=</w:t>
+      </w:r>
+      <w:r>
+        <w:rPr>
+          <w:rFonts w:eastAsia="Courier New" w:cs="Courier New" w:ascii="Courier New" w:hAnsi="Courier New"/>
+          <w:b w:val="false"/>
+          <w:color w:val="D2691E"/>
+          <w:sz w:val="16"/>
+        </w:rPr>
+        <w:t>128</w:t>
+      </w:r>
+      <w:r>
+        <w:rPr>
+          <w:rFonts w:eastAsia="Courier New" w:cs="Courier New" w:ascii="Courier New" w:hAnsi="Courier New"/>
+          <w:sz w:val="16"/>
+        </w:rPr>
+        <w:t>, padding=</w:t>
+      </w:r>
+      <w:r>
+        <w:rPr>
+          <w:rFonts w:eastAsia="Courier New" w:cs="Courier New" w:ascii="Courier New" w:hAnsi="Courier New"/>
+          <w:b/>
+          <w:color w:val="0000CC"/>
+          <w:sz w:val="16"/>
+        </w:rPr>
+        <w:t>True</w:t>
+      </w:r>
+      <w:r>
+        <w:rPr>
+          <w:rFonts w:eastAsia="Courier New" w:cs="Courier New" w:ascii="Courier New" w:hAnsi="Courier New"/>
+          <w:sz w:val="16"/>
+        </w:rPr>
+        <w:t>, return_tensors=</w:t>
+      </w:r>
+      <w:r>
+        <w:rPr>
+          <w:rFonts w:eastAsia="Courier New" w:cs="Courier New" w:ascii="Courier New" w:hAnsi="Courier New"/>
+          <w:b w:val="false"/>
+          <w:color w:val="A0169E"/>
+          <w:sz w:val="16"/>
+        </w:rPr>
+        <w:t>'pt'</w:t>
+      </w:r>
+      <w:r>
+        <w:rPr>
+          <w:rFonts w:eastAsia="Courier New" w:cs="Courier New" w:ascii="Courier New" w:hAnsi="Courier New"/>
+          <w:sz w:val="16"/>
+        </w:rPr>
+        <w:t>)</w:t>
+      </w:r>
+      <w:r>
+        <w:rPr/>
+        <w:br/>
+      </w:r>
+      <w:r>
+        <w:rPr>
+          <w:rFonts w:eastAsia="Courier New" w:cs="Courier New" w:ascii="Courier New" w:hAnsi="Courier New"/>
+          <w:sz w:val="16"/>
+        </w:rPr>
+        <w:t xml:space="preserve">    log, start = {</w:t>
+      </w:r>
+      <w:r>
+        <w:rPr>
+          <w:rFonts w:eastAsia="Courier New" w:cs="Courier New" w:ascii="Courier New" w:hAnsi="Courier New"/>
+          <w:b w:val="false"/>
+          <w:color w:val="A0169E"/>
+          <w:sz w:val="16"/>
+        </w:rPr>
+        <w:t>'model'</w:t>
+      </w:r>
+      <w:r>
+        <w:rPr>
+          <w:rFonts w:eastAsia="Courier New" w:cs="Courier New" w:ascii="Courier New" w:hAnsi="Courier New"/>
+          <w:sz w:val="16"/>
+        </w:rPr>
+        <w:t xml:space="preserve">: </w:t>
+      </w:r>
+      <w:r>
+        <w:rPr>
+          <w:rFonts w:eastAsia="Courier New" w:cs="Courier New" w:ascii="Courier New" w:hAnsi="Courier New"/>
+          <w:b w:val="false"/>
+          <w:color w:val="A0169E"/>
+          <w:sz w:val="16"/>
+        </w:rPr>
+        <w:t>'roberta-base'</w:t>
+      </w:r>
+      <w:r>
+        <w:rPr>
+          <w:rFonts w:eastAsia="Courier New" w:cs="Courier New" w:ascii="Courier New" w:hAnsi="Courier New"/>
+          <w:sz w:val="16"/>
+        </w:rPr>
+        <w:t xml:space="preserve">, </w:t>
+      </w:r>
+      <w:r>
+        <w:rPr>
+          <w:rFonts w:eastAsia="Courier New" w:cs="Courier New" w:ascii="Courier New" w:hAnsi="Courier New"/>
+          <w:b w:val="false"/>
+          <w:color w:val="A0169E"/>
+          <w:sz w:val="16"/>
+        </w:rPr>
+        <w:t>'lr'</w:t>
+      </w:r>
+      <w:r>
+        <w:rPr>
+          <w:rFonts w:eastAsia="Courier New" w:cs="Courier New" w:ascii="Courier New" w:hAnsi="Courier New"/>
+          <w:sz w:val="16"/>
+        </w:rPr>
+        <w:t xml:space="preserve">: </w:t>
+      </w:r>
+      <w:r>
+        <w:rPr>
+          <w:rFonts w:eastAsia="Courier New" w:cs="Courier New" w:ascii="Courier New" w:hAnsi="Courier New"/>
+          <w:b w:val="false"/>
+          <w:color w:val="D2691E"/>
+          <w:sz w:val="16"/>
+        </w:rPr>
+        <w:t>2e-5</w:t>
+      </w:r>
+      <w:r>
+        <w:rPr>
+          <w:rFonts w:eastAsia="Courier New" w:cs="Courier New" w:ascii="Courier New" w:hAnsi="Courier New"/>
+          <w:sz w:val="16"/>
+        </w:rPr>
+        <w:t xml:space="preserve">, </w:t>
+      </w:r>
+      <w:r>
+        <w:rPr>
+          <w:rFonts w:eastAsia="Courier New" w:cs="Courier New" w:ascii="Courier New" w:hAnsi="Courier New"/>
+          <w:b w:val="false"/>
+          <w:color w:val="A0169E"/>
+          <w:sz w:val="16"/>
+        </w:rPr>
+        <w:t>'batch'</w:t>
+      </w:r>
+      <w:r>
+        <w:rPr>
+          <w:rFonts w:eastAsia="Courier New" w:cs="Courier New" w:ascii="Courier New" w:hAnsi="Courier New"/>
+          <w:sz w:val="16"/>
+        </w:rPr>
+        <w:t xml:space="preserve">: </w:t>
+      </w:r>
+      <w:r>
+        <w:rPr>
+          <w:rFonts w:eastAsia="Courier New" w:cs="Courier New" w:ascii="Courier New" w:hAnsi="Courier New"/>
+          <w:b w:val="false"/>
+          <w:color w:val="D2691E"/>
+          <w:sz w:val="16"/>
+        </w:rPr>
+        <w:t>16</w:t>
+      </w:r>
+      <w:r>
+        <w:rPr>
+          <w:rFonts w:eastAsia="Courier New" w:cs="Courier New" w:ascii="Courier New" w:hAnsi="Courier New"/>
+          <w:sz w:val="16"/>
+        </w:rPr>
+        <w:t xml:space="preserve">, </w:t>
+      </w:r>
+      <w:r>
+        <w:rPr>
+          <w:rFonts w:eastAsia="Courier New" w:cs="Courier New" w:ascii="Courier New" w:hAnsi="Courier New"/>
+          <w:b w:val="false"/>
+          <w:color w:val="A0169E"/>
+          <w:sz w:val="16"/>
+        </w:rPr>
+        <w:t>'epochs'</w:t>
+      </w:r>
+      <w:r>
+        <w:rPr>
+          <w:rFonts w:eastAsia="Courier New" w:cs="Courier New" w:ascii="Courier New" w:hAnsi="Courier New"/>
+          <w:sz w:val="16"/>
+        </w:rPr>
+        <w:t xml:space="preserve">: </w:t>
+      </w:r>
+      <w:r>
+        <w:rPr>
+          <w:rFonts w:eastAsia="Courier New" w:cs="Courier New" w:ascii="Courier New" w:hAnsi="Courier New"/>
+          <w:b w:val="false"/>
+          <w:color w:val="D2691E"/>
+          <w:sz w:val="16"/>
+        </w:rPr>
+        <w:t>4</w:t>
+      </w:r>
+      <w:r>
+        <w:rPr>
+          <w:rFonts w:eastAsia="Courier New" w:cs="Courier New" w:ascii="Courier New" w:hAnsi="Courier New"/>
+          <w:sz w:val="16"/>
+        </w:rPr>
+        <w:t xml:space="preserve">, </w:t>
+      </w:r>
+      <w:r>
+        <w:rPr>
+          <w:rFonts w:eastAsia="Courier New" w:cs="Courier New" w:ascii="Courier New" w:hAnsi="Courier New"/>
+          <w:b w:val="false"/>
+          <w:color w:val="A0169E"/>
+          <w:sz w:val="16"/>
+        </w:rPr>
+        <w:t>'max_len'</w:t>
+      </w:r>
+      <w:r>
+        <w:rPr>
+          <w:rFonts w:eastAsia="Courier New" w:cs="Courier New" w:ascii="Courier New" w:hAnsi="Courier New"/>
+          <w:sz w:val="16"/>
+        </w:rPr>
+        <w:t xml:space="preserve">: </w:t>
+      </w:r>
+      <w:r>
+        <w:rPr>
+          <w:rFonts w:eastAsia="Courier New" w:cs="Courier New" w:ascii="Courier New" w:hAnsi="Courier New"/>
+          <w:b w:val="false"/>
+          <w:color w:val="D2691E"/>
+          <w:sz w:val="16"/>
+        </w:rPr>
+        <w:t>128</w:t>
+      </w:r>
+      <w:r>
+        <w:rPr>
+          <w:rFonts w:eastAsia="Courier New" w:cs="Courier New" w:ascii="Courier New" w:hAnsi="Courier New"/>
+          <w:sz w:val="16"/>
+        </w:rPr>
+        <w:t>,</w:t>
+      </w:r>
+      <w:r>
+        <w:rPr/>
+        <w:br/>
+      </w:r>
+      <w:r>
+        <w:rPr>
+          <w:rFonts w:eastAsia="Courier New" w:cs="Courier New" w:ascii="Courier New" w:hAnsi="Courier New"/>
+          <w:sz w:val="16"/>
+        </w:rPr>
+        <w:t xml:space="preserve">                  </w:t>
+      </w:r>
+      <w:r>
+        <w:rPr>
+          <w:rFonts w:eastAsia="Courier New" w:cs="Courier New" w:ascii="Courier New" w:hAnsi="Courier New"/>
+          <w:b w:val="false"/>
+          <w:color w:val="A0169E"/>
+          <w:sz w:val="16"/>
+        </w:rPr>
+        <w:t>'seed'</w:t>
+      </w:r>
+      <w:r>
+        <w:rPr>
+          <w:rFonts w:eastAsia="Courier New" w:cs="Courier New" w:ascii="Courier New" w:hAnsi="Courier New"/>
+          <w:sz w:val="16"/>
+        </w:rPr>
+        <w:t xml:space="preserve">: RANDOM_STATE, </w:t>
+      </w:r>
+      <w:r>
+        <w:rPr>
+          <w:rFonts w:eastAsia="Courier New" w:cs="Courier New" w:ascii="Courier New" w:hAnsi="Courier New"/>
+          <w:b w:val="false"/>
+          <w:color w:val="A0169E"/>
+          <w:sz w:val="16"/>
+        </w:rPr>
+        <w:t>'loss'</w:t>
+      </w:r>
+      <w:r>
+        <w:rPr>
+          <w:rFonts w:eastAsia="Courier New" w:cs="Courier New" w:ascii="Courier New" w:hAnsi="Courier New"/>
+          <w:sz w:val="16"/>
+        </w:rPr>
+        <w:t>: []}, time.time()</w:t>
+      </w:r>
+      <w:r>
+        <w:rPr/>
+        <w:br/>
+      </w:r>
+      <w:r>
+        <w:rPr>
+          <w:rFonts w:eastAsia="Courier New" w:cs="Courier New" w:ascii="Courier New" w:hAnsi="Courier New"/>
+          <w:sz w:val="16"/>
+        </w:rPr>
+        <w:t xml:space="preserve">    </w:t>
+      </w:r>
+      <w:r>
+        <w:rPr>
+          <w:rFonts w:eastAsia="Courier New" w:cs="Courier New" w:ascii="Courier New" w:hAnsi="Courier New"/>
+          <w:b/>
+          <w:color w:val="0000CC"/>
+          <w:sz w:val="16"/>
+        </w:rPr>
+        <w:t>for</w:t>
+      </w:r>
+      <w:r>
+        <w:rPr>
+          <w:rFonts w:eastAsia="Courier New" w:cs="Courier New" w:ascii="Courier New" w:hAnsi="Courier New"/>
+          <w:sz w:val="16"/>
+        </w:rPr>
+        <w:t xml:space="preserve"> epoch </w:t>
+      </w:r>
+      <w:r>
+        <w:rPr>
+          <w:rFonts w:eastAsia="Courier New" w:cs="Courier New" w:ascii="Courier New" w:hAnsi="Courier New"/>
+          <w:b/>
+          <w:color w:val="0000CC"/>
+          <w:sz w:val="16"/>
+        </w:rPr>
+        <w:t>in</w:t>
+      </w:r>
+      <w:r>
+        <w:rPr>
+          <w:rFonts w:eastAsia="Courier New" w:cs="Courier New" w:ascii="Courier New" w:hAnsi="Courier New"/>
+          <w:sz w:val="16"/>
+        </w:rPr>
+        <w:t xml:space="preserve"> </w:t>
+      </w:r>
+      <w:r>
+        <w:rPr>
+          <w:rFonts w:eastAsia="Courier New" w:cs="Courier New" w:ascii="Courier New" w:hAnsi="Courier New"/>
+          <w:b w:val="false"/>
+          <w:color w:val="0000CC"/>
+          <w:sz w:val="16"/>
+        </w:rPr>
+        <w:t>range</w:t>
+      </w:r>
+      <w:r>
+        <w:rPr>
+          <w:rFonts w:eastAsia="Courier New" w:cs="Courier New" w:ascii="Courier New" w:hAnsi="Courier New"/>
+          <w:sz w:val="16"/>
+        </w:rPr>
+        <w:t>(</w:t>
+      </w:r>
+      <w:r>
+        <w:rPr>
+          <w:rFonts w:eastAsia="Courier New" w:cs="Courier New" w:ascii="Courier New" w:hAnsi="Courier New"/>
+          <w:b w:val="false"/>
+          <w:color w:val="D2691E"/>
+          <w:sz w:val="16"/>
+        </w:rPr>
+        <w:t>4</w:t>
+      </w:r>
+      <w:r>
+        <w:rPr>
+          <w:rFonts w:eastAsia="Courier New" w:cs="Courier New" w:ascii="Courier New" w:hAnsi="Courier New"/>
+          <w:sz w:val="16"/>
+        </w:rPr>
+        <w:t>):</w:t>
+      </w:r>
+      <w:r>
+        <w:rPr/>
+        <w:br/>
+      </w:r>
+      <w:r>
+        <w:rPr>
+          <w:rFonts w:eastAsia="Courier New" w:cs="Courier New" w:ascii="Courier New" w:hAnsi="Courier New"/>
+          <w:sz w:val="16"/>
+        </w:rPr>
+        <w:t xml:space="preserve">        model.train(); order = rng.permutation(</w:t>
+      </w:r>
+      <w:r>
+        <w:rPr>
+          <w:rFonts w:eastAsia="Courier New" w:cs="Courier New" w:ascii="Courier New" w:hAnsi="Courier New"/>
+          <w:b w:val="false"/>
+          <w:color w:val="0000CC"/>
+          <w:sz w:val="16"/>
+        </w:rPr>
+        <w:t>len</w:t>
+      </w:r>
+      <w:r>
+        <w:rPr>
+          <w:rFonts w:eastAsia="Courier New" w:cs="Courier New" w:ascii="Courier New" w:hAnsi="Courier New"/>
+          <w:sz w:val="16"/>
+        </w:rPr>
+        <w:t>(train)); losses = []</w:t>
+      </w:r>
+      <w:r>
+        <w:rPr/>
+        <w:br/>
+      </w:r>
+      <w:r>
+        <w:rPr>
+          <w:rFonts w:eastAsia="Courier New" w:cs="Courier New" w:ascii="Courier New" w:hAnsi="Courier New"/>
+          <w:sz w:val="16"/>
+        </w:rPr>
+        <w:t xml:space="preserve">        </w:t>
+      </w:r>
+      <w:r>
+        <w:rPr>
+          <w:rFonts w:eastAsia="Courier New" w:cs="Courier New" w:ascii="Courier New" w:hAnsi="Courier New"/>
+          <w:b/>
+          <w:color w:val="0000CC"/>
+          <w:sz w:val="16"/>
+        </w:rPr>
+        <w:t>for</w:t>
+      </w:r>
+      <w:r>
+        <w:rPr>
+          <w:rFonts w:eastAsia="Courier New" w:cs="Courier New" w:ascii="Courier New" w:hAnsi="Courier New"/>
+          <w:sz w:val="16"/>
+        </w:rPr>
+        <w:t xml:space="preserve"> i </w:t>
+      </w:r>
+      <w:r>
+        <w:rPr>
+          <w:rFonts w:eastAsia="Courier New" w:cs="Courier New" w:ascii="Courier New" w:hAnsi="Courier New"/>
+          <w:b/>
+          <w:color w:val="0000CC"/>
+          <w:sz w:val="16"/>
+        </w:rPr>
+        <w:t>in</w:t>
+      </w:r>
+      <w:r>
+        <w:rPr>
+          <w:rFonts w:eastAsia="Courier New" w:cs="Courier New" w:ascii="Courier New" w:hAnsi="Courier New"/>
+          <w:sz w:val="16"/>
+        </w:rPr>
+        <w:t xml:space="preserve"> </w:t>
+      </w:r>
+      <w:r>
+        <w:rPr>
+          <w:rFonts w:eastAsia="Courier New" w:cs="Courier New" w:ascii="Courier New" w:hAnsi="Courier New"/>
+          <w:b w:val="false"/>
+          <w:color w:val="0000CC"/>
+          <w:sz w:val="16"/>
+        </w:rPr>
+        <w:t>range</w:t>
+      </w:r>
+      <w:r>
+        <w:rPr>
+          <w:rFonts w:eastAsia="Courier New" w:cs="Courier New" w:ascii="Courier New" w:hAnsi="Courier New"/>
+          <w:sz w:val="16"/>
+        </w:rPr>
+        <w:t>(</w:t>
+      </w:r>
+      <w:r>
+        <w:rPr>
+          <w:rFonts w:eastAsia="Courier New" w:cs="Courier New" w:ascii="Courier New" w:hAnsi="Courier New"/>
+          <w:b w:val="false"/>
+          <w:color w:val="D2691E"/>
+          <w:sz w:val="16"/>
+        </w:rPr>
+        <w:t>0</w:t>
+      </w:r>
+      <w:r>
+        <w:rPr>
+          <w:rFonts w:eastAsia="Courier New" w:cs="Courier New" w:ascii="Courier New" w:hAnsi="Courier New"/>
+          <w:sz w:val="16"/>
+        </w:rPr>
+        <w:t xml:space="preserve">, </w:t>
+      </w:r>
+      <w:r>
+        <w:rPr>
+          <w:rFonts w:eastAsia="Courier New" w:cs="Courier New" w:ascii="Courier New" w:hAnsi="Courier New"/>
+          <w:b w:val="false"/>
+          <w:color w:val="0000CC"/>
+          <w:sz w:val="16"/>
+        </w:rPr>
+        <w:t>len</w:t>
+      </w:r>
+      <w:r>
+        <w:rPr>
+          <w:rFonts w:eastAsia="Courier New" w:cs="Courier New" w:ascii="Courier New" w:hAnsi="Courier New"/>
+          <w:sz w:val="16"/>
+        </w:rPr>
+        <w:t xml:space="preserve">(train), </w:t>
+      </w:r>
+      <w:r>
+        <w:rPr>
+          <w:rFonts w:eastAsia="Courier New" w:cs="Courier New" w:ascii="Courier New" w:hAnsi="Courier New"/>
+          <w:b w:val="false"/>
+          <w:color w:val="D2691E"/>
+          <w:sz w:val="16"/>
+        </w:rPr>
+        <w:t>16</w:t>
+      </w:r>
+      <w:r>
+        <w:rPr>
+          <w:rFonts w:eastAsia="Courier New" w:cs="Courier New" w:ascii="Courier New" w:hAnsi="Courier New"/>
+          <w:sz w:val="16"/>
+        </w:rPr>
+        <w:t>):</w:t>
+      </w:r>
+      <w:r>
+        <w:rPr/>
+        <w:br/>
+      </w:r>
+      <w:r>
+        <w:rPr>
+          <w:rFonts w:eastAsia="Courier New" w:cs="Courier New" w:ascii="Courier New" w:hAnsi="Courier New"/>
+          <w:sz w:val="16"/>
+        </w:rPr>
+        <w:t xml:space="preserve">            b = order[i:i + </w:t>
+      </w:r>
+      <w:r>
+        <w:rPr>
+          <w:rFonts w:eastAsia="Courier New" w:cs="Courier New" w:ascii="Courier New" w:hAnsi="Courier New"/>
+          <w:b w:val="false"/>
+          <w:color w:val="D2691E"/>
+          <w:sz w:val="16"/>
+        </w:rPr>
+        <w:t>16</w:t>
+      </w:r>
+      <w:r>
+        <w:rPr>
+          <w:rFonts w:eastAsia="Courier New" w:cs="Courier New" w:ascii="Courier New" w:hAnsi="Courier New"/>
+          <w:sz w:val="16"/>
+        </w:rPr>
+        <w:t>]</w:t>
+      </w:r>
+      <w:r>
+        <w:rPr/>
+        <w:br/>
+      </w:r>
+      <w:r>
+        <w:rPr>
+          <w:rFonts w:eastAsia="Courier New" w:cs="Courier New" w:ascii="Courier New" w:hAnsi="Courier New"/>
+          <w:sz w:val="16"/>
+        </w:rPr>
+        <w:t xml:space="preserve">            out = model(**enc(train[</w:t>
+      </w:r>
+      <w:r>
+        <w:rPr>
+          <w:rFonts w:eastAsia="Courier New" w:cs="Courier New" w:ascii="Courier New" w:hAnsi="Courier New"/>
+          <w:b w:val="false"/>
+          <w:color w:val="A0169E"/>
+          <w:sz w:val="16"/>
+        </w:rPr>
+        <w:t>'sentence'</w:t>
+      </w:r>
+      <w:r>
+        <w:rPr>
+          <w:rFonts w:eastAsia="Courier New" w:cs="Courier New" w:ascii="Courier New" w:hAnsi="Courier New"/>
+          <w:sz w:val="16"/>
+        </w:rPr>
+        <w:t>].iloc[b]), labels=torch.tensor(train[</w:t>
+      </w:r>
+      <w:r>
+        <w:rPr>
+          <w:rFonts w:eastAsia="Courier New" w:cs="Courier New" w:ascii="Courier New" w:hAnsi="Courier New"/>
+          <w:b w:val="false"/>
+          <w:color w:val="A0169E"/>
+          <w:sz w:val="16"/>
+        </w:rPr>
+        <w:t>'label'</w:t>
+      </w:r>
+      <w:r>
+        <w:rPr>
+          <w:rFonts w:eastAsia="Courier New" w:cs="Courier New" w:ascii="Courier New" w:hAnsi="Courier New"/>
+          <w:sz w:val="16"/>
+        </w:rPr>
+        <w:t>].iloc[b].values))</w:t>
+      </w:r>
+      <w:r>
+        <w:rPr/>
+        <w:br/>
+      </w:r>
+      <w:r>
+        <w:rPr>
+          <w:rFonts w:eastAsia="Courier New" w:cs="Courier New" w:ascii="Courier New" w:hAnsi="Courier New"/>
+          <w:sz w:val="16"/>
+        </w:rPr>
+        <w:t xml:space="preserve">            out.loss.backward(); torch.nn.utils.clip_grad_norm_(model.parameters(), </w:t>
+      </w:r>
+      <w:r>
+        <w:rPr>
+          <w:rFonts w:eastAsia="Courier New" w:cs="Courier New" w:ascii="Courier New" w:hAnsi="Courier New"/>
+          <w:b w:val="false"/>
+          <w:color w:val="D2691E"/>
+          <w:sz w:val="16"/>
+        </w:rPr>
+        <w:t>1.0</w:t>
+      </w:r>
+      <w:r>
+        <w:rPr>
+          <w:rFonts w:eastAsia="Courier New" w:cs="Courier New" w:ascii="Courier New" w:hAnsi="Courier New"/>
+          <w:sz w:val="16"/>
+        </w:rPr>
+        <w:t>)</w:t>
+      </w:r>
+      <w:r>
+        <w:rPr/>
+        <w:br/>
+      </w:r>
+      <w:r>
+        <w:rPr>
+          <w:rFonts w:eastAsia="Courier New" w:cs="Courier New" w:ascii="Courier New" w:hAnsi="Courier New"/>
+          <w:sz w:val="16"/>
+        </w:rPr>
+        <w:t xml:space="preserve">            opt.step(); sched.step(); opt.zero_grad(); losses.append(out.loss.item())</w:t>
+      </w:r>
+      <w:r>
+        <w:rPr/>
+        <w:br/>
+      </w:r>
+      <w:r>
+        <w:rPr>
+          <w:rFonts w:eastAsia="Courier New" w:cs="Courier New" w:ascii="Courier New" w:hAnsi="Courier New"/>
+          <w:sz w:val="16"/>
+        </w:rPr>
+        <w:t xml:space="preserve">        log[</w:t>
+      </w:r>
+      <w:r>
+        <w:rPr>
+          <w:rFonts w:eastAsia="Courier New" w:cs="Courier New" w:ascii="Courier New" w:hAnsi="Courier New"/>
+          <w:b w:val="false"/>
+          <w:color w:val="A0169E"/>
+          <w:sz w:val="16"/>
+        </w:rPr>
+        <w:t>'loss'</w:t>
+      </w:r>
+      <w:r>
+        <w:rPr>
+          <w:rFonts w:eastAsia="Courier New" w:cs="Courier New" w:ascii="Courier New" w:hAnsi="Courier New"/>
+          <w:sz w:val="16"/>
+        </w:rPr>
+        <w:t>].append(</w:t>
+      </w:r>
+      <w:r>
+        <w:rPr>
+          <w:rFonts w:eastAsia="Courier New" w:cs="Courier New" w:ascii="Courier New" w:hAnsi="Courier New"/>
+          <w:b w:val="false"/>
+          <w:color w:val="0000CC"/>
+          <w:sz w:val="16"/>
+        </w:rPr>
+        <w:t>round</w:t>
+      </w:r>
+      <w:r>
+        <w:rPr>
+          <w:rFonts w:eastAsia="Courier New" w:cs="Courier New" w:ascii="Courier New" w:hAnsi="Courier New"/>
+          <w:sz w:val="16"/>
+        </w:rPr>
+        <w:t>(</w:t>
+      </w:r>
+      <w:r>
+        <w:rPr>
+          <w:rFonts w:eastAsia="Courier New" w:cs="Courier New" w:ascii="Courier New" w:hAnsi="Courier New"/>
+          <w:b w:val="false"/>
+          <w:color w:val="0000CC"/>
+          <w:sz w:val="16"/>
+        </w:rPr>
+        <w:t>float</w:t>
+      </w:r>
+      <w:r>
+        <w:rPr>
+          <w:rFonts w:eastAsia="Courier New" w:cs="Courier New" w:ascii="Courier New" w:hAnsi="Courier New"/>
+          <w:sz w:val="16"/>
+        </w:rPr>
+        <w:t xml:space="preserve">(np.mean(losses)), </w:t>
+      </w:r>
+      <w:r>
+        <w:rPr>
+          <w:rFonts w:eastAsia="Courier New" w:cs="Courier New" w:ascii="Courier New" w:hAnsi="Courier New"/>
+          <w:b w:val="false"/>
+          <w:color w:val="D2691E"/>
+          <w:sz w:val="16"/>
+        </w:rPr>
+        <w:t>4</w:t>
+      </w:r>
+      <w:r>
+        <w:rPr>
+          <w:rFonts w:eastAsia="Courier New" w:cs="Courier New" w:ascii="Courier New" w:hAnsi="Courier New"/>
+          <w:sz w:val="16"/>
+        </w:rPr>
+        <w:t>))</w:t>
+      </w:r>
+      <w:r>
+        <w:rPr/>
+        <w:br/>
+      </w:r>
+      <w:r>
+        <w:rPr>
+          <w:rFonts w:eastAsia="Courier New" w:cs="Courier New" w:ascii="Courier New" w:hAnsi="Courier New"/>
+          <w:sz w:val="16"/>
+        </w:rPr>
+        <w:t xml:space="preserve">    log[</w:t>
+      </w:r>
+      <w:r>
+        <w:rPr>
+          <w:rFonts w:eastAsia="Courier New" w:cs="Courier New" w:ascii="Courier New" w:hAnsi="Courier New"/>
+          <w:b w:val="false"/>
+          <w:color w:val="A0169E"/>
+          <w:sz w:val="16"/>
+        </w:rPr>
+        <w:t>'train_seconds'</w:t>
+      </w:r>
+      <w:r>
+        <w:rPr>
+          <w:rFonts w:eastAsia="Courier New" w:cs="Courier New" w:ascii="Courier New" w:hAnsi="Courier New"/>
+          <w:sz w:val="16"/>
+        </w:rPr>
+        <w:t xml:space="preserve">] = </w:t>
+      </w:r>
+      <w:r>
+        <w:rPr>
+          <w:rFonts w:eastAsia="Courier New" w:cs="Courier New" w:ascii="Courier New" w:hAnsi="Courier New"/>
+          <w:b w:val="false"/>
+          <w:color w:val="0000CC"/>
+          <w:sz w:val="16"/>
+        </w:rPr>
+        <w:t>round</w:t>
+      </w:r>
+      <w:r>
+        <w:rPr>
+          <w:rFonts w:eastAsia="Courier New" w:cs="Courier New" w:ascii="Courier New" w:hAnsi="Courier New"/>
+          <w:sz w:val="16"/>
+        </w:rPr>
+        <w:t xml:space="preserve">(time.time() - start, </w:t>
+      </w:r>
+      <w:r>
+        <w:rPr>
+          <w:rFonts w:eastAsia="Courier New" w:cs="Courier New" w:ascii="Courier New" w:hAnsi="Courier New"/>
+          <w:b w:val="false"/>
+          <w:color w:val="D2691E"/>
+          <w:sz w:val="16"/>
+        </w:rPr>
+        <w:t>1</w:t>
+      </w:r>
+      <w:r>
+        <w:rPr>
+          <w:rFonts w:eastAsia="Courier New" w:cs="Courier New" w:ascii="Courier New" w:hAnsi="Courier New"/>
+          <w:sz w:val="16"/>
+        </w:rPr>
+        <w:t>)</w:t>
+      </w:r>
+      <w:r>
+        <w:rPr/>
+        <w:br/>
+      </w:r>
+      <w:r>
+        <w:rPr>
+          <w:rFonts w:eastAsia="Courier New" w:cs="Courier New" w:ascii="Courier New" w:hAnsi="Courier New"/>
+          <w:sz w:val="16"/>
+        </w:rPr>
+        <w:t xml:space="preserve">    model.eval()</w:t>
+      </w:r>
+      <w:r>
+        <w:rPr/>
+        <w:br/>
+      </w:r>
+      <w:r>
+        <w:rPr>
+          <w:rFonts w:eastAsia="Courier New" w:cs="Courier New" w:ascii="Courier New" w:hAnsi="Courier New"/>
+          <w:sz w:val="16"/>
+        </w:rPr>
+        <w:t xml:space="preserve">    </w:t>
+      </w:r>
+      <w:r>
+        <w:rPr>
+          <w:rFonts w:eastAsia="Courier New" w:cs="Courier New" w:ascii="Courier New" w:hAnsi="Courier New"/>
+          <w:b/>
+          <w:color w:val="0000CC"/>
+          <w:sz w:val="16"/>
+        </w:rPr>
+        <w:t>def</w:t>
+      </w:r>
+      <w:r>
+        <w:rPr>
+          <w:rFonts w:eastAsia="Courier New" w:cs="Courier New" w:ascii="Courier New" w:hAnsi="Courier New"/>
+          <w:sz w:val="16"/>
+        </w:rPr>
+        <w:t xml:space="preserve"> proba(texts):</w:t>
+      </w:r>
+      <w:r>
+        <w:rPr/>
+        <w:br/>
+      </w:r>
+      <w:r>
+        <w:rPr>
+          <w:rFonts w:eastAsia="Courier New" w:cs="Courier New" w:ascii="Courier New" w:hAnsi="Courier New"/>
+          <w:sz w:val="16"/>
+        </w:rPr>
+        <w:t xml:space="preserve">        </w:t>
+      </w:r>
+      <w:r>
+        <w:rPr>
+          <w:rFonts w:eastAsia="Courier New" w:cs="Courier New" w:ascii="Courier New" w:hAnsi="Courier New"/>
+          <w:b/>
+          <w:color w:val="0000CC"/>
+          <w:sz w:val="16"/>
+        </w:rPr>
+        <w:t>with</w:t>
+      </w:r>
+      <w:r>
+        <w:rPr>
+          <w:rFonts w:eastAsia="Courier New" w:cs="Courier New" w:ascii="Courier New" w:hAnsi="Courier New"/>
+          <w:sz w:val="16"/>
+        </w:rPr>
+        <w:t xml:space="preserve"> torch.no_grad():</w:t>
+      </w:r>
+      <w:r>
+        <w:rPr/>
+        <w:br/>
+      </w:r>
+      <w:r>
+        <w:rPr>
+          <w:rFonts w:eastAsia="Courier New" w:cs="Courier New" w:ascii="Courier New" w:hAnsi="Courier New"/>
+          <w:sz w:val="16"/>
+        </w:rPr>
+        <w:t xml:space="preserve">            </w:t>
+      </w:r>
+      <w:r>
+        <w:rPr>
+          <w:rFonts w:eastAsia="Courier New" w:cs="Courier New" w:ascii="Courier New" w:hAnsi="Courier New"/>
+          <w:b/>
+          <w:color w:val="0000CC"/>
+          <w:sz w:val="16"/>
+        </w:rPr>
+        <w:t>return</w:t>
+      </w:r>
+      <w:r>
+        <w:rPr>
+          <w:rFonts w:eastAsia="Courier New" w:cs="Courier New" w:ascii="Courier New" w:hAnsi="Courier New"/>
+          <w:sz w:val="16"/>
+        </w:rPr>
+        <w:t xml:space="preserve"> np.concatenate([torch.softmax(model(**enc(texts[i:i + </w:t>
+      </w:r>
+      <w:r>
+        <w:rPr>
+          <w:rFonts w:eastAsia="Courier New" w:cs="Courier New" w:ascii="Courier New" w:hAnsi="Courier New"/>
+          <w:b w:val="false"/>
+          <w:color w:val="D2691E"/>
+          <w:sz w:val="16"/>
+        </w:rPr>
+        <w:t>64</w:t>
+      </w:r>
+      <w:r>
+        <w:rPr>
+          <w:rFonts w:eastAsia="Courier New" w:cs="Courier New" w:ascii="Courier New" w:hAnsi="Courier New"/>
+          <w:sz w:val="16"/>
+        </w:rPr>
+        <w:t>])).logits, -</w:t>
+      </w:r>
+      <w:r>
+        <w:rPr>
+          <w:rFonts w:eastAsia="Courier New" w:cs="Courier New" w:ascii="Courier New" w:hAnsi="Courier New"/>
+          <w:b w:val="false"/>
+          <w:color w:val="D2691E"/>
+          <w:sz w:val="16"/>
+        </w:rPr>
+        <w:t>1</w:t>
+      </w:r>
+      <w:r>
+        <w:rPr>
+          <w:rFonts w:eastAsia="Courier New" w:cs="Courier New" w:ascii="Courier New" w:hAnsi="Courier New"/>
+          <w:sz w:val="16"/>
+        </w:rPr>
+        <w:t>).numpy()</w:t>
+      </w:r>
+      <w:r>
+        <w:rPr/>
+        <w:br/>
+      </w:r>
+      <w:r>
+        <w:rPr>
+          <w:rFonts w:eastAsia="Courier New" w:cs="Courier New" w:ascii="Courier New" w:hAnsi="Courier New"/>
+          <w:sz w:val="16"/>
+        </w:rPr>
+        <w:t xml:space="preserve">                                   </w:t>
+      </w:r>
+      <w:r>
+        <w:rPr>
+          <w:rFonts w:eastAsia="Courier New" w:cs="Courier New" w:ascii="Courier New" w:hAnsi="Courier New"/>
+          <w:b/>
+          <w:color w:val="0000CC"/>
+          <w:sz w:val="16"/>
+        </w:rPr>
+        <w:t>for</w:t>
+      </w:r>
+      <w:r>
+        <w:rPr>
+          <w:rFonts w:eastAsia="Courier New" w:cs="Courier New" w:ascii="Courier New" w:hAnsi="Courier New"/>
+          <w:sz w:val="16"/>
+        </w:rPr>
+        <w:t xml:space="preserve"> i </w:t>
+      </w:r>
+      <w:r>
+        <w:rPr>
+          <w:rFonts w:eastAsia="Courier New" w:cs="Courier New" w:ascii="Courier New" w:hAnsi="Courier New"/>
+          <w:b/>
+          <w:color w:val="0000CC"/>
+          <w:sz w:val="16"/>
+        </w:rPr>
+        <w:t>in</w:t>
+      </w:r>
+      <w:r>
+        <w:rPr>
+          <w:rFonts w:eastAsia="Courier New" w:cs="Courier New" w:ascii="Courier New" w:hAnsi="Courier New"/>
+          <w:sz w:val="16"/>
+        </w:rPr>
+        <w:t xml:space="preserve"> </w:t>
+      </w:r>
+      <w:r>
+        <w:rPr>
+          <w:rFonts w:eastAsia="Courier New" w:cs="Courier New" w:ascii="Courier New" w:hAnsi="Courier New"/>
+          <w:b w:val="false"/>
+          <w:color w:val="0000CC"/>
+          <w:sz w:val="16"/>
+        </w:rPr>
+        <w:t>range</w:t>
+      </w:r>
+      <w:r>
+        <w:rPr>
+          <w:rFonts w:eastAsia="Courier New" w:cs="Courier New" w:ascii="Courier New" w:hAnsi="Courier New"/>
+          <w:sz w:val="16"/>
+        </w:rPr>
+        <w:t>(</w:t>
+      </w:r>
+      <w:r>
+        <w:rPr>
+          <w:rFonts w:eastAsia="Courier New" w:cs="Courier New" w:ascii="Courier New" w:hAnsi="Courier New"/>
+          <w:b w:val="false"/>
+          <w:color w:val="D2691E"/>
+          <w:sz w:val="16"/>
+        </w:rPr>
+        <w:t>0</w:t>
+      </w:r>
+      <w:r>
+        <w:rPr>
+          <w:rFonts w:eastAsia="Courier New" w:cs="Courier New" w:ascii="Courier New" w:hAnsi="Courier New"/>
+          <w:sz w:val="16"/>
+        </w:rPr>
+        <w:t xml:space="preserve">, </w:t>
+      </w:r>
+      <w:r>
+        <w:rPr>
+          <w:rFonts w:eastAsia="Courier New" w:cs="Courier New" w:ascii="Courier New" w:hAnsi="Courier New"/>
+          <w:b w:val="false"/>
+          <w:color w:val="0000CC"/>
+          <w:sz w:val="16"/>
+        </w:rPr>
+        <w:t>len</w:t>
+      </w:r>
+      <w:r>
+        <w:rPr>
+          <w:rFonts w:eastAsia="Courier New" w:cs="Courier New" w:ascii="Courier New" w:hAnsi="Courier New"/>
+          <w:sz w:val="16"/>
+        </w:rPr>
+        <w:t xml:space="preserve">(texts), </w:t>
+      </w:r>
+      <w:r>
+        <w:rPr>
+          <w:rFonts w:eastAsia="Courier New" w:cs="Courier New" w:ascii="Courier New" w:hAnsi="Courier New"/>
+          <w:b w:val="false"/>
+          <w:color w:val="D2691E"/>
+          <w:sz w:val="16"/>
+        </w:rPr>
+        <w:t>64</w:t>
+      </w:r>
+      <w:r>
+        <w:rPr>
+          <w:rFonts w:eastAsia="Courier New" w:cs="Courier New" w:ascii="Courier New" w:hAnsi="Courier New"/>
+          <w:sz w:val="16"/>
+        </w:rPr>
+        <w:t>)])</w:t>
+      </w:r>
+      <w:r>
+        <w:rPr/>
+        <w:br/>
+      </w:r>
+      <w:r>
+        <w:rPr>
+          <w:rFonts w:eastAsia="Courier New" w:cs="Courier New" w:ascii="Courier New" w:hAnsi="Courier New"/>
+          <w:sz w:val="16"/>
+        </w:rPr>
+        <w:t xml:space="preserve">    np.save(DATA / </w:t>
+      </w:r>
+      <w:r>
+        <w:rPr>
+          <w:rFonts w:eastAsia="Courier New" w:cs="Courier New" w:ascii="Courier New" w:hAnsi="Courier New"/>
+          <w:b w:val="false"/>
+          <w:color w:val="A0169E"/>
+          <w:sz w:val="16"/>
+        </w:rPr>
+        <w:t>'proba_roberta_test.npy'</w:t>
+      </w:r>
+      <w:r>
+        <w:rPr>
+          <w:rFonts w:eastAsia="Courier New" w:cs="Courier New" w:ascii="Courier New" w:hAnsi="Courier New"/>
+          <w:sz w:val="16"/>
+        </w:rPr>
+        <w:t>, proba(test[</w:t>
+      </w:r>
+      <w:r>
+        <w:rPr>
+          <w:rFonts w:eastAsia="Courier New" w:cs="Courier New" w:ascii="Courier New" w:hAnsi="Courier New"/>
+          <w:b w:val="false"/>
+          <w:color w:val="A0169E"/>
+          <w:sz w:val="16"/>
+        </w:rPr>
+        <w:t>'sentence'</w:t>
+      </w:r>
+      <w:r>
+        <w:rPr>
+          <w:rFonts w:eastAsia="Courier New" w:cs="Courier New" w:ascii="Courier New" w:hAnsi="Courier New"/>
+          <w:sz w:val="16"/>
+        </w:rPr>
+        <w:t>].tolist()))</w:t>
+      </w:r>
+      <w:r>
+        <w:rPr/>
+        <w:br/>
+      </w:r>
+      <w:r>
+        <w:rPr>
+          <w:rFonts w:eastAsia="Courier New" w:cs="Courier New" w:ascii="Courier New" w:hAnsi="Courier New"/>
+          <w:sz w:val="16"/>
+        </w:rPr>
+        <w:t xml:space="preserve">    np.save(DATA / </w:t>
+      </w:r>
+      <w:r>
+        <w:rPr>
+          <w:rFonts w:eastAsia="Courier New" w:cs="Courier New" w:ascii="Courier New" w:hAnsi="Courier New"/>
+          <w:b w:val="false"/>
+          <w:color w:val="A0169E"/>
+          <w:sz w:val="16"/>
+        </w:rPr>
+        <w:t>'proba_roberta_statements.npy'</w:t>
+      </w:r>
+      <w:r>
+        <w:rPr>
+          <w:rFonts w:eastAsia="Courier New" w:cs="Courier New" w:ascii="Courier New" w:hAnsi="Courier New"/>
+          <w:sz w:val="16"/>
+        </w:rPr>
+        <w:t>, proba(statements[</w:t>
+      </w:r>
+      <w:r>
+        <w:rPr>
+          <w:rFonts w:eastAsia="Courier New" w:cs="Courier New" w:ascii="Courier New" w:hAnsi="Courier New"/>
+          <w:b w:val="false"/>
+          <w:color w:val="A0169E"/>
+          <w:sz w:val="16"/>
+        </w:rPr>
+        <w:t>'sentence'</w:t>
+      </w:r>
+      <w:r>
+        <w:rPr>
+          <w:rFonts w:eastAsia="Courier New" w:cs="Courier New" w:ascii="Courier New" w:hAnsi="Courier New"/>
+          <w:sz w:val="16"/>
+        </w:rPr>
+        <w:t>].tolist()))</w:t>
+      </w:r>
+      <w:r>
+        <w:rPr/>
+        <w:br/>
+      </w:r>
+      <w:r>
+        <w:rPr>
+          <w:rFonts w:eastAsia="Courier New" w:cs="Courier New" w:ascii="Courier New" w:hAnsi="Courier New"/>
+          <w:sz w:val="16"/>
+        </w:rPr>
+        <w:t xml:space="preserve">    (DATA / </w:t>
+      </w:r>
+      <w:r>
+        <w:rPr>
+          <w:rFonts w:eastAsia="Courier New" w:cs="Courier New" w:ascii="Courier New" w:hAnsi="Courier New"/>
+          <w:b w:val="false"/>
+          <w:color w:val="A0169E"/>
+          <w:sz w:val="16"/>
+        </w:rPr>
+        <w:t>'protokoll_roberta.json'</w:t>
+      </w:r>
+      <w:r>
+        <w:rPr>
+          <w:rFonts w:eastAsia="Courier New" w:cs="Courier New" w:ascii="Courier New" w:hAnsi="Courier New"/>
+          <w:sz w:val="16"/>
+        </w:rPr>
+        <w:t>).write_text(json.dumps(log, indent=</w:t>
+      </w:r>
+      <w:r>
+        <w:rPr>
+          <w:rFonts w:eastAsia="Courier New" w:cs="Courier New" w:ascii="Courier New" w:hAnsi="Courier New"/>
+          <w:b w:val="false"/>
+          <w:color w:val="D2691E"/>
+          <w:sz w:val="16"/>
+        </w:rPr>
+        <w:t>1</w:t>
+      </w:r>
+      <w:r>
+        <w:rPr>
+          <w:rFonts w:eastAsia="Courier New" w:cs="Courier New" w:ascii="Courier New" w:hAnsi="Courier New"/>
+          <w:sz w:val="16"/>
+        </w:rPr>
+        <w:t>))</w:t>
       </w:r>
       <w:r>
         <w:rPr/>
@@ -8620,7 +13021,7 @@
       </w:pPr>
       <w:r>
         <w:rPr/>
-        <w:t>Das Training dauerte 31 Minuten, der Trainingsverlust fiel über die 4 Epochen von 1,0136 auf 0,4213. RoBERTa-base erreicht einen gewichteten F1 von 0,716 und einen Makro-F1 von 0,700. Der F1-Wert steigt in allen drei Klassen deutlich, bei restriktiven Sätzen etwa von 0,517 auf 0,658 und bei expansiven von 0,555 auf 0,678.</w:t>
+        <w:t>Der Trainingsverlust fiel über die 4 Epochen von 1,0136 auf 0,4213. RoBERTa-base erreicht einen gewichteten F1 von 0,716 und einen Makro-F1 von 0,700. Der F1-Wert steigt in allen 3 Klassen deutlich, bei restriktiven Sätzen etwa von 0,517 auf 0,658 und bei expansiven von 0,555 auf 0,678.</w:t>
       </w:r>
     </w:p>
     <w:p>
@@ -8647,7 +13048,7 @@
       </w:r>
       <w:r>
         <w:rPr/>
-        <w:t>11</w:t>
+        <w:t>12</w:t>
       </w:r>
       <w:r>
         <w:rPr/>
@@ -8849,7 +13250,7 @@
           <w:color w:val="A0169E"/>
           <w:sz w:val="16"/>
         </w:rPr>
-        <w:t>'Blues'</w:t>
+        <w:t>'RdPu'</w:t>
       </w:r>
       <w:r>
         <w:rPr>
@@ -9017,7 +13418,7 @@
       </w:pPr>
       <w:r>
         <w:rPr/>
-        <w:t>Bei RoBERTa liegen die meisten Fehler zwischen einer Tonklasse und neutral. Restriktiv und expansiv verwechselt das Modell seltener. Am häufigsten hält es neutrale Sätze für restriktiv oder expansiv. Das passt zur Aufgabe, denn ein vorsichtig formulierter Satz liegt oft an der Grenze zu neutral, während eine klare Richtung selten ins Gegenteil kippt.</w:t>
+        <w:t>Bei RoBERTa liegen die meisten Fehler zwischen einer Tonklasse und neutral. Restriktiv / expansiv verwechselt das Modell seltener. Am häufigsten hält es neutrale Sätze für expansiv oder restriktiv. Das passt zur Aufgabe, denn ein vorsichtig formulierter Satz liegt oft an der Grenze zu neutral, während eine klare Richtung selten ins Gegenteil kippt.</w:t>
       </w:r>
     </w:p>
     <w:p>
@@ -9025,7 +13426,7 @@
         <w:pStyle w:val="Heading2"/>
         <w:rPr/>
       </w:pPr>
-      <w:bookmarkStart w:id="12" w:name="__RefHeading___Toc3491_2356958593"/>
+      <w:bookmarkStart w:id="12" w:name="__RefHeading___Toc5322_1808196097"/>
       <w:bookmarkEnd w:id="12"/>
       <w:r>
         <w:rPr/>
@@ -9056,7 +13457,7 @@
       </w:r>
       <w:r>
         <w:rPr/>
-        <w:t>12</w:t>
+        <w:t>13</w:t>
       </w:r>
       <w:r>
         <w:rPr/>
@@ -9438,7 +13839,7 @@
       </w:pPr>
       <w:r>
         <w:rPr/>
-        <w:t>RoBERTa liegt in beiden Maßen klar vor TF-IDF, und beide liegen weit über der Mehrheitsklasse. Die Gewichte des TF-IDF-Modells zeigen, woran es den Ton festmacht.</w:t>
+        <w:t>RoBERTa liegt in beiden Maßen klar vor dem TF-IDF-Modell, und beide liegen weit über der Mehrheitsklasse. Die Gewichte des TF-IDF-Modells zeigen, woran es den Ton festmacht.</w:t>
       </w:r>
     </w:p>
     <w:p>
@@ -9465,7 +13866,7 @@
       </w:r>
       <w:r>
         <w:rPr/>
-        <w:t>13</w:t>
+        <w:t>14</w:t>
       </w:r>
       <w:r>
         <w:rPr/>
@@ -9490,7 +13891,7 @@
           <w:color w:val="008000"/>
           <w:sz w:val="16"/>
         </w:rPr>
-        <w:t># Wörter mit dem größten Gewicht je Klasse im TF-IDF-Modell</w:t>
+        <w:t># Wörter mit dem größten Gewicht pro Klasse im TF-IDF-Modell</w:t>
       </w:r>
       <w:r>
         <w:rPr/>
@@ -10328,7 +14729,7 @@
       </w:pPr>
       <w:r>
         <w:rPr/>
-        <w:t>Für expansiv stehen Wörter wie lower, subdued, accommodative und downside, für restriktiv higher, rise, tightening und inflation. Die neutrale Klasse sammelt Wörter ohne Richtung wie monetary policy oder changes. Das Modell lernt also im Kern ein Wörterbuch. Vermutlich scheitert es vor allem dort, wo dieselben Wörter verneint oder an Bedingungen geknüpft sind, und genau dort dürfte der Kontext helfen, den RoBERTa mitliest.</w:t>
+        <w:t>Für expansiv stehen Wörter wie „lower“, „subdued“, „accommodative“ und „downside“, für restriktiv „higher“, „rise“, „tightening“ und „inflation“. Die neutrale Klasse sammelt Wörter ohne Richtung wie „monetary policy“ oder „changes“. Das Modell lernt im Kern ein Wörterbuch. Vermutlich scheitert es vor allem dort, wo dieselben Wörter verneint oder an Bedingungen geknüpft sind, und genau dort dürfte der Kontext helfen, den RoBERTa mitliest.</w:t>
       </w:r>
     </w:p>
     <w:p>
@@ -10336,7 +14737,7 @@
         <w:pStyle w:val="Heading2"/>
         <w:rPr/>
       </w:pPr>
-      <w:bookmarkStart w:id="13" w:name="__RefHeading___Toc3493_2356958593"/>
+      <w:bookmarkStart w:id="13" w:name="__RefHeading___Toc5324_1808196097"/>
       <w:bookmarkEnd w:id="13"/>
       <w:r>
         <w:rPr/>
@@ -10350,7 +14751,7 @@
       </w:pPr>
       <w:r>
         <w:rPr/>
-        <w:t>Jetzt folgt der zweite Schritt. Für jedes Statement bildet der Index wie bei Shah et al. (2023) die Zahl der restriktiven minus der expansiven Sätze, geteilt durch alle Sätze. Er liegt also zwischen minus 1 und plus 1. Ich nutze die Vorhersagen von RoBERTa und zum Vergleich die von TF-IDF.</w:t>
+        <w:t>Für jedes Statement bildet der Index die Zahl der restriktiven minus der expansiven Sätze, geteilt durch alle Sätze. Er liegt also zwischen -1.0 und +1.0. Ich nutze die Vorhersagen von RoBERTa und zum Vergleich die von TF-IDF.</w:t>
       </w:r>
     </w:p>
     <w:p>
@@ -10377,7 +14778,7 @@
       </w:r>
       <w:r>
         <w:rPr/>
-        <w:t>14</w:t>
+        <w:t>15</w:t>
       </w:r>
       <w:r>
         <w:rPr/>
@@ -10402,7 +14803,7 @@
           <w:color w:val="008000"/>
           <w:sz w:val="16"/>
         </w:rPr>
-        <w:t># Ton-Index je Statement wie bei Shah et al. (2023), (restriktiv minus expansiv) / alle Sätze</w:t>
+        <w:t># Ton-Index pro Statement,(restriktiv minus expansiv) / alle Sätze</w:t>
       </w:r>
       <w:r>
         <w:rPr/>
@@ -11479,7 +15880,7 @@
       </w:pPr>
       <w:r>
         <w:rPr/>
-        <w:t>RoBERTa hält 39,2 % der Statement-Sätze für expansiv, 28,2 % für restriktiv und nur 32,5 % für neutral, während im Trainingsdatensatz knapp die Hälfte neutral ist. Das kann an der knappen Sprache der Statements liegen, aber auch daran, dass das Modell neutrale Sätze zu oft einer Tonklasse zuordnet. Ohne eigene Labels lässt sich die Güte auf den Statements nicht prüfen. Im Mittel ist der Ton deshalb leicht expansiv, der Index liegt bei minus 0,091 und reicht von minus 0,75 bis plus 0,75. Abbildung 2 zeigt ihn zusammen mit dem Leitzins.</w:t>
+        <w:t>RoBERTa hält 39,2 % der Statement-Sätze für expansiv, 28,2 % für restriktiv und 32,5 % für neutral, während im Trainingsdatensatz 1/2 neutral ist. Das kann an der knappen Sprache der Statements liegen, aber auch daran, dass das Modell neutrale Sätze zu oft einer Tonklasse zuordnet. Ohne eigene Labels lässt sich die Güte auf den Statements nicht prüfen. Im Mittel ist der Ton deshalb leicht expansiv, der Index liegt bei -0,091 und reicht von -0,75 bis +0,75. Abbildung 2 zeigt ihn zusammen mit dem Leitzins:</w:t>
       </w:r>
     </w:p>
     <w:p>
@@ -11506,7 +15907,7 @@
       </w:r>
       <w:r>
         <w:rPr/>
-        <w:t>15</w:t>
+        <w:t>16</w:t>
       </w:r>
       <w:r>
         <w:rPr/>
@@ -11985,7 +16386,7 @@
       </w:pPr>
       <w:r>
         <w:rPr/>
-        <w:t>In den Erhöhungsphasen 2004 bis 2006 und 2022 bis 2023 ist der Ton fast durchgehend restriktiv. 2022 dreht er schon eine Sitzung vor der ersten Erhöhung ins Positive, 2004 erst mit der Erhöhung selbst, allerdings fehlt dort das Statement vom Mai. In der langsamen Phase ab Ende 2015 bleibt er lange nahe null und wird erst 2018 deutlich restriktiv. Bei den Senkungen ist das Bild anders. 2001, 2008 und 2020 ist der Ton stark expansiv, 2001 sogar schon im Statement vor der ersten Senkung. Bei den Senkungen ab September 2007 bleibt er dagegen neutral oder restriktiv und wird erst im Januar 2008 expansiv. Während der Senkungen 2019 wird er nie expansiv, und bei denen ab September 2024 liegt er nur knapp unter null. In den langen Jahren mit Zinsen nahe null ist er meist expansiv. Der Index folgt den großen Zyklen also, reagiert aber nicht immer sofort und läuft den Wenden nur selten voraus. Ob er ihnen auch vorausläuft, zeigt die folgende Zelle. Sie misst für jedes Statement die Zinsänderung in den 6 Monaten davor und in den 3, 6, 12 und 24 Monaten danach, jeweils ab dem Tag nach der Entscheidung, und korreliert sie mit dem Index.</w:t>
+        <w:t>In den Erhöhungsphasen 2004 - 2006 und 2022 - 2023 ist der Ton fast durchgehend restriktiv. 2022 dreht er schon eine Sitzung vor der ersten Erhöhung ins Positive, 2004 erst mit der Erhöhung selbst. In der langsamen Phase ab Ende 2015 bleibt er lange nahe null und wird erst 2018 deutlich restriktiv. Bei den Senkungen ist das Bild anders. 2001, 2008 und 2020 ist der Ton stark expansiv, 2001 sogar schon im Statement vor der ersten Senkung. Ab September 2007 bleibt er dagegen neutral oder restriktiv und wird erst im Januar 2008 expansiv. Während der Senkungen 2019 wird er nie expansiv, und bei denen ab September 2024 liegt er knapp unter null. In den langen Jahren mit Zinsen nahe null ist er meist expansiv. Der Index folgt den großen Zyklen also, reagiert aber nicht immer sofort und läuft den Wenden nur selten voraus. Ob er ihnen auch vorausläuft, zeigt die folgende Zelle. Sie misst für jedes Statement die Zinsänderung in den 6 Monaten davor und in den 3, 6, 12 und 24 Monaten danach, jeweils ab dem Tag nach der Entscheidung, und korreliert sie mit dem Index.</w:t>
       </w:r>
     </w:p>
     <w:p>
@@ -12012,7 +16413,7 @@
       </w:r>
       <w:r>
         <w:rPr/>
-        <w:t>16</w:t>
+        <w:t>17</w:t>
       </w:r>
       <w:r>
         <w:rPr/>
@@ -13358,7 +17759,7 @@
       </w:pPr>
       <w:r>
         <w:rPr/>
-        <w:t>Zwei Einschränkungen gelten aber. Jedes Statement nennt auch die Entscheidung des Tages, und solche Sätze tragen die Richtung schon in sich. Ein Teil des Zusammenhangs mit der vergangenen Änderung ist also mechanisch. Außerdem halten Zinszyklen meist über Monate an. Die Zinsänderung der letzten 6 Monate hängt mit der Änderung der nächsten 3 Monate sogar stärker zusammen (0,554) als der Index. Der Zusammenhang nach vorn kommt also zu einem guten Teil vom laufenden Trend.</w:t>
+        <w:t>2 Einschränkungen gelten aber. Jedes Statement nennt auch die Entscheidung des Tages, und solche Sätze tragen die Richtung schon in sich. Ein Teil des Zusammenhangs mit der vergangenen Änderung ist also mechanisch. Außerdem halten Zinszyklen meist über Monate an, die Zinsänderung der letzten 6 Monate hängt mit der Änderung der nächsten 3 Monate sogar stärker zusammen (0,554) als der Index. Der Zusammenhang nach vorn kommt also zu einem guten Teil vom laufenden Trend.</w:t>
       </w:r>
     </w:p>
     <w:p>
@@ -13368,7 +17769,7 @@
       </w:pPr>
       <w:r>
         <w:rPr/>
-        <w:t>Als letzte Probe dient eine einfache Richtungsprognose. Ist der Index positiv, sage ich einen Zinsanstieg im folgenden Zeitraum voraus. Zum Vergleich stehen zwei naive Regeln. Die eine sagt nie einen Anstieg voraus, die andere immer dann, wenn der Zins in den letzten 6 Monaten gestiegen ist.</w:t>
+        <w:t>Als letzte Probe dient eine einfache Richtungsprognose. Ist der Index positiv, sage ich einen Zinsanstieg im folgenden Zeitraum voraus. Zum Vergleich stehen 2 naive Regeln. Die eine sagt nie einen Anstieg voraus, die andere immer dann, wenn der Zins in den letzten 6 Monaten gestiegen ist.</w:t>
       </w:r>
     </w:p>
     <w:p>
@@ -13395,7 +17796,7 @@
       </w:r>
       <w:r>
         <w:rPr/>
-        <w:t>17</w:t>
+        <w:t>18</w:t>
       </w:r>
       <w:r>
         <w:rPr/>
@@ -14518,7 +18919,7 @@
       </w:pPr>
       <w:r>
         <w:rPr/>
-        <w:t>Über 3 Monate liegt die Trefferquote des Index bei 0,771, die Regel ohne Anstieg aber in 0,790 und die Trendregel in 0,841. Über 12 Monate liegt der Index mit 0,670 gleichauf mit der Regel ohne Anstieg, die Trendregel erreicht 0,778. Der Ton enthält also kaum Information über die künftige Richtung, die nicht schon in der jüngsten Zinsentwicklung steckt.</w:t>
+        <w:t>Über 3 Monate liegt die Trefferquote des Index bei 0,771, die der Regel ohne Anstieg aber bei 0,790 und die der Trendregel bei 0,841. Über 12 Monate liegt der Index mit 0,670 gleichauf mit der Regel ohne Anstieg, die Trendregel erreicht 0,778. Der Ton enthält also kaum Information über die künftige Richtung, die nicht schon in der jüngsten Zinsentwicklung steckt.</w:t>
       </w:r>
     </w:p>
     <w:p>
@@ -14526,7 +18927,7 @@
         <w:pStyle w:val="Heading1"/>
         <w:rPr/>
       </w:pPr>
-      <w:bookmarkStart w:id="14" w:name="__RefHeading___Toc3495_2356958593"/>
+      <w:bookmarkStart w:id="14" w:name="__RefHeading___Toc5326_1808196097"/>
       <w:bookmarkEnd w:id="14"/>
       <w:r>
         <w:rPr/>
@@ -14538,7 +18939,7 @@
         <w:pStyle w:val="Heading2"/>
         <w:rPr/>
       </w:pPr>
-      <w:bookmarkStart w:id="15" w:name="__RefHeading___Toc3497_2356958593"/>
+      <w:bookmarkStart w:id="15" w:name="__RefHeading___Toc5328_1808196097"/>
       <w:bookmarkEnd w:id="15"/>
       <w:r>
         <w:rPr/>
@@ -14552,7 +18953,7 @@
       </w:pPr>
       <w:r>
         <w:rPr/>
-        <w:t>Bei der Klassifikation liegt mein RoBERTa-base mit 0,716 im gewichteten F1 über dem Mittelwert von RoBERTa-base bei Shah et al. (2023) mit 0,6981 und sogar knapp über RoBERTa-large mit 0,7113. Ich habe aber nur einen Lauf auf der Aufteilung von Hugging Face gemacht, die laut Dateiname zu einem der 3 Seeds des Papers gehört. Die Werte von Shah et al. (2023) sind Mittel über alle 3 Seeds, mit Standardabweichungen von 0,0097 und 0,0106. Der Vorsprung belegt also kein besseres Modell. Er spricht aber dafür, dass schon RoBERTa-base mit festen Einstellungen auf einer CPU etwa das Niveau der Veröffentlichung erreicht. Das einfache TF-IDF-Modell kommt mit 0,598 auf die Höhe von ChatGPT ohne Training und liegt über dem Wörterbuch, das in der Ökonomie lange Standard war.</w:t>
+        <w:t>Bei der Klassifikation liegt RoBERTa-base mit 0,716 im gewichteten F1 über dem Mittelwert von RoBERTa-base mit 0,6981 und über RoBERTa-large mit 0,7113. Die Werte von Shah et al. (2023) sind Mittel über alle 3 Seeds, mit Standardabweichungen von 0,0097 und 0,0106. Der Vorsprung belegt also kein besseres Modell. Das einfache TF-IDF-Modell kommt mit 0,598 auf die Höhe von ChatGPT ohne Training und liegt über dem Wörterbuch, das in der Ökonomie lange Standard war.</w:t>
       </w:r>
     </w:p>
     <w:p>
@@ -14562,7 +18963,7 @@
       </w:pPr>
       <w:r>
         <w:rPr/>
-        <w:t>Einen so langen Vorlauf wie Lucca und Trebbi (2009), die mehr als ein Jahr fanden, zeigen meine Daten nicht. Nach vorn gibt es nur über wenige Monate einen Zusammenhang, und bei der Richtung schlägt der Ton eine einfache Trendregel nicht. Die Ansätze unterscheiden sich allerdings stark. Ich nutze den Stand des Tons und einfache Korrelationen, sie nutzen seine Änderungen, berücksichtigen die Erwartungen aus Futures-Kursen und schätzen Modelle mit Inflation und Konjunktur, und ihr Zeitraum endet 2008.</w:t>
+        <w:t>Einen so langen Vorlauf wie Lucca und Trebbi (2009), die mehr als ein Jahr fanden, zeigen die Daten nicht. Nach vorn gibt es nur über wenige Monate einen Zusammenhang, und bei der Richtung schlägt der Ton eine einfache Trendregel nicht. Die Ansätze unterscheiden sich allerdings stark. Ich nutze den Stand des Tons und einfache Korrelationen, sie nutzen seine Änderungen, berücksichtigen die Erwartungen aus Futures-Kursen und schätzen Modelle mit Inflation und Konjunktur, und ihr Zeitraum endet 2008.</w:t>
       </w:r>
     </w:p>
     <w:p>
@@ -14570,7 +18971,7 @@
         <w:pStyle w:val="Heading2"/>
         <w:rPr/>
       </w:pPr>
-      <w:bookmarkStart w:id="16" w:name="__RefHeading___Toc3499_2356958593"/>
+      <w:bookmarkStart w:id="16" w:name="__RefHeading___Toc5330_1808196097"/>
       <w:bookmarkEnd w:id="16"/>
       <w:r>
         <w:rPr/>
@@ -14584,7 +18985,7 @@
       </w:pPr>
       <w:r>
         <w:rPr/>
-        <w:t>Die größte praktische Schwierigkeit war das Sammeln der Statements. Die Website der Notenbank nutzt je nach Jahrgang drei verschiedene Seitenformate, und der erste Versuch fand nur einen Teil der Statements. Erst nach mehreren Anpassungen des Skripts waren es 214. Das Training von RoBERTa dauerte auf der CPU 31 Minuten. Ich habe mich bewusst für einen einzelnen Lauf mit festen Einstellungen entschieden, obwohl die Rechenserver der FH Südwestfalen oder ein Cloud-Dienst mit Grafikkarte auch mehrere Seeds und eine Suche nach Hyperparametern erlaubt hätten.</w:t>
+        <w:t>Die größte Schwierigkeit war das Sammeln der FOMC-Statements. Die Website der Notenbank nutzt je nach Jahrgang 3 verschiedene Seitenformate, und der erste Versuch fand nur einen Teil der Statements.</w:t>
       </w:r>
     </w:p>
     <w:p>
@@ -14594,7 +18995,7 @@
       </w:pPr>
       <w:r>
         <w:rPr/>
-        <w:t>Inhaltlich sehe ich drei Grenzen. Erstens ist das Label selbst unscharf. Schon das dritte Beispiel in Abschnitt 1.2 lässt sich auch anders lesen, und die meisten Fehler des Modells liegen an der Grenze zu neutral. Zweitens wurde der Klassifikator auf Sätzen bis 2022 trainiert und bewertet dann Statements aus denselben Jahren. Shah et al. (2023) nennen diese Gefahr eines Vorgriffs auf spätere Daten ausdrücklich, finden bei einer zeitlichen Aufteilung aber keinen Hinweis, dass der F1-Wert davon profitiert. Für den Index kommt hinzu, dass einige Standardsätze der Statements wörtlich in den Trainingsdaten stehen. Für eine echte Prognose dürfte das Modell nur Sätze kennen, die vor dem jeweiligen Statement lagen. Drittens beruht die Zeitreihe auf wenigen Zinszyklen. Zwischen 2000 und 2025 gibt es nur eine Handvoll Wendepunkte, und die langen Phasen mit Zinsen nahe null bringen keine Änderungen. Weil sich die Zeiträume benachbarter Statements überschneiden, sind die 214 Werte zudem nicht unabhängig. Die Korrelationen beschreiben deshalb eher, als dass sie einen belastbaren Test liefern.</w:t>
+        <w:t>Grenzen: Erstens ist das Label selbst unscharf, die meisten Fehler des Modells liegen an der Grenze zu neutral. Zweitens wurde der Klassifikator auf Sätzen bis 2022 trainiert und bewertet dann Statements aus denselben Jahren. Shah et al. (2023) nennen diese Gefahr eines Vorgriffs auf spätere Daten ausdrücklich, finden bei einer zeitlichen Aufteilung aber keinen Hinweis, dass der F1-Wert davon profitiert. Für den Index kommt hinzu, dass einige Standardsätze der Statements wörtlich in den Trainingsdaten stehen. Für eine echte Prognose dürfte das Modell nur Sätze kennen, die vor dem jeweiligen Statement lagen. Drittens beruht die Zeitreihe auf wenigen Zinszyklen. Zwischen 2000 und 2025 gibt es nur eine Handvoll Wendepunkte, und die langen Phasen mit Zinsen nahe null bringen keine Änderungen. Weil sich die Zeiträume benachbarter Statements überschneiden, sind die 214 Werte zudem nicht unabhängig. Die Korrelationen beschreiben deshalb eher, als dass sie einen belastbaren Test liefern.</w:t>
       </w:r>
     </w:p>
     <w:p>
@@ -14602,11 +19003,11 @@
         <w:pStyle w:val="Heading2"/>
         <w:rPr/>
       </w:pPr>
-      <w:bookmarkStart w:id="17" w:name="__RefHeading___Toc3501_2356958593"/>
+      <w:bookmarkStart w:id="17" w:name="__RefHeading___Toc5332_1808196097"/>
       <w:bookmarkEnd w:id="17"/>
       <w:r>
         <w:rPr/>
-        <w:t>4.3 Was ich gelernt habe und Fazit</w:t>
+        <w:t>4.3 Fazit</w:t>
       </w:r>
     </w:p>
     <w:p>
@@ -14616,7 +19017,7 @@
       </w:pPr>
       <w:r>
         <w:rPr/>
-        <w:t>Gelernt habe ich vor allem zwei Dinge. Ein feinabgestimmtes Sprachmodell ist bei einer so subtilen Aufgabe wie dem Ton klar besser als ein Modell, das nur einzelne Wörter gewichtet, und dieser Vorsprung trägt bis in die Anwendung, denn der RoBERTa-Index folgt der Geldpolitik viel deutlicher als der TF-IDF-Index. Gleichzeitig ist ein gutes Klassifikationsergebnis noch keine gute Prognose. Was ein Maß über die Zukunft sagt, muss man getrennt prüfen, am besten gegen eine naive Regel.</w:t>
+        <w:t>Ein feinabgestimmtes Sprachmodell ist bei einer so subtilen Aufgabe wie dem Ton besser als ein Modell, das nur einzelne Wörter gewichtet, und dieser Vorsprung trägt bis in die Anwendung, denn der RoBERTa-Index folgt der Geldpolitik viel deutlicher als der TF-IDF-Index. Gleichzeitig ist ein gutes Klassifikationsergebnis noch keine gute Prognose. Was ein Maß über die Zukunft sagt, muss man getrennt prüfen, am besten gegen eine naive Regel.</w:t>
       </w:r>
     </w:p>
     <w:p>
@@ -14637,7 +19038,7 @@
       </w:pPr>
       <w:r>
         <w:rPr/>
-        <w:t>Damit lässt sich die Forschungsfrage beantworten. Den geldpolitischen Ton einzelner Sätze erkennt ein feinabgestimmtes RoBERTa-base mit einem gewichteten F1 von 0,716, deutlich besser als TF-IDF mit 0,598 und die Mehrheitsklasse mit 0,331. Der daraus gebildete Ton-Index folgt den Zinszyklen von 2000 bis 2025, läuft ihnen aber kaum voraus. Er hängt am stärksten mit den Zinsänderungen der vergangenen 6 Monate zusammen, nach vorn gibt es nur für 3 Monate einen mittleren Zusammenhang, der zum größten Teil aus dem laufenden Zinstrend stammt. Bei der Richtung liegt der Index in allen Zeiträumen hinter der einfachen Trendregel, über 3 Monate sogar hinter der Regel, dass der Zins nicht steigt. Die Notenbank erklärt in ihren Statements also vor allem, was sie gerade tut. Wer ihre nächsten Schritte vorhersagen will, bräuchte vermutlich zusätzlich andere Daten wie Inflation und Arbeitsmarkt oder die ausführlicheren Protokolle.</w:t>
+        <w:t>Damit lässt sich die Forschungsfrage beantworten. Den geldpolitischen Ton einzelner Sätze erkennt ein feinabgestimmtes RoBERTa-base mit einem gewichteten F1 (0,716), deutlich besser als TF-IDF (0,598) und die Mehrheitsklasse (0,331). Der daraus gebildete Ton-Index folgt den Zinszyklen 2000 - 2025, läuft ihnen aber kaum voraus. Er hängt am stärksten mit den Zinsänderungen der vergangenen 6 Monate zusammen, nach vorn gibt es nur für 3 Monate einen mittleren Zusammenhang, der zum größten Teil aus dem laufenden Zinstrend stammt. Bei der Richtung liegt der Index in allen Zeiträumen hinter der einfachen Trendregel, über 3 Monate sogar hinter der Regel, dass der Zins nicht steigt. Die Notenbank erklärt in ihren Statements vor allem, was sie gerade tut. Wer ihre nächsten Schritte vorhersagen will, bräuchte vermutlich zusätzlich andere Daten wie Inflation und Arbeitsmarkt oder die ausführlicheren Protokolle.</w:t>
       </w:r>
     </w:p>
     <w:p>
@@ -14645,7 +19046,7 @@
         <w:pStyle w:val="Heading1"/>
         <w:rPr/>
       </w:pPr>
-      <w:bookmarkStart w:id="18" w:name="__RefHeading___Toc3503_2356958593"/>
+      <w:bookmarkStart w:id="18" w:name="__RefHeading___Toc5334_1808196097"/>
       <w:bookmarkEnd w:id="18"/>
       <w:r>
         <w:rPr/>
@@ -14670,7 +19071,7 @@
       </w:r>
       <w:r>
         <w:rPr/>
-        <w:t>. Abgerufen am 28.09.2026 von https://www.federalreserve.gov/monetarypolicy/fomccalendars.htm</w:t>
+        <w:t>. Abgerufen am 28.09.2026 von</w:t>
       </w:r>
     </w:p>
     <w:p>
@@ -14691,7 +19092,7 @@
       </w:r>
       <w:r>
         <w:rPr/>
-        <w:t>. FRED. Abgerufen am 28.09.2026 von https://fred.stlouisfed.org</w:t>
+        <w:t>. FRED. Abgerufen am 28.09.2026 von</w:t>
       </w:r>
     </w:p>
     <w:p>
@@ -14712,7 +19113,7 @@
       </w:r>
       <w:r>
         <w:rPr/>
-        <w:t>. arXiv:1907.11692. https://arxiv.org/abs/1907.11692</w:t>
+        <w:t>. arXiv:1907.11692.</w:t>
       </w:r>
     </w:p>
     <w:p>
@@ -14733,7 +19134,7 @@
       </w:r>
       <w:r>
         <w:rPr/>
-        <w:t xml:space="preserve"> (NBER Working Paper 15367). National Bureau of Economic Research. https://www.nber.org/papers/w15367</w:t>
+        <w:t xml:space="preserve"> (NBER Working Paper 15367). National Bureau of Economic Research.</w:t>
       </w:r>
     </w:p>
     <w:p>
@@ -14754,7 +19155,7 @@
       </w:r>
       <w:r>
         <w:rPr/>
-        <w:t xml:space="preserve"> (S. 6664-6679). Association for Computational Linguistics. https://aclanthology.org/2023.acl-long.368</w:t>
+        <w:t xml:space="preserve"> (S. 6664-6679). Association for Computational Linguistics.</w:t>
       </w:r>
     </w:p>
     <w:p>
@@ -14774,7 +19175,7 @@
         <w:pStyle w:val="Heading1"/>
         <w:rPr/>
       </w:pPr>
-      <w:bookmarkStart w:id="19" w:name="__RefHeading___Toc3505_2356958593"/>
+      <w:bookmarkStart w:id="19" w:name="__RefHeading___Toc5336_1808196097"/>
       <w:bookmarkEnd w:id="19"/>
       <w:r>
         <w:rPr/>
@@ -14801,12 +19202,12 @@
         <w:rPr/>
         <w:fldChar w:fldCharType="separate"/>
       </w:r>
-      <w:hyperlink w:anchor="__RefHeading___Toc3489_2356958593">
+      <w:hyperlink w:anchor="__RefHeading___Toc5320_1808196097">
         <w:r>
           <w:rPr/>
           <w:t>Abbildung 1: Konfusionsmatrizen der drei Systeme auf den 496 Testsätzen</w:t>
           <w:tab/>
-          <w:t>9</w:t>
+          <w:t>10</w:t>
         </w:r>
       </w:hyperlink>
     </w:p>
@@ -14819,12 +19220,12 @@
         </w:tabs>
         <w:rPr/>
       </w:pPr>
-      <w:hyperlink w:anchor="__RefHeading___Toc3493_2356958593">
+      <w:hyperlink w:anchor="__RefHeading___Toc5324_1808196097">
         <w:r>
           <w:rPr/>
           <w:t>Abbildung 2: Ton-Index je Statement (Balken, rot restriktiv, blau expansiv) und Leitzins (Linie, bis 2008 Zielwert, danach Obergrenze des Zielbands), 2000 bis 2025</w:t>
           <w:tab/>
-          <w:t>11</w:t>
+          <w:t>13</w:t>
         </w:r>
       </w:hyperlink>
       <w:r>
@@ -14849,7 +19250,7 @@
         <w:pStyle w:val="Heading1"/>
         <w:rPr/>
       </w:pPr>
-      <w:bookmarkStart w:id="20" w:name="__RefHeading___Toc3507_2356958593"/>
+      <w:bookmarkStart w:id="20" w:name="__RefHeading___Toc5338_1808196097"/>
       <w:bookmarkEnd w:id="20"/>
       <w:r>
         <w:rPr/>
@@ -14876,7 +19277,7 @@
         <w:rPr/>
         <w:fldChar w:fldCharType="separate"/>
       </w:r>
-      <w:hyperlink w:anchor="__RefHeading___Toc3477_2356958593">
+      <w:hyperlink w:anchor="__RefHeading___Toc5308_1808196097">
         <w:r>
           <w:rPr/>
           <w:t>Tabelle 1: Klassenverteilung in Training und Test</w:t>
@@ -14894,7 +19295,7 @@
         </w:tabs>
         <w:rPr/>
       </w:pPr>
-      <w:hyperlink w:anchor="__RefHeading___Toc3477_2356958593">
+      <w:hyperlink w:anchor="__RefHeading___Toc5308_1808196097">
         <w:r>
           <w:rPr/>
           <w:t>Tabelle 2: Beispielsätze aus den Trainingsdaten</w:t>
@@ -14912,12 +19313,12 @@
         </w:tabs>
         <w:rPr/>
       </w:pPr>
-      <w:hyperlink w:anchor="__RefHeading___Toc3479_2356958593">
+      <w:hyperlink w:anchor="__RefHeading___Toc5310_1808196097">
         <w:r>
           <w:rPr/>
           <w:t>Tabelle 3: Gewichteter F1 bei Shah et al. (2023) auf Combined-S</w:t>
           <w:tab/>
-          <w:t>5</w:t>
+          <w:t>6</w:t>
         </w:r>
       </w:hyperlink>
     </w:p>
@@ -14930,7 +19331,7 @@
         </w:tabs>
         <w:rPr/>
       </w:pPr>
-      <w:hyperlink w:anchor="__RefHeading___Toc3485_2356958593">
+      <w:hyperlink w:anchor="__RefHeading___Toc5316_1808196097">
         <w:r>
           <w:rPr/>
           <w:t>Tabelle 4: Precision, Recall und F1 der Mehrheitsklasse</w:t>
@@ -14948,28 +19349,10 @@
         </w:tabs>
         <w:rPr/>
       </w:pPr>
-      <w:hyperlink w:anchor="__RefHeading___Toc3487_2356958593">
+      <w:hyperlink w:anchor="__RefHeading___Toc5318_1808196097">
         <w:r>
           <w:rPr/>
           <w:t>Tabelle 5: Precision, Recall und F1 von TF-IDF + LR</w:t>
-          <w:tab/>
-          <w:t>7</w:t>
-        </w:r>
-      </w:hyperlink>
-    </w:p>
-    <w:p>
-      <w:pPr>
-        <w:pStyle w:val="TableofFigures"/>
-        <w:tabs>
-          <w:tab w:val="clear" w:pos="8221"/>
-          <w:tab w:val="right" w:pos="8220" w:leader="dot"/>
-        </w:tabs>
-        <w:rPr/>
-      </w:pPr>
-      <w:hyperlink w:anchor="__RefHeading___Toc3489_2356958593">
-        <w:r>
-          <w:rPr/>
-          <w:t>Tabelle 6: Precision, Recall und F1 von RoBERTa-base</w:t>
           <w:tab/>
           <w:t>8</w:t>
         </w:r>
@@ -14984,10 +19367,10 @@
         </w:tabs>
         <w:rPr/>
       </w:pPr>
-      <w:hyperlink w:anchor="__RefHeading___Toc3491_2356958593">
+      <w:hyperlink w:anchor="__RefHeading___Toc5320_1808196097">
         <w:r>
           <w:rPr/>
-          <w:t>Tabelle 7: Gesamtvergleich der drei Systeme auf der Testmenge</w:t>
+          <w:t>Tabelle 6: Precision, Recall und F1 von RoBERTa-base</w:t>
           <w:tab/>
           <w:t>9</w:t>
         </w:r>
@@ -15002,10 +19385,10 @@
         </w:tabs>
         <w:rPr/>
       </w:pPr>
-      <w:hyperlink w:anchor="__RefHeading___Toc3491_2356958593">
+      <w:hyperlink w:anchor="__RefHeading___Toc5322_1808196097">
         <w:r>
           <w:rPr/>
-          <w:t>Tabelle 8: Wörter mit dem größten Gewicht je Klasse im TF-IDF-Modell</w:t>
+          <w:t>Tabelle 7: Gesamtvergleich der drei Systeme auf der Testmenge</w:t>
           <w:tab/>
           <w:t>10</w:t>
         </w:r>
@@ -15020,10 +19403,10 @@
         </w:tabs>
         <w:rPr/>
       </w:pPr>
-      <w:hyperlink w:anchor="__RefHeading___Toc3493_2356958593">
+      <w:hyperlink w:anchor="__RefHeading___Toc5322_1808196097">
         <w:r>
           <w:rPr/>
-          <w:t>Tabelle 9: Kennzahlen des Ton-Index über alle Statements</w:t>
+          <w:t>Tabelle 8: Wörter mit dem größten Gewicht je Klasse im TF-IDF-Modell</w:t>
           <w:tab/>
           <w:t>11</w:t>
         </w:r>
@@ -15038,10 +19421,10 @@
         </w:tabs>
         <w:rPr/>
       </w:pPr>
-      <w:hyperlink w:anchor="__RefHeading___Toc3493_2356958593">
+      <w:hyperlink w:anchor="__RefHeading___Toc5324_1808196097">
         <w:r>
           <w:rPr/>
-          <w:t>Tabelle 10: Korrelation von Ton-Index und Zinstrend mit den Zinsänderungen vor und nach dem Statement</w:t>
+          <w:t>Tabelle 9: Kennzahlen des Ton-Index über alle Statements</w:t>
           <w:tab/>
           <w:t>12</w:t>
         </w:r>
@@ -15056,42 +19439,14 @@
         </w:tabs>
         <w:rPr/>
       </w:pPr>
-      <w:hyperlink w:anchor="__RefHeading___Toc3493_2356958593">
+      <w:hyperlink w:anchor="__RefHeading___Toc5324_1808196097">
         <w:r>
           <w:rPr/>
-          <w:t>Tabelle 11: Trefferquote der Richtungsprognose je Zeitraum</w:t>
+          <w:t>Tabelle 10: Korrelation von Ton-Index und Zinstrend mit den Zinsänderungen vor und nach dem Statement</w:t>
           <w:tab/>
           <w:t>14</w:t>
         </w:r>
       </w:hyperlink>
-      <w:r>
-        <w:rPr/>
-        <w:fldChar w:fldCharType="end"/>
-      </w:r>
-    </w:p>
-    <w:p>
-      <w:pPr>
-        <w:pStyle w:val="Normal"/>
-        <w:rPr/>
-      </w:pPr>
-      <w:r>
-        <w:rPr/>
-      </w:r>
-      <w:r>
-        <w:br w:type="page"/>
-      </w:r>
-    </w:p>
-    <w:p>
-      <w:pPr>
-        <w:pStyle w:val="Heading1"/>
-        <w:rPr/>
-      </w:pPr>
-      <w:bookmarkStart w:id="21" w:name="__RefHeading___Toc3509_2356958593"/>
-      <w:bookmarkEnd w:id="21"/>
-      <w:r>
-        <w:rPr/>
-        <w:t>Listingverzeichnis</w:t>
-      </w:r>
     </w:p>
     <w:p>
       <w:pPr>
@@ -15102,6 +19457,52 @@
         </w:tabs>
         <w:rPr/>
       </w:pPr>
+      <w:hyperlink w:anchor="__RefHeading___Toc5324_1808196097">
+        <w:r>
+          <w:rPr/>
+          <w:t>Tabelle 11: Trefferquote der Richtungsprognose je Zeitraum</w:t>
+          <w:tab/>
+          <w:t>15</w:t>
+        </w:r>
+      </w:hyperlink>
+      <w:r>
+        <w:rPr/>
+        <w:fldChar w:fldCharType="end"/>
+      </w:r>
+    </w:p>
+    <w:p>
+      <w:pPr>
+        <w:pStyle w:val="Normal"/>
+        <w:rPr/>
+      </w:pPr>
+      <w:r>
+        <w:rPr/>
+      </w:r>
+      <w:r>
+        <w:br w:type="page"/>
+      </w:r>
+    </w:p>
+    <w:p>
+      <w:pPr>
+        <w:pStyle w:val="Heading1"/>
+        <w:rPr/>
+      </w:pPr>
+      <w:bookmarkStart w:id="21" w:name="__RefHeading___Toc5340_1808196097"/>
+      <w:bookmarkEnd w:id="21"/>
+      <w:r>
+        <w:rPr/>
+        <w:t>Listingverzeichnis</w:t>
+      </w:r>
+    </w:p>
+    <w:p>
+      <w:pPr>
+        <w:pStyle w:val="TableofFigures"/>
+        <w:tabs>
+          <w:tab w:val="clear" w:pos="8221"/>
+          <w:tab w:val="right" w:pos="8220" w:leader="dot"/>
+        </w:tabs>
+        <w:rPr/>
+      </w:pPr>
       <w:r>
         <w:fldChar w:fldCharType="begin"/>
       </w:r>
@@ -15113,7 +19514,7 @@
         <w:rPr/>
         <w:fldChar w:fldCharType="separate"/>
       </w:r>
-      <w:hyperlink w:anchor="__RefHeading___Toc3477_2356958593">
+      <w:hyperlink w:anchor="__RefHeading___Toc5308_1808196097">
         <w:r>
           <w:rPr/>
           <w:t>Listing 1: Installation der Pakete</w:t>
@@ -15131,7 +19532,7 @@
         </w:tabs>
         <w:rPr/>
       </w:pPr>
-      <w:hyperlink w:anchor="__RefHeading___Toc3477_2356958593">
+      <w:hyperlink w:anchor="__RefHeading___Toc5308_1808196097">
         <w:r>
           <w:rPr/>
           <w:t>Listing 2: Importe und Konstanten</w:t>
@@ -15149,7 +19550,7 @@
         </w:tabs>
         <w:rPr/>
       </w:pPr>
-      <w:hyperlink w:anchor="__RefHeading___Toc3477_2356958593">
+      <w:hyperlink w:anchor="__RefHeading___Toc5308_1808196097">
         <w:r>
           <w:rPr/>
           <w:t>Listing 3: Laden der gelabelten Sätze</w:t>
@@ -15167,7 +19568,7 @@
         </w:tabs>
         <w:rPr/>
       </w:pPr>
-      <w:hyperlink w:anchor="__RefHeading___Toc3477_2356958593">
+      <w:hyperlink w:anchor="__RefHeading___Toc5308_1808196097">
         <w:r>
           <w:rPr/>
           <w:t>Listing 4: Je ein Beispielsatz pro Klasse</w:t>
@@ -15185,12 +19586,12 @@
         </w:tabs>
         <w:rPr/>
       </w:pPr>
-      <w:hyperlink w:anchor="__RefHeading___Toc3477_2356958593">
+      <w:hyperlink w:anchor="__RefHeading___Toc5308_1808196097">
         <w:r>
           <w:rPr/>
-          <w:t>Listing 5: Laden der Statements und des Leitzinses</w:t>
+          <w:t>Listing 5: Download der Statements und des Leitzinses</w:t>
           <w:tab/>
-          <w:t>3</w:t>
+          <w:t>4</w:t>
         </w:r>
       </w:hyperlink>
     </w:p>
@@ -15203,10 +19604,10 @@
         </w:tabs>
         <w:rPr/>
       </w:pPr>
-      <w:hyperlink w:anchor="__RefHeading___Toc3479_2356958593">
+      <w:hyperlink w:anchor="__RefHeading___Toc5308_1808196097">
         <w:r>
           <w:rPr/>
-          <w:t>Listing 6: Ergebnisse aus der Literatur</w:t>
+          <w:t>Listing 6: Laden der Statements und des Leitzinses</w:t>
           <w:tab/>
           <w:t>5</w:t>
         </w:r>
@@ -15221,10 +19622,10 @@
         </w:tabs>
         <w:rPr/>
       </w:pPr>
-      <w:hyperlink w:anchor="__RefHeading___Toc3483_2356958593">
+      <w:hyperlink w:anchor="__RefHeading___Toc5310_1808196097">
         <w:r>
           <w:rPr/>
-          <w:t>Listing 7: Hilfsfunktion für die Auswertung</w:t>
+          <w:t>Listing 7: Ergebnisse aus der Literatur</w:t>
           <w:tab/>
           <w:t>6</w:t>
         </w:r>
@@ -15239,28 +19640,10 @@
         </w:tabs>
         <w:rPr/>
       </w:pPr>
-      <w:hyperlink w:anchor="__RefHeading___Toc3485_2356958593">
+      <w:hyperlink w:anchor="__RefHeading___Toc5314_1808196097">
         <w:r>
           <w:rPr/>
-          <w:t>Listing 8: Mehrheitsklasse</w:t>
-          <w:tab/>
-          <w:t>6</w:t>
-        </w:r>
-      </w:hyperlink>
-    </w:p>
-    <w:p>
-      <w:pPr>
-        <w:pStyle w:val="TableofFigures"/>
-        <w:tabs>
-          <w:tab w:val="clear" w:pos="8221"/>
-          <w:tab w:val="right" w:pos="8220" w:leader="dot"/>
-        </w:tabs>
-        <w:rPr/>
-      </w:pPr>
-      <w:hyperlink w:anchor="__RefHeading___Toc3487_2356958593">
-        <w:r>
-          <w:rPr/>
-          <w:t>Listing 9: TF-IDF mit logistischer Regression</w:t>
+          <w:t>Listing 8: Hilfsfunktion für die Auswertung</w:t>
           <w:tab/>
           <w:t>7</w:t>
         </w:r>
@@ -15275,10 +19658,28 @@
         </w:tabs>
         <w:rPr/>
       </w:pPr>
-      <w:hyperlink w:anchor="__RefHeading___Toc3489_2356958593">
+      <w:hyperlink w:anchor="__RefHeading___Toc5316_1808196097">
         <w:r>
           <w:rPr/>
-          <w:t>Listing 10: Laden der RoBERTa-Vorhersagen</w:t>
+          <w:t>Listing 9: Mehrheitsklasse</w:t>
+          <w:tab/>
+          <w:t>7</w:t>
+        </w:r>
+      </w:hyperlink>
+    </w:p>
+    <w:p>
+      <w:pPr>
+        <w:pStyle w:val="TableofFigures"/>
+        <w:tabs>
+          <w:tab w:val="clear" w:pos="8221"/>
+          <w:tab w:val="right" w:pos="8220" w:leader="dot"/>
+        </w:tabs>
+        <w:rPr/>
+      </w:pPr>
+      <w:hyperlink w:anchor="__RefHeading___Toc5318_1808196097">
+        <w:r>
+          <w:rPr/>
+          <w:t>Listing 10: TF-IDF mit logistischer Regression</w:t>
           <w:tab/>
           <w:t>8</w:t>
         </w:r>
@@ -15293,28 +19694,10 @@
         </w:tabs>
         <w:rPr/>
       </w:pPr>
-      <w:hyperlink w:anchor="__RefHeading___Toc3489_2356958593">
+      <w:hyperlink w:anchor="__RefHeading___Toc5320_1808196097">
         <w:r>
           <w:rPr/>
-          <w:t>Listing 11: Konfusionsmatrizen</w:t>
-          <w:tab/>
-          <w:t>8</w:t>
-        </w:r>
-      </w:hyperlink>
-    </w:p>
-    <w:p>
-      <w:pPr>
-        <w:pStyle w:val="TableofFigures"/>
-        <w:tabs>
-          <w:tab w:val="clear" w:pos="8221"/>
-          <w:tab w:val="right" w:pos="8220" w:leader="dot"/>
-        </w:tabs>
-        <w:rPr/>
-      </w:pPr>
-      <w:hyperlink w:anchor="__RefHeading___Toc3491_2356958593">
-        <w:r>
-          <w:rPr/>
-          <w:t>Listing 12: Gesamtvergleich</w:t>
+          <w:t>Listing 11: Feinabstimmung von RoBERTa-base und Laden der Vorhersagen</w:t>
           <w:tab/>
           <w:t>9</w:t>
         </w:r>
@@ -15329,28 +19712,10 @@
         </w:tabs>
         <w:rPr/>
       </w:pPr>
-      <w:hyperlink w:anchor="__RefHeading___Toc3491_2356958593">
+      <w:hyperlink w:anchor="__RefHeading___Toc5320_1808196097">
         <w:r>
           <w:rPr/>
-          <w:t>Listing 13: Wichtigste Wörter je Klasse</w:t>
-          <w:tab/>
-          <w:t>9</w:t>
-        </w:r>
-      </w:hyperlink>
-    </w:p>
-    <w:p>
-      <w:pPr>
-        <w:pStyle w:val="TableofFigures"/>
-        <w:tabs>
-          <w:tab w:val="clear" w:pos="8221"/>
-          <w:tab w:val="right" w:pos="8220" w:leader="dot"/>
-        </w:tabs>
-        <w:rPr/>
-      </w:pPr>
-      <w:hyperlink w:anchor="__RefHeading___Toc3493_2356958593">
-        <w:r>
-          <w:rPr/>
-          <w:t>Listing 14: Ton-Index je Statement</w:t>
+          <w:t>Listing 12: Konfusionsmatrizen</w:t>
           <w:tab/>
           <w:t>10</w:t>
         </w:r>
@@ -15365,10 +19730,28 @@
         </w:tabs>
         <w:rPr/>
       </w:pPr>
-      <w:hyperlink w:anchor="__RefHeading___Toc3493_2356958593">
+      <w:hyperlink w:anchor="__RefHeading___Toc5322_1808196097">
         <w:r>
           <w:rPr/>
-          <w:t>Listing 15: Ton-Index und Leitzins</w:t>
+          <w:t>Listing 13: Gesamtvergleich</w:t>
+          <w:tab/>
+          <w:t>10</w:t>
+        </w:r>
+      </w:hyperlink>
+    </w:p>
+    <w:p>
+      <w:pPr>
+        <w:pStyle w:val="TableofFigures"/>
+        <w:tabs>
+          <w:tab w:val="clear" w:pos="8221"/>
+          <w:tab w:val="right" w:pos="8220" w:leader="dot"/>
+        </w:tabs>
+        <w:rPr/>
+      </w:pPr>
+      <w:hyperlink w:anchor="__RefHeading___Toc5322_1808196097">
+        <w:r>
+          <w:rPr/>
+          <w:t>Listing 14: Wichtigste Wörter je Klasse</w:t>
           <w:tab/>
           <w:t>11</w:t>
         </w:r>
@@ -15383,10 +19766,10 @@
         </w:tabs>
         <w:rPr/>
       </w:pPr>
-      <w:hyperlink w:anchor="__RefHeading___Toc3493_2356958593">
+      <w:hyperlink w:anchor="__RefHeading___Toc5324_1808196097">
         <w:r>
           <w:rPr/>
-          <w:t>Listing 16: Zinsänderungen vor und nach jedem Statement</w:t>
+          <w:t>Listing 15: Ton-Index je Statement</w:t>
           <w:tab/>
           <w:t>12</w:t>
         </w:r>
@@ -15399,15 +19782,51 @@
           <w:tab w:val="clear" w:pos="8221"/>
           <w:tab w:val="right" w:pos="8220" w:leader="dot"/>
         </w:tabs>
-        <w:spacing w:before="0" w:after="200"/>
         <w:rPr/>
       </w:pPr>
-      <w:hyperlink w:anchor="__RefHeading___Toc3493_2356958593">
+      <w:hyperlink w:anchor="__RefHeading___Toc5324_1808196097">
         <w:r>
           <w:rPr/>
-          <w:t>Listing 17: Einfache Richtungsprognose</w:t>
+          <w:t>Listing 16: Ton-Index und Leitzins</w:t>
           <w:tab/>
-          <w:t>13</w:t>
+          <w:t>12</w:t>
+        </w:r>
+      </w:hyperlink>
+    </w:p>
+    <w:p>
+      <w:pPr>
+        <w:pStyle w:val="TableofFigures"/>
+        <w:tabs>
+          <w:tab w:val="clear" w:pos="8221"/>
+          <w:tab w:val="right" w:pos="8220" w:leader="dot"/>
+        </w:tabs>
+        <w:rPr/>
+      </w:pPr>
+      <w:hyperlink w:anchor="__RefHeading___Toc5324_1808196097">
+        <w:r>
+          <w:rPr/>
+          <w:t>Listing 17: Zinsänderungen vor und nach jedem Statement</w:t>
+          <w:tab/>
+          <w:t>14</w:t>
+        </w:r>
+      </w:hyperlink>
+    </w:p>
+    <w:p>
+      <w:pPr>
+        <w:pStyle w:val="TableofFigures"/>
+        <w:tabs>
+          <w:tab w:val="clear" w:pos="8221"/>
+          <w:tab w:val="right" w:pos="8220" w:leader="dot"/>
+        </w:tabs>
+        <w:spacing w:before="0" w:after="200"/>
+        <w:rPr/>
+      </w:pPr>
+      <w:hyperlink w:anchor="__RefHeading___Toc5324_1808196097">
+        <w:r>
+          <w:rPr/>
+          <w:t>Listing 18: Einfache Richtungsprognose</w:t>
+          <w:tab/>
+          <w:t>15</w:t>
         </w:r>
       </w:hyperlink>
       <w:r>
@@ -15531,7 +19950,7 @@
     </w:r>
     <w:r>
       <w:rPr/>
-      <w:t>16</w:t>
+      <w:t>17</w:t>
     </w:r>
     <w:r>
       <w:rPr/>
@@ -15597,7 +20016,7 @@
     </w:r>
     <w:r>
       <w:rPr/>
-      <w:t>20</w:t>
+      <w:t>21</w:t>
     </w:r>
     <w:r>
       <w:rPr/>
